--- a/USAGE.docx
+++ b/USAGE.docx
@@ -5,7 +5,7 @@
     <w:p>
       <w:pPr>
         <w:rPr>
-          <w:rFonts w:ascii="微软雅黑" w:eastAsia="微软雅黑" w:hAnsi="微软雅黑"/>
+          <w:rFonts w:ascii="微软雅黑" w:eastAsia="微软雅黑" w:hAnsi="微软雅黑" w:hint="eastAsia"/>
         </w:rPr>
       </w:pPr>
     </w:p>
@@ -13,7 +13,7 @@
       <w:pPr>
         <w:jc w:val="center"/>
         <w:rPr>
-          <w:rFonts w:ascii="微软雅黑" w:eastAsia="微软雅黑" w:hAnsi="微软雅黑"/>
+          <w:rFonts w:ascii="微软雅黑" w:eastAsia="微软雅黑" w:hAnsi="微软雅黑" w:hint="eastAsia"/>
         </w:rPr>
       </w:pPr>
       <w:r>
@@ -30,22 +30,32 @@
       <w:pPr>
         <w:jc w:val="center"/>
         <w:rPr>
-          <w:rFonts w:ascii="微软雅黑" w:eastAsia="微软雅黑" w:hAnsi="微软雅黑"/>
-        </w:rPr>
-      </w:pPr>
+          <w:rFonts w:ascii="微软雅黑" w:eastAsia="微软雅黑" w:hAnsi="微软雅黑" w:hint="eastAsia"/>
+        </w:rPr>
+      </w:pPr>
+      <w:proofErr w:type="spellStart"/>
       <w:r>
         <w:rPr>
           <w:rFonts w:ascii="微软雅黑" w:eastAsia="微软雅黑" w:hAnsi="微软雅黑"/>
           <w:color w:val="666666"/>
           <w:sz w:val="28"/>
         </w:rPr>
-        <w:t>飞书远程操控 Windows PC 的 AI Agent</w:t>
+        <w:t>飞书远程操控</w:t>
+      </w:r>
+      <w:proofErr w:type="spellEnd"/>
+      <w:r>
+        <w:rPr>
+          <w:rFonts w:ascii="微软雅黑" w:eastAsia="微软雅黑" w:hAnsi="微软雅黑"/>
+          <w:color w:val="666666"/>
+          <w:sz w:val="28"/>
+        </w:rPr>
+        <w:t xml:space="preserve"> Windows PC 的 AI Agent</w:t>
       </w:r>
     </w:p>
     <w:p>
       <w:pPr>
         <w:rPr>
-          <w:rFonts w:ascii="微软雅黑" w:eastAsia="微软雅黑" w:hAnsi="微软雅黑"/>
+          <w:rFonts w:ascii="微软雅黑" w:eastAsia="微软雅黑" w:hAnsi="微软雅黑" w:hint="eastAsia"/>
         </w:rPr>
       </w:pPr>
     </w:p>
@@ -53,21 +63,46 @@
       <w:pPr>
         <w:jc w:val="center"/>
         <w:rPr>
-          <w:rFonts w:ascii="微软雅黑" w:eastAsia="微软雅黑" w:hAnsi="微软雅黑"/>
-        </w:rPr>
-      </w:pPr>
+          <w:rFonts w:ascii="微软雅黑" w:eastAsia="微软雅黑" w:hAnsi="微软雅黑" w:hint="eastAsia"/>
+        </w:rPr>
+      </w:pPr>
+      <w:proofErr w:type="spellStart"/>
       <w:r>
         <w:rPr>
           <w:rFonts w:ascii="微软雅黑" w:eastAsia="微软雅黑" w:hAnsi="微软雅黑"/>
           <w:sz w:val="20"/>
         </w:rPr>
-        <w:t>版本 1.0  |  2026-05-09</w:t>
+        <w:t>版本</w:t>
+      </w:r>
+      <w:proofErr w:type="spellEnd"/>
+      <w:r>
+        <w:rPr>
+          <w:rFonts w:ascii="微软雅黑" w:eastAsia="微软雅黑" w:hAnsi="微软雅黑"/>
+          <w:sz w:val="20"/>
+        </w:rPr>
+        <w:t xml:space="preserve"> </w:t>
+      </w:r>
+      <w:proofErr w:type="gramStart"/>
+      <w:r>
+        <w:rPr>
+          <w:rFonts w:ascii="微软雅黑" w:eastAsia="微软雅黑" w:hAnsi="微软雅黑"/>
+          <w:sz w:val="20"/>
+        </w:rPr>
+        <w:t>1.0  |</w:t>
+      </w:r>
+      <w:proofErr w:type="gramEnd"/>
+      <w:r>
+        <w:rPr>
+          <w:rFonts w:ascii="微软雅黑" w:eastAsia="微软雅黑" w:hAnsi="微软雅黑"/>
+          <w:sz w:val="20"/>
+        </w:rPr>
+        <w:t xml:space="preserve">  2026-05-09</w:t>
       </w:r>
     </w:p>
     <w:p>
       <w:pPr>
         <w:rPr>
-          <w:rFonts w:ascii="微软雅黑" w:eastAsia="微软雅黑" w:hAnsi="微软雅黑"/>
+          <w:rFonts w:ascii="微软雅黑" w:eastAsia="微软雅黑" w:hAnsi="微软雅黑" w:hint="eastAsia"/>
         </w:rPr>
       </w:pPr>
       <w:r>
@@ -81,9 +116,10 @@
       <w:pPr>
         <w:pStyle w:val="1"/>
         <w:rPr>
-          <w:rFonts w:ascii="微软雅黑" w:eastAsia="微软雅黑" w:hAnsi="微软雅黑"/>
-        </w:rPr>
-      </w:pPr>
+          <w:rFonts w:ascii="微软雅黑" w:eastAsia="微软雅黑" w:hAnsi="微软雅黑" w:hint="eastAsia"/>
+        </w:rPr>
+      </w:pPr>
+      <w:proofErr w:type="spellStart"/>
       <w:r>
         <w:rPr>
           <w:rFonts w:ascii="微软雅黑" w:eastAsia="微软雅黑" w:hAnsi="微软雅黑"/>
@@ -91,152 +127,233 @@
         <w:lastRenderedPageBreak/>
         <w:t>目录</w:t>
       </w:r>
+      <w:proofErr w:type="spellEnd"/>
     </w:p>
     <w:p>
       <w:pPr>
         <w:spacing w:before="40" w:after="40"/>
         <w:rPr>
-          <w:rFonts w:ascii="微软雅黑" w:eastAsia="微软雅黑" w:hAnsi="微软雅黑"/>
-        </w:rPr>
-      </w:pPr>
-      <w:r>
-        <w:rPr>
-          <w:rFonts w:ascii="微软雅黑" w:eastAsia="微软雅黑" w:hAnsi="微软雅黑"/>
-        </w:rPr>
-        <w:t>1. 项目简介</w:t>
-      </w:r>
+          <w:rFonts w:ascii="微软雅黑" w:eastAsia="微软雅黑" w:hAnsi="微软雅黑" w:hint="eastAsia"/>
+        </w:rPr>
+      </w:pPr>
+      <w:r>
+        <w:rPr>
+          <w:rFonts w:ascii="微软雅黑" w:eastAsia="微软雅黑" w:hAnsi="微软雅黑"/>
+        </w:rPr>
+        <w:t xml:space="preserve">1. </w:t>
+      </w:r>
+      <w:proofErr w:type="spellStart"/>
+      <w:r>
+        <w:rPr>
+          <w:rFonts w:ascii="微软雅黑" w:eastAsia="微软雅黑" w:hAnsi="微软雅黑"/>
+        </w:rPr>
+        <w:t>项目简介</w:t>
+      </w:r>
+      <w:proofErr w:type="spellEnd"/>
     </w:p>
     <w:p>
       <w:pPr>
         <w:spacing w:before="40" w:after="40"/>
         <w:rPr>
-          <w:rFonts w:ascii="微软雅黑" w:eastAsia="微软雅黑" w:hAnsi="微软雅黑"/>
-        </w:rPr>
-      </w:pPr>
-      <w:r>
-        <w:rPr>
-          <w:rFonts w:ascii="微软雅黑" w:eastAsia="微软雅黑" w:hAnsi="微软雅黑"/>
-        </w:rPr>
-        <w:t>2. 功能列表</w:t>
-      </w:r>
+          <w:rFonts w:ascii="微软雅黑" w:eastAsia="微软雅黑" w:hAnsi="微软雅黑" w:hint="eastAsia"/>
+        </w:rPr>
+      </w:pPr>
+      <w:r>
+        <w:rPr>
+          <w:rFonts w:ascii="微软雅黑" w:eastAsia="微软雅黑" w:hAnsi="微软雅黑"/>
+        </w:rPr>
+        <w:t xml:space="preserve">2. </w:t>
+      </w:r>
+      <w:proofErr w:type="spellStart"/>
+      <w:r>
+        <w:rPr>
+          <w:rFonts w:ascii="微软雅黑" w:eastAsia="微软雅黑" w:hAnsi="微软雅黑"/>
+        </w:rPr>
+        <w:t>功能列表</w:t>
+      </w:r>
+      <w:proofErr w:type="spellEnd"/>
     </w:p>
     <w:p>
       <w:pPr>
         <w:spacing w:before="40" w:after="40"/>
         <w:rPr>
-          <w:rFonts w:ascii="微软雅黑" w:eastAsia="微软雅黑" w:hAnsi="微软雅黑"/>
-        </w:rPr>
-      </w:pPr>
-      <w:r>
-        <w:rPr>
-          <w:rFonts w:ascii="微软雅黑" w:eastAsia="微软雅黑" w:hAnsi="微软雅黑"/>
-        </w:rPr>
-        <w:t>3. 系统架构</w:t>
-      </w:r>
+          <w:rFonts w:ascii="微软雅黑" w:eastAsia="微软雅黑" w:hAnsi="微软雅黑" w:hint="eastAsia"/>
+        </w:rPr>
+      </w:pPr>
+      <w:r>
+        <w:rPr>
+          <w:rFonts w:ascii="微软雅黑" w:eastAsia="微软雅黑" w:hAnsi="微软雅黑"/>
+        </w:rPr>
+        <w:t xml:space="preserve">3. </w:t>
+      </w:r>
+      <w:proofErr w:type="spellStart"/>
+      <w:r>
+        <w:rPr>
+          <w:rFonts w:ascii="微软雅黑" w:eastAsia="微软雅黑" w:hAnsi="微软雅黑"/>
+        </w:rPr>
+        <w:t>系统架构</w:t>
+      </w:r>
+      <w:proofErr w:type="spellEnd"/>
     </w:p>
     <w:p>
       <w:pPr>
         <w:spacing w:before="40" w:after="40"/>
         <w:rPr>
-          <w:rFonts w:ascii="微软雅黑" w:eastAsia="微软雅黑" w:hAnsi="微软雅黑"/>
-        </w:rPr>
-      </w:pPr>
-      <w:r>
-        <w:rPr>
-          <w:rFonts w:ascii="微软雅黑" w:eastAsia="微软雅黑" w:hAnsi="微软雅黑"/>
-        </w:rPr>
-        <w:t>4. 环境要求</w:t>
-      </w:r>
+          <w:rFonts w:ascii="微软雅黑" w:eastAsia="微软雅黑" w:hAnsi="微软雅黑" w:hint="eastAsia"/>
+        </w:rPr>
+      </w:pPr>
+      <w:r>
+        <w:rPr>
+          <w:rFonts w:ascii="微软雅黑" w:eastAsia="微软雅黑" w:hAnsi="微软雅黑"/>
+        </w:rPr>
+        <w:t xml:space="preserve">4. </w:t>
+      </w:r>
+      <w:proofErr w:type="spellStart"/>
+      <w:r>
+        <w:rPr>
+          <w:rFonts w:ascii="微软雅黑" w:eastAsia="微软雅黑" w:hAnsi="微软雅黑"/>
+        </w:rPr>
+        <w:t>环境要求</w:t>
+      </w:r>
+      <w:proofErr w:type="spellEnd"/>
     </w:p>
     <w:p>
       <w:pPr>
         <w:spacing w:before="40" w:after="40"/>
         <w:rPr>
-          <w:rFonts w:ascii="微软雅黑" w:eastAsia="微软雅黑" w:hAnsi="微软雅黑"/>
-        </w:rPr>
-      </w:pPr>
-      <w:r>
-        <w:rPr>
-          <w:rFonts w:ascii="微软雅黑" w:eastAsia="微软雅黑" w:hAnsi="微软雅黑"/>
-        </w:rPr>
-        <w:t>5. 安装与配置</w:t>
-      </w:r>
+          <w:rFonts w:ascii="微软雅黑" w:eastAsia="微软雅黑" w:hAnsi="微软雅黑" w:hint="eastAsia"/>
+        </w:rPr>
+      </w:pPr>
+      <w:r>
+        <w:rPr>
+          <w:rFonts w:ascii="微软雅黑" w:eastAsia="微软雅黑" w:hAnsi="微软雅黑"/>
+        </w:rPr>
+        <w:t xml:space="preserve">5. </w:t>
+      </w:r>
+      <w:proofErr w:type="spellStart"/>
+      <w:r>
+        <w:rPr>
+          <w:rFonts w:ascii="微软雅黑" w:eastAsia="微软雅黑" w:hAnsi="微软雅黑"/>
+        </w:rPr>
+        <w:t>安装与配置</w:t>
+      </w:r>
+      <w:proofErr w:type="spellEnd"/>
     </w:p>
     <w:p>
       <w:pPr>
         <w:spacing w:before="40" w:after="40"/>
         <w:rPr>
-          <w:rFonts w:ascii="微软雅黑" w:eastAsia="微软雅黑" w:hAnsi="微软雅黑"/>
-        </w:rPr>
-      </w:pPr>
-      <w:r>
-        <w:rPr>
-          <w:rFonts w:ascii="微软雅黑" w:eastAsia="微软雅黑" w:hAnsi="微软雅黑"/>
-        </w:rPr>
-        <w:t>6. 启动与运行</w:t>
-      </w:r>
+          <w:rFonts w:ascii="微软雅黑" w:eastAsia="微软雅黑" w:hAnsi="微软雅黑" w:hint="eastAsia"/>
+        </w:rPr>
+      </w:pPr>
+      <w:r>
+        <w:rPr>
+          <w:rFonts w:ascii="微软雅黑" w:eastAsia="微软雅黑" w:hAnsi="微软雅黑"/>
+        </w:rPr>
+        <w:t xml:space="preserve">6. </w:t>
+      </w:r>
+      <w:proofErr w:type="spellStart"/>
+      <w:r>
+        <w:rPr>
+          <w:rFonts w:ascii="微软雅黑" w:eastAsia="微软雅黑" w:hAnsi="微软雅黑"/>
+        </w:rPr>
+        <w:t>启动与运行</w:t>
+      </w:r>
+      <w:proofErr w:type="spellEnd"/>
     </w:p>
     <w:p>
       <w:pPr>
         <w:spacing w:before="40" w:after="40"/>
         <w:rPr>
-          <w:rFonts w:ascii="微软雅黑" w:eastAsia="微软雅黑" w:hAnsi="微软雅黑"/>
-        </w:rPr>
-      </w:pPr>
-      <w:r>
-        <w:rPr>
-          <w:rFonts w:ascii="微软雅黑" w:eastAsia="微软雅黑" w:hAnsi="微软雅黑"/>
-        </w:rPr>
-        <w:t>7. 使用指南</w:t>
-      </w:r>
+          <w:rFonts w:ascii="微软雅黑" w:eastAsia="微软雅黑" w:hAnsi="微软雅黑" w:hint="eastAsia"/>
+        </w:rPr>
+      </w:pPr>
+      <w:r>
+        <w:rPr>
+          <w:rFonts w:ascii="微软雅黑" w:eastAsia="微软雅黑" w:hAnsi="微软雅黑"/>
+        </w:rPr>
+        <w:t xml:space="preserve">7. </w:t>
+      </w:r>
+      <w:proofErr w:type="spellStart"/>
+      <w:r>
+        <w:rPr>
+          <w:rFonts w:ascii="微软雅黑" w:eastAsia="微软雅黑" w:hAnsi="微软雅黑"/>
+        </w:rPr>
+        <w:t>使用指南</w:t>
+      </w:r>
+      <w:proofErr w:type="spellEnd"/>
     </w:p>
     <w:p>
       <w:pPr>
         <w:spacing w:before="40" w:after="40"/>
         <w:rPr>
-          <w:rFonts w:ascii="微软雅黑" w:eastAsia="微软雅黑" w:hAnsi="微软雅黑"/>
-        </w:rPr>
-      </w:pPr>
-      <w:r>
-        <w:rPr>
-          <w:rFonts w:ascii="微软雅黑" w:eastAsia="微软雅黑" w:hAnsi="微软雅黑"/>
-        </w:rPr>
-        <w:t>8. 配置参考</w:t>
-      </w:r>
+          <w:rFonts w:ascii="微软雅黑" w:eastAsia="微软雅黑" w:hAnsi="微软雅黑" w:hint="eastAsia"/>
+        </w:rPr>
+      </w:pPr>
+      <w:r>
+        <w:rPr>
+          <w:rFonts w:ascii="微软雅黑" w:eastAsia="微软雅黑" w:hAnsi="微软雅黑"/>
+        </w:rPr>
+        <w:t xml:space="preserve">8. </w:t>
+      </w:r>
+      <w:proofErr w:type="spellStart"/>
+      <w:r>
+        <w:rPr>
+          <w:rFonts w:ascii="微软雅黑" w:eastAsia="微软雅黑" w:hAnsi="微软雅黑"/>
+        </w:rPr>
+        <w:t>配置参考</w:t>
+      </w:r>
+      <w:proofErr w:type="spellEnd"/>
     </w:p>
     <w:p>
       <w:pPr>
         <w:spacing w:before="40" w:after="40"/>
         <w:rPr>
-          <w:rFonts w:ascii="微软雅黑" w:eastAsia="微软雅黑" w:hAnsi="微软雅黑"/>
-        </w:rPr>
-      </w:pPr>
-      <w:r>
-        <w:rPr>
-          <w:rFonts w:ascii="微软雅黑" w:eastAsia="微软雅黑" w:hAnsi="微软雅黑"/>
-        </w:rPr>
-        <w:t>9. 项目结构</w:t>
-      </w:r>
+          <w:rFonts w:ascii="微软雅黑" w:eastAsia="微软雅黑" w:hAnsi="微软雅黑" w:hint="eastAsia"/>
+        </w:rPr>
+      </w:pPr>
+      <w:r>
+        <w:rPr>
+          <w:rFonts w:ascii="微软雅黑" w:eastAsia="微软雅黑" w:hAnsi="微软雅黑"/>
+        </w:rPr>
+        <w:t xml:space="preserve">9. </w:t>
+      </w:r>
+      <w:proofErr w:type="spellStart"/>
+      <w:r>
+        <w:rPr>
+          <w:rFonts w:ascii="微软雅黑" w:eastAsia="微软雅黑" w:hAnsi="微软雅黑"/>
+        </w:rPr>
+        <w:t>项目结构</w:t>
+      </w:r>
+      <w:proofErr w:type="spellEnd"/>
     </w:p>
     <w:p>
       <w:pPr>
         <w:spacing w:before="40" w:after="40"/>
         <w:rPr>
-          <w:rFonts w:ascii="微软雅黑" w:eastAsia="微软雅黑" w:hAnsi="微软雅黑"/>
-        </w:rPr>
-      </w:pPr>
-      <w:r>
-        <w:rPr>
-          <w:rFonts w:ascii="微软雅黑" w:eastAsia="微软雅黑" w:hAnsi="微软雅黑"/>
-        </w:rPr>
-        <w:t>10. 安全提示</w:t>
-      </w:r>
+          <w:rFonts w:ascii="微软雅黑" w:eastAsia="微软雅黑" w:hAnsi="微软雅黑" w:hint="eastAsia"/>
+        </w:rPr>
+      </w:pPr>
+      <w:r>
+        <w:rPr>
+          <w:rFonts w:ascii="微软雅黑" w:eastAsia="微软雅黑" w:hAnsi="微软雅黑"/>
+        </w:rPr>
+        <w:t xml:space="preserve">10. </w:t>
+      </w:r>
+      <w:proofErr w:type="spellStart"/>
+      <w:r>
+        <w:rPr>
+          <w:rFonts w:ascii="微软雅黑" w:eastAsia="微软雅黑" w:hAnsi="微软雅黑"/>
+        </w:rPr>
+        <w:t>安全提示</w:t>
+      </w:r>
+      <w:proofErr w:type="spellEnd"/>
     </w:p>
     <w:p>
       <w:pPr>
         <w:spacing w:before="40" w:after="40"/>
         <w:rPr>
-          <w:rFonts w:ascii="微软雅黑" w:eastAsia="微软雅黑" w:hAnsi="微软雅黑"/>
+          <w:rFonts w:ascii="微软雅黑" w:eastAsia="微软雅黑" w:hAnsi="微软雅黑" w:hint="eastAsia"/>
           <w:lang w:eastAsia="zh-CN"/>
         </w:rPr>
       </w:pPr>
@@ -252,7 +369,7 @@
       <w:pPr>
         <w:spacing w:before="40" w:after="40"/>
         <w:rPr>
-          <w:rFonts w:ascii="微软雅黑" w:eastAsia="微软雅黑" w:hAnsi="微软雅黑"/>
+          <w:rFonts w:ascii="微软雅黑" w:eastAsia="微软雅黑" w:hAnsi="微软雅黑" w:hint="eastAsia"/>
           <w:lang w:eastAsia="zh-CN"/>
         </w:rPr>
       </w:pPr>
@@ -267,7 +384,7 @@
     <w:p>
       <w:pPr>
         <w:rPr>
-          <w:rFonts w:ascii="微软雅黑" w:eastAsia="微软雅黑" w:hAnsi="微软雅黑"/>
+          <w:rFonts w:ascii="微软雅黑" w:eastAsia="微软雅黑" w:hAnsi="微软雅黑" w:hint="eastAsia"/>
           <w:lang w:eastAsia="zh-CN"/>
         </w:rPr>
       </w:pPr>
@@ -283,7 +400,7 @@
       <w:pPr>
         <w:pStyle w:val="1"/>
         <w:rPr>
-          <w:rFonts w:ascii="微软雅黑" w:eastAsia="微软雅黑" w:hAnsi="微软雅黑"/>
+          <w:rFonts w:ascii="微软雅黑" w:eastAsia="微软雅黑" w:hAnsi="微软雅黑" w:hint="eastAsia"/>
           <w:lang w:eastAsia="zh-CN"/>
         </w:rPr>
       </w:pPr>
@@ -299,20 +416,76 @@
     <w:p>
       <w:pPr>
         <w:rPr>
-          <w:rFonts w:ascii="微软雅黑" w:eastAsia="微软雅黑" w:hAnsi="微软雅黑"/>
-        </w:rPr>
-      </w:pPr>
-      <w:r>
-        <w:rPr>
-          <w:rFonts w:ascii="微软雅黑" w:eastAsia="微软雅黑" w:hAnsi="微软雅黑"/>
-        </w:rPr>
-        <w:t>Feishu PC Agent 是一个将 DeepSeek 大模型接入飞书机器人的项目。通过飞书长连接（WebSocket）接收消息，AI Agent 可以在你的 Windows PC 上执行命令、读写文件、操控鼠标键盘，实现在飞书聊天窗口里远程操控电脑。</w:t>
+          <w:rFonts w:ascii="微软雅黑" w:eastAsia="微软雅黑" w:hAnsi="微软雅黑" w:hint="eastAsia"/>
+        </w:rPr>
+      </w:pPr>
+      <w:r>
+        <w:rPr>
+          <w:rFonts w:ascii="微软雅黑" w:eastAsia="微软雅黑" w:hAnsi="微软雅黑"/>
+        </w:rPr>
+        <w:t xml:space="preserve">Feishu PC Agent </w:t>
+      </w:r>
+      <w:proofErr w:type="spellStart"/>
+      <w:r>
+        <w:rPr>
+          <w:rFonts w:ascii="微软雅黑" w:eastAsia="微软雅黑" w:hAnsi="微软雅黑"/>
+        </w:rPr>
+        <w:t>是一个将</w:t>
+      </w:r>
+      <w:proofErr w:type="spellEnd"/>
+      <w:r>
+        <w:rPr>
+          <w:rFonts w:ascii="微软雅黑" w:eastAsia="微软雅黑" w:hAnsi="微软雅黑"/>
+        </w:rPr>
+        <w:t xml:space="preserve"> DeepSeek </w:t>
+      </w:r>
+      <w:proofErr w:type="spellStart"/>
+      <w:r>
+        <w:rPr>
+          <w:rFonts w:ascii="微软雅黑" w:eastAsia="微软雅黑" w:hAnsi="微软雅黑"/>
+        </w:rPr>
+        <w:t>大模型接入飞书机器人的项目。通过飞书长连接（WebSocket）接收消息，AI</w:t>
+      </w:r>
+      <w:proofErr w:type="spellEnd"/>
+      <w:r>
+        <w:rPr>
+          <w:rFonts w:ascii="微软雅黑" w:eastAsia="微软雅黑" w:hAnsi="微软雅黑"/>
+        </w:rPr>
+        <w:t xml:space="preserve"> Agent </w:t>
+      </w:r>
+      <w:proofErr w:type="spellStart"/>
+      <w:r>
+        <w:rPr>
+          <w:rFonts w:ascii="微软雅黑" w:eastAsia="微软雅黑" w:hAnsi="微软雅黑"/>
+        </w:rPr>
+        <w:t>可以在你的</w:t>
+      </w:r>
+      <w:proofErr w:type="spellEnd"/>
+      <w:r>
+        <w:rPr>
+          <w:rFonts w:ascii="微软雅黑" w:eastAsia="微软雅黑" w:hAnsi="微软雅黑"/>
+        </w:rPr>
+        <w:t xml:space="preserve"> Windows PC </w:t>
+      </w:r>
+      <w:proofErr w:type="spellStart"/>
+      <w:r>
+        <w:rPr>
+          <w:rFonts w:ascii="微软雅黑" w:eastAsia="微软雅黑" w:hAnsi="微软雅黑"/>
+        </w:rPr>
+        <w:t>上执行命令、读写文件、操控鼠标键盘，实现在飞书聊天窗口里远程操控电脑</w:t>
+      </w:r>
+      <w:proofErr w:type="spellEnd"/>
+      <w:r>
+        <w:rPr>
+          <w:rFonts w:ascii="微软雅黑" w:eastAsia="微软雅黑" w:hAnsi="微软雅黑"/>
+        </w:rPr>
+        <w:t>。</w:t>
       </w:r>
     </w:p>
     <w:p>
       <w:pPr>
         <w:rPr>
-          <w:rFonts w:ascii="微软雅黑" w:eastAsia="微软雅黑" w:hAnsi="微软雅黑"/>
+          <w:rFonts w:ascii="微软雅黑" w:eastAsia="微软雅黑" w:hAnsi="微软雅黑" w:hint="eastAsia"/>
           <w:lang w:eastAsia="zh-CN"/>
         </w:rPr>
       </w:pPr>
@@ -328,7 +501,7 @@
       <w:pPr>
         <w:pStyle w:val="1"/>
         <w:rPr>
-          <w:rFonts w:ascii="微软雅黑" w:eastAsia="微软雅黑" w:hAnsi="微软雅黑"/>
+          <w:rFonts w:ascii="微软雅黑" w:eastAsia="微软雅黑" w:hAnsi="微软雅黑" w:hint="eastAsia"/>
           <w:lang w:eastAsia="zh-CN"/>
         </w:rPr>
       </w:pPr>
@@ -343,7 +516,7 @@
     <w:p>
       <w:pPr>
         <w:rPr>
-          <w:rFonts w:ascii="微软雅黑" w:eastAsia="微软雅黑" w:hAnsi="微软雅黑"/>
+          <w:rFonts w:ascii="微软雅黑" w:eastAsia="微软雅黑" w:hAnsi="微软雅黑" w:hint="eastAsia"/>
           <w:lang w:eastAsia="zh-CN"/>
         </w:rPr>
       </w:pPr>
@@ -366,7 +539,7 @@
     <w:p>
       <w:pPr>
         <w:rPr>
-          <w:rFonts w:ascii="微软雅黑" w:eastAsia="微软雅黑" w:hAnsi="微软雅黑"/>
+          <w:rFonts w:ascii="微软雅黑" w:eastAsia="微软雅黑" w:hAnsi="微软雅黑" w:hint="eastAsia"/>
           <w:lang w:eastAsia="zh-CN"/>
         </w:rPr>
       </w:pPr>
@@ -389,7 +562,7 @@
     <w:p>
       <w:pPr>
         <w:rPr>
-          <w:rFonts w:ascii="微软雅黑" w:eastAsia="微软雅黑" w:hAnsi="微软雅黑"/>
+          <w:rFonts w:ascii="微软雅黑" w:eastAsia="微软雅黑" w:hAnsi="微软雅黑" w:hint="eastAsia"/>
           <w:lang w:eastAsia="zh-CN"/>
         </w:rPr>
       </w:pPr>
@@ -412,7 +585,7 @@
     <w:p>
       <w:pPr>
         <w:rPr>
-          <w:rFonts w:ascii="微软雅黑" w:eastAsia="微软雅黑" w:hAnsi="微软雅黑"/>
+          <w:rFonts w:ascii="微软雅黑" w:eastAsia="微软雅黑" w:hAnsi="微软雅黑" w:hint="eastAsia"/>
           <w:lang w:eastAsia="zh-CN"/>
         </w:rPr>
       </w:pPr>
@@ -435,7 +608,7 @@
     <w:p>
       <w:pPr>
         <w:rPr>
-          <w:rFonts w:ascii="微软雅黑" w:eastAsia="微软雅黑" w:hAnsi="微软雅黑"/>
+          <w:rFonts w:ascii="微软雅黑" w:eastAsia="微软雅黑" w:hAnsi="微软雅黑" w:hint="eastAsia"/>
           <w:lang w:eastAsia="zh-CN"/>
         </w:rPr>
       </w:pPr>
@@ -452,13 +625,45 @@
           <w:rFonts w:ascii="微软雅黑" w:eastAsia="微软雅黑" w:hAnsi="微软雅黑"/>
           <w:lang w:eastAsia="zh-CN"/>
         </w:rPr>
-        <w:t xml:space="preserve"> — 发送组合键（如 Ctrl+C、Alt+Tab）、逐字输入文本。</w:t>
+        <w:t xml:space="preserve"> — 发送组合键（如 </w:t>
+      </w:r>
+      <w:proofErr w:type="spellStart"/>
+      <w:r>
+        <w:rPr>
+          <w:rFonts w:ascii="微软雅黑" w:eastAsia="微软雅黑" w:hAnsi="微软雅黑"/>
+          <w:lang w:eastAsia="zh-CN"/>
+        </w:rPr>
+        <w:t>Ctrl+C</w:t>
+      </w:r>
+      <w:proofErr w:type="spellEnd"/>
+      <w:r>
+        <w:rPr>
+          <w:rFonts w:ascii="微软雅黑" w:eastAsia="微软雅黑" w:hAnsi="微软雅黑"/>
+          <w:lang w:eastAsia="zh-CN"/>
+        </w:rPr>
+        <w:t>、</w:t>
+      </w:r>
+      <w:proofErr w:type="spellStart"/>
+      <w:r>
+        <w:rPr>
+          <w:rFonts w:ascii="微软雅黑" w:eastAsia="微软雅黑" w:hAnsi="微软雅黑"/>
+          <w:lang w:eastAsia="zh-CN"/>
+        </w:rPr>
+        <w:t>Alt+Tab</w:t>
+      </w:r>
+      <w:proofErr w:type="spellEnd"/>
+      <w:r>
+        <w:rPr>
+          <w:rFonts w:ascii="微软雅黑" w:eastAsia="微软雅黑" w:hAnsi="微软雅黑"/>
+          <w:lang w:eastAsia="zh-CN"/>
+        </w:rPr>
+        <w:t>）、逐字输入文本。</w:t>
       </w:r>
     </w:p>
     <w:p>
       <w:pPr>
         <w:rPr>
-          <w:rFonts w:ascii="微软雅黑" w:eastAsia="微软雅黑" w:hAnsi="微软雅黑"/>
+          <w:rFonts w:ascii="微软雅黑" w:eastAsia="微软雅黑" w:hAnsi="微软雅黑" w:hint="eastAsia"/>
           <w:lang w:eastAsia="zh-CN"/>
         </w:rPr>
       </w:pPr>
@@ -481,7 +686,7 @@
     <w:p>
       <w:pPr>
         <w:rPr>
-          <w:rFonts w:ascii="微软雅黑" w:eastAsia="微软雅黑" w:hAnsi="微软雅黑"/>
+          <w:rFonts w:ascii="微软雅黑" w:eastAsia="微软雅黑" w:hAnsi="微软雅黑" w:hint="eastAsia"/>
           <w:lang w:eastAsia="zh-CN"/>
         </w:rPr>
       </w:pPr>
@@ -504,7 +709,7 @@
     <w:p>
       <w:pPr>
         <w:rPr>
-          <w:rFonts w:ascii="微软雅黑" w:eastAsia="微软雅黑" w:hAnsi="微软雅黑"/>
+          <w:rFonts w:ascii="微软雅黑" w:eastAsia="微软雅黑" w:hAnsi="微软雅黑" w:hint="eastAsia"/>
           <w:lang w:eastAsia="zh-CN"/>
         </w:rPr>
       </w:pPr>
@@ -528,7 +733,7 @@
       <w:pPr>
         <w:pStyle w:val="1"/>
         <w:rPr>
-          <w:rFonts w:ascii="微软雅黑" w:eastAsia="微软雅黑" w:hAnsi="微软雅黑"/>
+          <w:rFonts w:ascii="微软雅黑" w:eastAsia="微软雅黑" w:hAnsi="微软雅黑" w:hint="eastAsia"/>
           <w:lang w:eastAsia="zh-CN"/>
         </w:rPr>
       </w:pPr>
@@ -543,7 +748,7 @@
     <w:p>
       <w:pPr>
         <w:rPr>
-          <w:rFonts w:ascii="微软雅黑" w:eastAsia="微软雅黑" w:hAnsi="微软雅黑"/>
+          <w:rFonts w:ascii="微软雅黑" w:eastAsia="微软雅黑" w:hAnsi="微软雅黑" w:hint="eastAsia"/>
           <w:lang w:eastAsia="zh-CN"/>
         </w:rPr>
       </w:pPr>
@@ -559,7 +764,7 @@
       <w:pPr>
         <w:pStyle w:val="a0"/>
         <w:rPr>
-          <w:rFonts w:ascii="微软雅黑" w:eastAsia="微软雅黑" w:hAnsi="微软雅黑"/>
+          <w:rFonts w:ascii="微软雅黑" w:eastAsia="微软雅黑" w:hAnsi="微软雅黑" w:hint="eastAsia"/>
           <w:lang w:eastAsia="zh-CN"/>
         </w:rPr>
       </w:pPr>
@@ -575,21 +780,63 @@
       <w:pPr>
         <w:pStyle w:val="a0"/>
         <w:rPr>
-          <w:rFonts w:ascii="微软雅黑" w:eastAsia="微软雅黑" w:hAnsi="微软雅黑"/>
-        </w:rPr>
-      </w:pPr>
-      <w:r>
-        <w:rPr>
-          <w:rFonts w:ascii="微软雅黑" w:eastAsia="微软雅黑" w:hAnsi="微软雅黑"/>
-        </w:rPr>
-        <w:t>Agent 层（agent.js）：管理对话历史，调用 DeepSeek API 进行工具调用（function calling），解析模型返回的工具指令。</w:t>
+          <w:rFonts w:ascii="微软雅黑" w:eastAsia="微软雅黑" w:hAnsi="微软雅黑" w:hint="eastAsia"/>
+        </w:rPr>
+      </w:pPr>
+      <w:r>
+        <w:rPr>
+          <w:rFonts w:ascii="微软雅黑" w:eastAsia="微软雅黑" w:hAnsi="微软雅黑"/>
+        </w:rPr>
+        <w:t>Agent 层（agent.js）：</w:t>
+      </w:r>
+      <w:proofErr w:type="spellStart"/>
+      <w:r>
+        <w:rPr>
+          <w:rFonts w:ascii="微软雅黑" w:eastAsia="微软雅黑" w:hAnsi="微软雅黑"/>
+        </w:rPr>
+        <w:t>管理对话历史，调用</w:t>
+      </w:r>
+      <w:proofErr w:type="spellEnd"/>
+      <w:r>
+        <w:rPr>
+          <w:rFonts w:ascii="微软雅黑" w:eastAsia="微软雅黑" w:hAnsi="微软雅黑"/>
+        </w:rPr>
+        <w:t xml:space="preserve"> DeepSeek API </w:t>
+      </w:r>
+      <w:proofErr w:type="spellStart"/>
+      <w:r>
+        <w:rPr>
+          <w:rFonts w:ascii="微软雅黑" w:eastAsia="微软雅黑" w:hAnsi="微软雅黑"/>
+        </w:rPr>
+        <w:t>进行工具调用（function</w:t>
+      </w:r>
+      <w:proofErr w:type="spellEnd"/>
+      <w:r>
+        <w:rPr>
+          <w:rFonts w:ascii="微软雅黑" w:eastAsia="微软雅黑" w:hAnsi="微软雅黑"/>
+        </w:rPr>
+        <w:t xml:space="preserve"> calling），</w:t>
+      </w:r>
+      <w:proofErr w:type="spellStart"/>
+      <w:r>
+        <w:rPr>
+          <w:rFonts w:ascii="微软雅黑" w:eastAsia="微软雅黑" w:hAnsi="微软雅黑"/>
+        </w:rPr>
+        <w:t>解析模型返回的工具指令</w:t>
+      </w:r>
+      <w:proofErr w:type="spellEnd"/>
+      <w:r>
+        <w:rPr>
+          <w:rFonts w:ascii="微软雅黑" w:eastAsia="微软雅黑" w:hAnsi="微软雅黑"/>
+        </w:rPr>
+        <w:t>。</w:t>
       </w:r>
     </w:p>
     <w:p>
       <w:pPr>
         <w:pStyle w:val="a0"/>
         <w:rPr>
-          <w:rFonts w:ascii="微软雅黑" w:eastAsia="微软雅黑" w:hAnsi="微软雅黑"/>
+          <w:rFonts w:ascii="微软雅黑" w:eastAsia="微软雅黑" w:hAnsi="微软雅黑" w:hint="eastAsia"/>
           <w:lang w:eastAsia="zh-CN"/>
         </w:rPr>
       </w:pPr>
@@ -605,7 +852,7 @@
     <w:p>
       <w:pPr>
         <w:rPr>
-          <w:rFonts w:ascii="微软雅黑" w:eastAsia="微软雅黑" w:hAnsi="微软雅黑"/>
+          <w:rFonts w:ascii="微软雅黑" w:eastAsia="微软雅黑" w:hAnsi="微软雅黑" w:hint="eastAsia"/>
           <w:lang w:eastAsia="zh-CN"/>
         </w:rPr>
       </w:pPr>
@@ -613,77 +860,167 @@
     <w:p>
       <w:pPr>
         <w:rPr>
-          <w:rFonts w:ascii="微软雅黑" w:eastAsia="微软雅黑" w:hAnsi="微软雅黑"/>
-        </w:rPr>
-      </w:pPr>
-      <w:r>
-        <w:rPr>
-          <w:rFonts w:ascii="微软雅黑" w:eastAsia="微软雅黑" w:hAnsi="微软雅黑"/>
-        </w:rPr>
-        <w:t>消息流：飞书用户消息 → WebSocket → bot.js → agent.js → DeepSeek API → 工具调用（本地执行）→ 结果回传 → DeepSeek 生成回复 → 飞书消息回复</w:t>
-      </w:r>
+          <w:rFonts w:ascii="微软雅黑" w:eastAsia="微软雅黑" w:hAnsi="微软雅黑" w:hint="eastAsia"/>
+        </w:rPr>
+      </w:pPr>
+      <w:proofErr w:type="spellStart"/>
+      <w:r>
+        <w:rPr>
+          <w:rFonts w:ascii="微软雅黑" w:eastAsia="微软雅黑" w:hAnsi="微软雅黑"/>
+        </w:rPr>
+        <w:t>消息流：飞书用户消息</w:t>
+      </w:r>
+      <w:proofErr w:type="spellEnd"/>
+      <w:r>
+        <w:rPr>
+          <w:rFonts w:ascii="微软雅黑" w:eastAsia="微软雅黑" w:hAnsi="微软雅黑"/>
+        </w:rPr>
+        <w:t xml:space="preserve"> → WebSocket → bot.js → agent.js → DeepSeek API → </w:t>
+      </w:r>
+      <w:proofErr w:type="spellStart"/>
+      <w:r>
+        <w:rPr>
+          <w:rFonts w:ascii="微软雅黑" w:eastAsia="微软雅黑" w:hAnsi="微软雅黑"/>
+        </w:rPr>
+        <w:t>工具调用（本地执行</w:t>
+      </w:r>
+      <w:proofErr w:type="spellEnd"/>
+      <w:r>
+        <w:rPr>
+          <w:rFonts w:ascii="微软雅黑" w:eastAsia="微软雅黑" w:hAnsi="微软雅黑"/>
+        </w:rPr>
+        <w:t xml:space="preserve">）→ </w:t>
+      </w:r>
+      <w:proofErr w:type="spellStart"/>
+      <w:r>
+        <w:rPr>
+          <w:rFonts w:ascii="微软雅黑" w:eastAsia="微软雅黑" w:hAnsi="微软雅黑"/>
+        </w:rPr>
+        <w:t>结果回传</w:t>
+      </w:r>
+      <w:proofErr w:type="spellEnd"/>
+      <w:r>
+        <w:rPr>
+          <w:rFonts w:ascii="微软雅黑" w:eastAsia="微软雅黑" w:hAnsi="微软雅黑"/>
+        </w:rPr>
+        <w:t xml:space="preserve"> → DeepSeek </w:t>
+      </w:r>
+      <w:proofErr w:type="spellStart"/>
+      <w:r>
+        <w:rPr>
+          <w:rFonts w:ascii="微软雅黑" w:eastAsia="微软雅黑" w:hAnsi="微软雅黑"/>
+        </w:rPr>
+        <w:t>生成回复</w:t>
+      </w:r>
+      <w:proofErr w:type="spellEnd"/>
+      <w:r>
+        <w:rPr>
+          <w:rFonts w:ascii="微软雅黑" w:eastAsia="微软雅黑" w:hAnsi="微软雅黑"/>
+        </w:rPr>
+        <w:t xml:space="preserve"> → </w:t>
+      </w:r>
+      <w:proofErr w:type="spellStart"/>
+      <w:r>
+        <w:rPr>
+          <w:rFonts w:ascii="微软雅黑" w:eastAsia="微软雅黑" w:hAnsi="微软雅黑"/>
+        </w:rPr>
+        <w:t>飞书消息回复</w:t>
+      </w:r>
+      <w:proofErr w:type="spellEnd"/>
     </w:p>
     <w:p>
       <w:pPr>
         <w:pStyle w:val="1"/>
         <w:rPr>
-          <w:rFonts w:ascii="微软雅黑" w:eastAsia="微软雅黑" w:hAnsi="微软雅黑"/>
-        </w:rPr>
-      </w:pPr>
-      <w:r>
-        <w:rPr>
-          <w:rFonts w:ascii="微软雅黑" w:eastAsia="微软雅黑" w:hAnsi="微软雅黑"/>
-        </w:rPr>
-        <w:t>4. 环境要求</w:t>
-      </w:r>
+          <w:rFonts w:ascii="微软雅黑" w:eastAsia="微软雅黑" w:hAnsi="微软雅黑" w:hint="eastAsia"/>
+        </w:rPr>
+      </w:pPr>
+      <w:r>
+        <w:rPr>
+          <w:rFonts w:ascii="微软雅黑" w:eastAsia="微软雅黑" w:hAnsi="微软雅黑"/>
+        </w:rPr>
+        <w:t xml:space="preserve">4. </w:t>
+      </w:r>
+      <w:proofErr w:type="spellStart"/>
+      <w:r>
+        <w:rPr>
+          <w:rFonts w:ascii="微软雅黑" w:eastAsia="微软雅黑" w:hAnsi="微软雅黑"/>
+        </w:rPr>
+        <w:t>环境要求</w:t>
+      </w:r>
+      <w:proofErr w:type="spellEnd"/>
     </w:p>
     <w:p>
       <w:pPr>
         <w:pStyle w:val="a0"/>
         <w:rPr>
-          <w:rFonts w:ascii="微软雅黑" w:eastAsia="微软雅黑" w:hAnsi="微软雅黑"/>
-        </w:rPr>
-      </w:pPr>
-      <w:r>
-        <w:rPr>
-          <w:rFonts w:ascii="微软雅黑" w:eastAsia="微软雅黑" w:hAnsi="微软雅黑"/>
-        </w:rPr>
-        <w:t>操作系统：Windows 10 / Windows 11（鼠标键盘操控功能依赖 Windows API）</w:t>
+          <w:rFonts w:ascii="微软雅黑" w:eastAsia="微软雅黑" w:hAnsi="微软雅黑" w:hint="eastAsia"/>
+        </w:rPr>
+      </w:pPr>
+      <w:proofErr w:type="spellStart"/>
+      <w:r>
+        <w:rPr>
+          <w:rFonts w:ascii="微软雅黑" w:eastAsia="微软雅黑" w:hAnsi="微软雅黑"/>
+        </w:rPr>
+        <w:t>操作系统：Windows</w:t>
+      </w:r>
+      <w:proofErr w:type="spellEnd"/>
+      <w:r>
+        <w:rPr>
+          <w:rFonts w:ascii="微软雅黑" w:eastAsia="微软雅黑" w:hAnsi="微软雅黑"/>
+        </w:rPr>
+        <w:t xml:space="preserve"> 10 / Windows 11（鼠标键盘操控功能依赖 Windows API）</w:t>
       </w:r>
     </w:p>
     <w:p>
       <w:pPr>
         <w:pStyle w:val="a0"/>
         <w:rPr>
-          <w:rFonts w:ascii="微软雅黑" w:eastAsia="微软雅黑" w:hAnsi="微软雅黑"/>
-        </w:rPr>
-      </w:pPr>
-      <w:r>
-        <w:rPr>
-          <w:rFonts w:ascii="微软雅黑" w:eastAsia="微软雅黑" w:hAnsi="微软雅黑"/>
-        </w:rPr>
-        <w:t>Node.js：v18 或更高版本</w:t>
-      </w:r>
+          <w:rFonts w:ascii="微软雅黑" w:eastAsia="微软雅黑" w:hAnsi="微软雅黑" w:hint="eastAsia"/>
+        </w:rPr>
+      </w:pPr>
+      <w:r>
+        <w:rPr>
+          <w:rFonts w:ascii="微软雅黑" w:eastAsia="微软雅黑" w:hAnsi="微软雅黑"/>
+        </w:rPr>
+        <w:t xml:space="preserve">Node.js：v18 </w:t>
+      </w:r>
+      <w:proofErr w:type="spellStart"/>
+      <w:r>
+        <w:rPr>
+          <w:rFonts w:ascii="微软雅黑" w:eastAsia="微软雅黑" w:hAnsi="微软雅黑"/>
+        </w:rPr>
+        <w:t>或更高版本</w:t>
+      </w:r>
+      <w:proofErr w:type="spellEnd"/>
     </w:p>
     <w:p>
       <w:pPr>
         <w:pStyle w:val="a0"/>
         <w:rPr>
-          <w:rFonts w:ascii="微软雅黑" w:eastAsia="微软雅黑" w:hAnsi="微软雅黑"/>
-        </w:rPr>
-      </w:pPr>
-      <w:r>
-        <w:rPr>
-          <w:rFonts w:ascii="微软雅黑" w:eastAsia="微软雅黑" w:hAnsi="微软雅黑"/>
-        </w:rPr>
-        <w:t>npm：v9 或更高版本</w:t>
-      </w:r>
+          <w:rFonts w:ascii="微软雅黑" w:eastAsia="微软雅黑" w:hAnsi="微软雅黑" w:hint="eastAsia"/>
+        </w:rPr>
+      </w:pPr>
+      <w:r>
+        <w:rPr>
+          <w:rFonts w:ascii="微软雅黑" w:eastAsia="微软雅黑" w:hAnsi="微软雅黑"/>
+        </w:rPr>
+        <w:t xml:space="preserve">npm：v9 </w:t>
+      </w:r>
+      <w:proofErr w:type="spellStart"/>
+      <w:r>
+        <w:rPr>
+          <w:rFonts w:ascii="微软雅黑" w:eastAsia="微软雅黑" w:hAnsi="微软雅黑"/>
+        </w:rPr>
+        <w:t>或更高版本</w:t>
+      </w:r>
+      <w:proofErr w:type="spellEnd"/>
     </w:p>
     <w:p>
       <w:pPr>
         <w:pStyle w:val="a0"/>
         <w:rPr>
-          <w:rFonts w:ascii="微软雅黑" w:eastAsia="微软雅黑" w:hAnsi="微软雅黑"/>
+          <w:rFonts w:ascii="微软雅黑" w:eastAsia="微软雅黑" w:hAnsi="微软雅黑" w:hint="eastAsia"/>
           <w:lang w:eastAsia="zh-CN"/>
         </w:rPr>
       </w:pPr>
@@ -692,55 +1029,109 @@
           <w:rFonts w:ascii="微软雅黑" w:eastAsia="微软雅黑" w:hAnsi="微软雅黑"/>
           <w:lang w:eastAsia="zh-CN"/>
         </w:rPr>
-        <w:t>飞书账号：需要有飞书企业账号并具备创建应用的权限</w:t>
+        <w:t>飞书账号：需要有飞</w:t>
+      </w:r>
+      <w:proofErr w:type="gramStart"/>
+      <w:r>
+        <w:rPr>
+          <w:rFonts w:ascii="微软雅黑" w:eastAsia="微软雅黑" w:hAnsi="微软雅黑"/>
+          <w:lang w:eastAsia="zh-CN"/>
+        </w:rPr>
+        <w:t>书企业</w:t>
+      </w:r>
+      <w:proofErr w:type="gramEnd"/>
+      <w:r>
+        <w:rPr>
+          <w:rFonts w:ascii="微软雅黑" w:eastAsia="微软雅黑" w:hAnsi="微软雅黑"/>
+          <w:lang w:eastAsia="zh-CN"/>
+        </w:rPr>
+        <w:t>账号并具备创建应用的权限</w:t>
       </w:r>
     </w:p>
     <w:p>
       <w:pPr>
         <w:pStyle w:val="a0"/>
         <w:rPr>
-          <w:rFonts w:ascii="微软雅黑" w:eastAsia="微软雅黑" w:hAnsi="微软雅黑"/>
-        </w:rPr>
-      </w:pPr>
-      <w:r>
-        <w:rPr>
-          <w:rFonts w:ascii="微软雅黑" w:eastAsia="微软雅黑" w:hAnsi="微软雅黑"/>
-        </w:rPr>
-        <w:t>DeepSeek API Key：从 platform.deepseek.com 获取</w:t>
-      </w:r>
+          <w:rFonts w:ascii="微软雅黑" w:eastAsia="微软雅黑" w:hAnsi="微软雅黑" w:hint="eastAsia"/>
+        </w:rPr>
+      </w:pPr>
+      <w:r>
+        <w:rPr>
+          <w:rFonts w:ascii="微软雅黑" w:eastAsia="微软雅黑" w:hAnsi="微软雅黑"/>
+        </w:rPr>
+        <w:t xml:space="preserve">DeepSeek API </w:t>
+      </w:r>
+      <w:proofErr w:type="spellStart"/>
+      <w:r>
+        <w:rPr>
+          <w:rFonts w:ascii="微软雅黑" w:eastAsia="微软雅黑" w:hAnsi="微软雅黑"/>
+        </w:rPr>
+        <w:t>Key：从</w:t>
+      </w:r>
+      <w:proofErr w:type="spellEnd"/>
+      <w:r>
+        <w:rPr>
+          <w:rFonts w:ascii="微软雅黑" w:eastAsia="微软雅黑" w:hAnsi="微软雅黑"/>
+        </w:rPr>
+        <w:t xml:space="preserve"> platform.deepseek.com </w:t>
+      </w:r>
+      <w:proofErr w:type="spellStart"/>
+      <w:r>
+        <w:rPr>
+          <w:rFonts w:ascii="微软雅黑" w:eastAsia="微软雅黑" w:hAnsi="微软雅黑"/>
+        </w:rPr>
+        <w:t>获取</w:t>
+      </w:r>
+      <w:proofErr w:type="spellEnd"/>
     </w:p>
     <w:p>
       <w:pPr>
         <w:pStyle w:val="1"/>
         <w:rPr>
-          <w:rFonts w:ascii="微软雅黑" w:eastAsia="微软雅黑" w:hAnsi="微软雅黑"/>
-        </w:rPr>
-      </w:pPr>
-      <w:r>
-        <w:rPr>
-          <w:rFonts w:ascii="微软雅黑" w:eastAsia="微软雅黑" w:hAnsi="微软雅黑"/>
-        </w:rPr>
-        <w:t>5. 安装与配置</w:t>
-      </w:r>
+          <w:rFonts w:ascii="微软雅黑" w:eastAsia="微软雅黑" w:hAnsi="微软雅黑" w:hint="eastAsia"/>
+        </w:rPr>
+      </w:pPr>
+      <w:r>
+        <w:rPr>
+          <w:rFonts w:ascii="微软雅黑" w:eastAsia="微软雅黑" w:hAnsi="微软雅黑"/>
+        </w:rPr>
+        <w:t xml:space="preserve">5. </w:t>
+      </w:r>
+      <w:proofErr w:type="spellStart"/>
+      <w:r>
+        <w:rPr>
+          <w:rFonts w:ascii="微软雅黑" w:eastAsia="微软雅黑" w:hAnsi="微软雅黑"/>
+        </w:rPr>
+        <w:t>安装与配置</w:t>
+      </w:r>
+      <w:proofErr w:type="spellEnd"/>
     </w:p>
     <w:p>
       <w:pPr>
         <w:pStyle w:val="21"/>
         <w:rPr>
-          <w:rFonts w:ascii="微软雅黑" w:eastAsia="微软雅黑" w:hAnsi="微软雅黑"/>
-        </w:rPr>
-      </w:pPr>
-      <w:r>
-        <w:rPr>
-          <w:rFonts w:ascii="微软雅黑" w:eastAsia="微软雅黑" w:hAnsi="微软雅黑"/>
-        </w:rPr>
-        <w:t>5.1 飞书开放平台配置</w:t>
-      </w:r>
+          <w:rFonts w:ascii="微软雅黑" w:eastAsia="微软雅黑" w:hAnsi="微软雅黑" w:hint="eastAsia"/>
+        </w:rPr>
+      </w:pPr>
+      <w:r>
+        <w:rPr>
+          <w:rFonts w:ascii="微软雅黑" w:eastAsia="微软雅黑" w:hAnsi="微软雅黑"/>
+        </w:rPr>
+        <w:t xml:space="preserve">5.1 </w:t>
+      </w:r>
+      <w:proofErr w:type="spellStart"/>
+      <w:r>
+        <w:rPr>
+          <w:rFonts w:ascii="微软雅黑" w:eastAsia="微软雅黑" w:hAnsi="微软雅黑"/>
+        </w:rPr>
+        <w:t>飞书开放平台配置</w:t>
+      </w:r>
+      <w:proofErr w:type="spellEnd"/>
     </w:p>
     <w:p>
       <w:pPr>
         <w:rPr>
-          <w:rFonts w:ascii="微软雅黑" w:eastAsia="微软雅黑" w:hAnsi="微软雅黑"/>
+          <w:rFonts w:ascii="微软雅黑" w:eastAsia="微软雅黑" w:hAnsi="微软雅黑" w:hint="eastAsia"/>
           <w:lang w:eastAsia="zh-CN"/>
         </w:rPr>
       </w:pPr>
@@ -749,65 +1140,235 @@
           <w:rFonts w:ascii="微软雅黑" w:eastAsia="微软雅黑" w:hAnsi="微软雅黑"/>
           <w:lang w:eastAsia="zh-CN"/>
         </w:rPr>
-        <w:t>1. 登录飞书开放平台（open.feishu.cn），创建「企业自建应用」。</w:t>
+        <w:t>1. 登录飞</w:t>
+      </w:r>
+      <w:proofErr w:type="gramStart"/>
+      <w:r>
+        <w:rPr>
+          <w:rFonts w:ascii="微软雅黑" w:eastAsia="微软雅黑" w:hAnsi="微软雅黑"/>
+          <w:lang w:eastAsia="zh-CN"/>
+        </w:rPr>
+        <w:t>书开放</w:t>
+      </w:r>
+      <w:proofErr w:type="gramEnd"/>
+      <w:r>
+        <w:rPr>
+          <w:rFonts w:ascii="微软雅黑" w:eastAsia="微软雅黑" w:hAnsi="微软雅黑"/>
+          <w:lang w:eastAsia="zh-CN"/>
+        </w:rPr>
+        <w:t>平台（open.feishu.cn），创建「企业自建应用」。</w:t>
       </w:r>
     </w:p>
     <w:p>
       <w:pPr>
         <w:rPr>
-          <w:rFonts w:ascii="微软雅黑" w:eastAsia="微软雅黑" w:hAnsi="微软雅黑"/>
-        </w:rPr>
-      </w:pPr>
-      <w:r>
-        <w:rPr>
-          <w:rFonts w:ascii="微软雅黑" w:eastAsia="微软雅黑" w:hAnsi="微软雅黑"/>
-        </w:rPr>
-        <w:t>2. 在「凭证与基础信息」页面，复制 App ID 和 App Secret，稍后填入 .env 文件。</w:t>
+          <w:rFonts w:ascii="微软雅黑" w:eastAsia="微软雅黑" w:hAnsi="微软雅黑" w:hint="eastAsia"/>
+        </w:rPr>
+      </w:pPr>
+      <w:r>
+        <w:rPr>
+          <w:rFonts w:ascii="微软雅黑" w:eastAsia="微软雅黑" w:hAnsi="微软雅黑"/>
+        </w:rPr>
+        <w:t xml:space="preserve">2. </w:t>
+      </w:r>
+      <w:proofErr w:type="spellStart"/>
+      <w:r>
+        <w:rPr>
+          <w:rFonts w:ascii="微软雅黑" w:eastAsia="微软雅黑" w:hAnsi="微软雅黑"/>
+        </w:rPr>
+        <w:t>在「凭证与基础信息」页面，复制</w:t>
+      </w:r>
+      <w:proofErr w:type="spellEnd"/>
+      <w:r>
+        <w:rPr>
+          <w:rFonts w:ascii="微软雅黑" w:eastAsia="微软雅黑" w:hAnsi="微软雅黑"/>
+        </w:rPr>
+        <w:t xml:space="preserve"> App ID 和 App </w:t>
+      </w:r>
+      <w:proofErr w:type="spellStart"/>
+      <w:r>
+        <w:rPr>
+          <w:rFonts w:ascii="微软雅黑" w:eastAsia="微软雅黑" w:hAnsi="微软雅黑"/>
+        </w:rPr>
+        <w:t>Secret，</w:t>
+      </w:r>
+      <w:proofErr w:type="gramStart"/>
+      <w:r>
+        <w:rPr>
+          <w:rFonts w:ascii="微软雅黑" w:eastAsia="微软雅黑" w:hAnsi="微软雅黑"/>
+        </w:rPr>
+        <w:t>稍后填入</w:t>
+      </w:r>
+      <w:proofErr w:type="spellEnd"/>
+      <w:r>
+        <w:rPr>
+          <w:rFonts w:ascii="微软雅黑" w:eastAsia="微软雅黑" w:hAnsi="微软雅黑"/>
+        </w:rPr>
+        <w:t xml:space="preserve"> .env</w:t>
+      </w:r>
+      <w:proofErr w:type="gramEnd"/>
+      <w:r>
+        <w:rPr>
+          <w:rFonts w:ascii="微软雅黑" w:eastAsia="微软雅黑" w:hAnsi="微软雅黑"/>
+        </w:rPr>
+        <w:t xml:space="preserve"> </w:t>
+      </w:r>
+      <w:proofErr w:type="spellStart"/>
+      <w:r>
+        <w:rPr>
+          <w:rFonts w:ascii="微软雅黑" w:eastAsia="微软雅黑" w:hAnsi="微软雅黑"/>
+        </w:rPr>
+        <w:t>文件</w:t>
+      </w:r>
+      <w:proofErr w:type="spellEnd"/>
+      <w:r>
+        <w:rPr>
+          <w:rFonts w:ascii="微软雅黑" w:eastAsia="微软雅黑" w:hAnsi="微软雅黑"/>
+        </w:rPr>
+        <w:t>。</w:t>
       </w:r>
     </w:p>
     <w:p>
       <w:pPr>
         <w:rPr>
-          <w:rFonts w:ascii="微软雅黑" w:eastAsia="微软雅黑" w:hAnsi="微软雅黑"/>
-        </w:rPr>
-      </w:pPr>
-      <w:r>
-        <w:rPr>
-          <w:rFonts w:ascii="微软雅黑" w:eastAsia="微软雅黑" w:hAnsi="微软雅黑"/>
-        </w:rPr>
-        <w:t>3. 在「应用能力」→ 开启「机器人」能力。</w:t>
+          <w:rFonts w:ascii="微软雅黑" w:eastAsia="微软雅黑" w:hAnsi="微软雅黑" w:hint="eastAsia"/>
+        </w:rPr>
+      </w:pPr>
+      <w:r>
+        <w:rPr>
+          <w:rFonts w:ascii="微软雅黑" w:eastAsia="微软雅黑" w:hAnsi="微软雅黑"/>
+        </w:rPr>
+        <w:t xml:space="preserve">3. </w:t>
+      </w:r>
+      <w:proofErr w:type="spellStart"/>
+      <w:r>
+        <w:rPr>
+          <w:rFonts w:ascii="微软雅黑" w:eastAsia="微软雅黑" w:hAnsi="微软雅黑"/>
+        </w:rPr>
+        <w:t>在「应用能力</w:t>
+      </w:r>
+      <w:proofErr w:type="spellEnd"/>
+      <w:r>
+        <w:rPr>
+          <w:rFonts w:ascii="微软雅黑" w:eastAsia="微软雅黑" w:hAnsi="微软雅黑"/>
+        </w:rPr>
+        <w:t xml:space="preserve">」→ </w:t>
+      </w:r>
+      <w:proofErr w:type="spellStart"/>
+      <w:r>
+        <w:rPr>
+          <w:rFonts w:ascii="微软雅黑" w:eastAsia="微软雅黑" w:hAnsi="微软雅黑"/>
+        </w:rPr>
+        <w:t>开启「机器人」能力</w:t>
+      </w:r>
+      <w:proofErr w:type="spellEnd"/>
+      <w:r>
+        <w:rPr>
+          <w:rFonts w:ascii="微软雅黑" w:eastAsia="微软雅黑" w:hAnsi="微软雅黑"/>
+        </w:rPr>
+        <w:t>。</w:t>
       </w:r>
     </w:p>
     <w:p>
       <w:pPr>
         <w:rPr>
-          <w:rFonts w:ascii="微软雅黑" w:eastAsia="微软雅黑" w:hAnsi="微软雅黑"/>
-        </w:rPr>
-      </w:pPr>
-      <w:r>
-        <w:rPr>
-          <w:rFonts w:ascii="微软雅黑" w:eastAsia="微软雅黑" w:hAnsi="微软雅黑"/>
-        </w:rPr>
-        <w:t>4. 在「权限管理」页面添加权限：im:message、im:message:send_as_bot，以及获取单聊和群组消息的相关权限。</w:t>
+          <w:rFonts w:ascii="微软雅黑" w:eastAsia="微软雅黑" w:hAnsi="微软雅黑" w:hint="eastAsia"/>
+        </w:rPr>
+      </w:pPr>
+      <w:r>
+        <w:rPr>
+          <w:rFonts w:ascii="微软雅黑" w:eastAsia="微软雅黑" w:hAnsi="微软雅黑"/>
+        </w:rPr>
+        <w:t>4. 在「权限管理」页面添加权限：</w:t>
+      </w:r>
+      <w:proofErr w:type="gramStart"/>
+      <w:r>
+        <w:rPr>
+          <w:rFonts w:ascii="微软雅黑" w:eastAsia="微软雅黑" w:hAnsi="微软雅黑"/>
+        </w:rPr>
+        <w:t>im:message</w:t>
+      </w:r>
+      <w:proofErr w:type="gramEnd"/>
+      <w:r>
+        <w:rPr>
+          <w:rFonts w:ascii="微软雅黑" w:eastAsia="微软雅黑" w:hAnsi="微软雅黑"/>
+        </w:rPr>
+        <w:t>、</w:t>
+      </w:r>
+      <w:proofErr w:type="gramStart"/>
+      <w:r>
+        <w:rPr>
+          <w:rFonts w:ascii="微软雅黑" w:eastAsia="微软雅黑" w:hAnsi="微软雅黑"/>
+        </w:rPr>
+        <w:t>im:message</w:t>
+      </w:r>
+      <w:proofErr w:type="gramEnd"/>
+      <w:r>
+        <w:rPr>
+          <w:rFonts w:ascii="微软雅黑" w:eastAsia="微软雅黑" w:hAnsi="微软雅黑"/>
+        </w:rPr>
+        <w:t>:send_as_bot，以及获取单聊和群组消息的相关权限。</w:t>
       </w:r>
     </w:p>
     <w:p>
       <w:pPr>
         <w:rPr>
-          <w:rFonts w:ascii="微软雅黑" w:eastAsia="微软雅黑" w:hAnsi="微软雅黑"/>
-        </w:rPr>
-      </w:pPr>
-      <w:r>
-        <w:rPr>
-          <w:rFonts w:ascii="微软雅黑" w:eastAsia="微软雅黑" w:hAnsi="微软雅黑"/>
-        </w:rPr>
-        <w:t>5. 在「事件订阅」页面，选择「使用长连接接收事件」，添加事件订阅 im.message.receive_v1。</w:t>
+          <w:rFonts w:ascii="微软雅黑" w:eastAsia="微软雅黑" w:hAnsi="微软雅黑" w:hint="eastAsia"/>
+        </w:rPr>
+      </w:pPr>
+      <w:r>
+        <w:rPr>
+          <w:rFonts w:ascii="微软雅黑" w:eastAsia="微软雅黑" w:hAnsi="微软雅黑"/>
+        </w:rPr>
+        <w:t xml:space="preserve">5. </w:t>
+      </w:r>
+      <w:proofErr w:type="spellStart"/>
+      <w:r>
+        <w:rPr>
+          <w:rFonts w:ascii="微软雅黑" w:eastAsia="微软雅黑" w:hAnsi="微软雅黑"/>
+        </w:rPr>
+        <w:t>在「事件订阅」页面，选择「使用长连接接收事件</w:t>
+      </w:r>
+      <w:proofErr w:type="spellEnd"/>
+      <w:r>
+        <w:rPr>
+          <w:rFonts w:ascii="微软雅黑" w:eastAsia="微软雅黑" w:hAnsi="微软雅黑"/>
+        </w:rPr>
+        <w:t>」，</w:t>
+      </w:r>
+      <w:proofErr w:type="spellStart"/>
+      <w:r>
+        <w:rPr>
+          <w:rFonts w:ascii="微软雅黑" w:eastAsia="微软雅黑" w:hAnsi="微软雅黑"/>
+        </w:rPr>
+        <w:t>添加事件订阅</w:t>
+      </w:r>
+      <w:proofErr w:type="spellEnd"/>
+      <w:r>
+        <w:rPr>
+          <w:rFonts w:ascii="微软雅黑" w:eastAsia="微软雅黑" w:hAnsi="微软雅黑"/>
+        </w:rPr>
+        <w:t xml:space="preserve"> </w:t>
+      </w:r>
+      <w:proofErr w:type="gramStart"/>
+      <w:r>
+        <w:rPr>
+          <w:rFonts w:ascii="微软雅黑" w:eastAsia="微软雅黑" w:hAnsi="微软雅黑"/>
+        </w:rPr>
+        <w:t>im.message</w:t>
+      </w:r>
+      <w:proofErr w:type="gramEnd"/>
+      <w:r>
+        <w:rPr>
+          <w:rFonts w:ascii="微软雅黑" w:eastAsia="微软雅黑" w:hAnsi="微软雅黑"/>
+        </w:rPr>
+        <w:t>.receive_v1。</w:t>
       </w:r>
     </w:p>
     <w:p>
       <w:pPr>
         <w:rPr>
-          <w:rFonts w:ascii="微软雅黑" w:eastAsia="微软雅黑" w:hAnsi="微软雅黑"/>
+          <w:rFonts w:ascii="微软雅黑" w:eastAsia="微软雅黑" w:hAnsi="微软雅黑" w:hint="eastAsia"/>
           <w:lang w:eastAsia="zh-CN"/>
         </w:rPr>
       </w:pPr>
@@ -816,14 +1377,46 @@
           <w:rFonts w:ascii="微软雅黑" w:eastAsia="微软雅黑" w:hAnsi="微软雅黑"/>
           <w:lang w:eastAsia="zh-CN"/>
         </w:rPr>
-        <w:t>6. 在「版本管理与发布」页面，创建版本并「申请发布」。未发布时机器人无法接收群聊消息。</w:t>
+        <w:t>6. 在「版本管理与发布」页面，创建版本并「申请发布」。</w:t>
+      </w:r>
+      <w:proofErr w:type="gramStart"/>
+      <w:r>
+        <w:rPr>
+          <w:rFonts w:ascii="微软雅黑" w:eastAsia="微软雅黑" w:hAnsi="微软雅黑"/>
+          <w:lang w:eastAsia="zh-CN"/>
+        </w:rPr>
+        <w:t>未发布</w:t>
+      </w:r>
+      <w:proofErr w:type="gramEnd"/>
+      <w:r>
+        <w:rPr>
+          <w:rFonts w:ascii="微软雅黑" w:eastAsia="微软雅黑" w:hAnsi="微软雅黑"/>
+          <w:lang w:eastAsia="zh-CN"/>
+        </w:rPr>
+        <w:t>时机器人无法</w:t>
+      </w:r>
+      <w:proofErr w:type="gramStart"/>
+      <w:r>
+        <w:rPr>
+          <w:rFonts w:ascii="微软雅黑" w:eastAsia="微软雅黑" w:hAnsi="微软雅黑"/>
+          <w:lang w:eastAsia="zh-CN"/>
+        </w:rPr>
+        <w:t>接收群聊消息</w:t>
+      </w:r>
+      <w:proofErr w:type="gramEnd"/>
+      <w:r>
+        <w:rPr>
+          <w:rFonts w:ascii="微软雅黑" w:eastAsia="微软雅黑" w:hAnsi="微软雅黑"/>
+          <w:lang w:eastAsia="zh-CN"/>
+        </w:rPr>
+        <w:t>。</w:t>
       </w:r>
     </w:p>
     <w:p>
       <w:pPr>
         <w:pStyle w:val="21"/>
         <w:rPr>
-          <w:rFonts w:ascii="微软雅黑" w:eastAsia="微软雅黑" w:hAnsi="微软雅黑"/>
+          <w:rFonts w:ascii="微软雅黑" w:eastAsia="微软雅黑" w:hAnsi="微软雅黑" w:hint="eastAsia"/>
           <w:lang w:eastAsia="zh-CN"/>
         </w:rPr>
       </w:pPr>
@@ -839,7 +1432,7 @@
     <w:p>
       <w:pPr>
         <w:rPr>
-          <w:rFonts w:ascii="微软雅黑" w:eastAsia="微软雅黑" w:hAnsi="微软雅黑"/>
+          <w:rFonts w:ascii="微软雅黑" w:eastAsia="微软雅黑" w:hAnsi="微软雅黑" w:hint="eastAsia"/>
           <w:lang w:eastAsia="zh-CN"/>
         </w:rPr>
       </w:pPr>
@@ -855,7 +1448,7 @@
       <w:pPr>
         <w:spacing w:after="80"/>
         <w:rPr>
-          <w:rFonts w:ascii="微软雅黑" w:eastAsia="微软雅黑" w:hAnsi="微软雅黑"/>
+          <w:rFonts w:ascii="微软雅黑" w:eastAsia="微软雅黑" w:hAnsi="微软雅黑" w:hint="eastAsia"/>
         </w:rPr>
       </w:pPr>
       <w:r>
@@ -863,8 +1456,17 @@
           <w:rFonts w:ascii="微软雅黑" w:eastAsia="微软雅黑" w:hAnsi="微软雅黑"/>
           <w:sz w:val="18"/>
         </w:rPr>
-        <w:t># 克隆项目</w:t>
-      </w:r>
+        <w:t xml:space="preserve"># </w:t>
+      </w:r>
+      <w:proofErr w:type="spellStart"/>
+      <w:r>
+        <w:rPr>
+          <w:rFonts w:ascii="微软雅黑" w:eastAsia="微软雅黑" w:hAnsi="微软雅黑"/>
+          <w:sz w:val="18"/>
+        </w:rPr>
+        <w:t>克隆项目</w:t>
+      </w:r>
+      <w:proofErr w:type="spellEnd"/>
       <w:r>
         <w:rPr>
           <w:rFonts w:ascii="微软雅黑" w:eastAsia="微软雅黑" w:hAnsi="微软雅黑"/>
@@ -886,22 +1488,52 @@
           <w:rFonts w:ascii="微软雅黑" w:eastAsia="微软雅黑" w:hAnsi="微软雅黑"/>
           <w:sz w:val="18"/>
         </w:rPr>
-        <w:t>/feishu-pc-agent.git</w:t>
+        <w:t>/</w:t>
       </w:r>
       <w:r>
         <w:rPr>
           <w:rFonts w:ascii="微软雅黑" w:eastAsia="微软雅黑" w:hAnsi="微软雅黑"/>
           <w:sz w:val="18"/>
         </w:rPr>
+        <w:t>Feishu-Remote-PC-Agent</w:t>
+      </w:r>
+      <w:r>
+        <w:rPr>
+          <w:rFonts w:ascii="微软雅黑" w:eastAsia="微软雅黑" w:hAnsi="微软雅黑"/>
+          <w:sz w:val="18"/>
+        </w:rPr>
+        <w:t>.git</w:t>
+      </w:r>
+      <w:r>
+        <w:rPr>
+          <w:rFonts w:ascii="微软雅黑" w:eastAsia="微软雅黑" w:hAnsi="微软雅黑"/>
+          <w:sz w:val="18"/>
+        </w:rPr>
         <w:br/>
-        <w:t>cd feishu-pc-agent</w:t>
+        <w:t xml:space="preserve">cd </w:t>
+      </w:r>
+      <w:proofErr w:type="spellStart"/>
+      <w:r>
+        <w:rPr>
+          <w:rFonts w:ascii="微软雅黑" w:eastAsia="微软雅黑" w:hAnsi="微软雅黑"/>
+          <w:sz w:val="18"/>
+        </w:rPr>
+        <w:t>feishu</w:t>
+      </w:r>
+      <w:proofErr w:type="spellEnd"/>
+      <w:r>
+        <w:rPr>
+          <w:rFonts w:ascii="微软雅黑" w:eastAsia="微软雅黑" w:hAnsi="微软雅黑"/>
+          <w:sz w:val="18"/>
+        </w:rPr>
+        <w:t>-pc-agent</w:t>
       </w:r>
     </w:p>
     <w:p>
       <w:pPr>
         <w:spacing w:after="80"/>
         <w:rPr>
-          <w:rFonts w:ascii="微软雅黑" w:eastAsia="微软雅黑" w:hAnsi="微软雅黑"/>
+          <w:rFonts w:ascii="微软雅黑" w:eastAsia="微软雅黑" w:hAnsi="微软雅黑" w:hint="eastAsia"/>
         </w:rPr>
       </w:pPr>
       <w:r>
@@ -909,22 +1541,46 @@
           <w:rFonts w:ascii="微软雅黑" w:eastAsia="微软雅黑" w:hAnsi="微软雅黑"/>
           <w:sz w:val="18"/>
         </w:rPr>
-        <w:t># 安装依赖</w:t>
-      </w:r>
+        <w:t xml:space="preserve"># </w:t>
+      </w:r>
+      <w:proofErr w:type="spellStart"/>
       <w:r>
         <w:rPr>
           <w:rFonts w:ascii="微软雅黑" w:eastAsia="微软雅黑" w:hAnsi="微软雅黑"/>
           <w:sz w:val="18"/>
         </w:rPr>
+        <w:t>安装依赖</w:t>
+      </w:r>
+      <w:proofErr w:type="spellEnd"/>
+      <w:r>
+        <w:rPr>
+          <w:rFonts w:ascii="微软雅黑" w:eastAsia="微软雅黑" w:hAnsi="微软雅黑"/>
+          <w:sz w:val="18"/>
+        </w:rPr>
         <w:br/>
-        <w:t>npm install</w:t>
+      </w:r>
+      <w:proofErr w:type="spellStart"/>
+      <w:r>
+        <w:rPr>
+          <w:rFonts w:ascii="微软雅黑" w:eastAsia="微软雅黑" w:hAnsi="微软雅黑"/>
+          <w:sz w:val="18"/>
+        </w:rPr>
+        <w:t>npm</w:t>
+      </w:r>
+      <w:proofErr w:type="spellEnd"/>
+      <w:r>
+        <w:rPr>
+          <w:rFonts w:ascii="微软雅黑" w:eastAsia="微软雅黑" w:hAnsi="微软雅黑"/>
+          <w:sz w:val="18"/>
+        </w:rPr>
+        <w:t xml:space="preserve"> install</w:t>
       </w:r>
     </w:p>
     <w:p>
       <w:pPr>
         <w:spacing w:after="80"/>
         <w:rPr>
-          <w:rFonts w:ascii="微软雅黑" w:eastAsia="微软雅黑" w:hAnsi="微软雅黑"/>
+          <w:rFonts w:ascii="微软雅黑" w:eastAsia="微软雅黑" w:hAnsi="微软雅黑" w:hint="eastAsia"/>
         </w:rPr>
       </w:pPr>
       <w:r>
@@ -932,22 +1588,71 @@
           <w:rFonts w:ascii="微软雅黑" w:eastAsia="微软雅黑" w:hAnsi="微软雅黑"/>
           <w:sz w:val="18"/>
         </w:rPr>
-        <w:t># 创建配置文件</w:t>
-      </w:r>
+        <w:t xml:space="preserve"># </w:t>
+      </w:r>
+      <w:proofErr w:type="spellStart"/>
       <w:r>
         <w:rPr>
           <w:rFonts w:ascii="微软雅黑" w:eastAsia="微软雅黑" w:hAnsi="微软雅黑"/>
           <w:sz w:val="18"/>
         </w:rPr>
+        <w:t>创建配置文件</w:t>
+      </w:r>
+      <w:proofErr w:type="spellEnd"/>
+      <w:r>
+        <w:rPr>
+          <w:rFonts w:ascii="微软雅黑" w:eastAsia="微软雅黑" w:hAnsi="微软雅黑"/>
+          <w:sz w:val="18"/>
+        </w:rPr>
         <w:br/>
-        <w:t>cp .env.example .env</w:t>
-      </w:r>
+      </w:r>
+      <w:proofErr w:type="gramStart"/>
+      <w:r>
+        <w:rPr>
+          <w:rFonts w:ascii="微软雅黑" w:eastAsia="微软雅黑" w:hAnsi="微软雅黑"/>
+          <w:sz w:val="18"/>
+        </w:rPr>
+        <w:t>cp .</w:t>
+      </w:r>
+      <w:proofErr w:type="spellStart"/>
+      <w:r>
+        <w:rPr>
+          <w:rFonts w:ascii="微软雅黑" w:eastAsia="微软雅黑" w:hAnsi="微软雅黑"/>
+          <w:sz w:val="18"/>
+        </w:rPr>
+        <w:t>env</w:t>
+      </w:r>
+      <w:proofErr w:type="gramEnd"/>
+      <w:r>
+        <w:rPr>
+          <w:rFonts w:ascii="微软雅黑" w:eastAsia="微软雅黑" w:hAnsi="微软雅黑"/>
+          <w:sz w:val="18"/>
+        </w:rPr>
+        <w:t>.</w:t>
+      </w:r>
+      <w:proofErr w:type="gramStart"/>
+      <w:r>
+        <w:rPr>
+          <w:rFonts w:ascii="微软雅黑" w:eastAsia="微软雅黑" w:hAnsi="微软雅黑"/>
+          <w:sz w:val="18"/>
+        </w:rPr>
+        <w:t>example</w:t>
+      </w:r>
+      <w:proofErr w:type="spellEnd"/>
+      <w:r>
+        <w:rPr>
+          <w:rFonts w:ascii="微软雅黑" w:eastAsia="微软雅黑" w:hAnsi="微软雅黑"/>
+          <w:sz w:val="18"/>
+        </w:rPr>
+        <w:t xml:space="preserve"> .env</w:t>
+      </w:r>
+      <w:proofErr w:type="gramEnd"/>
     </w:p>
     <w:p>
       <w:pPr>
         <w:spacing w:after="80"/>
         <w:rPr>
-          <w:rFonts w:ascii="微软雅黑" w:eastAsia="微软雅黑" w:hAnsi="微软雅黑"/>
+          <w:rFonts w:ascii="微软雅黑" w:eastAsia="微软雅黑" w:hAnsi="微软雅黑" w:hint="eastAsia"/>
         </w:rPr>
       </w:pPr>
       <w:r>
@@ -955,35 +1660,99 @@
           <w:rFonts w:ascii="微软雅黑" w:eastAsia="微软雅黑" w:hAnsi="微软雅黑"/>
           <w:sz w:val="18"/>
         </w:rPr>
-        <w:t># 编辑 .env，填入你的凭据</w:t>
-      </w:r>
+        <w:t xml:space="preserve"># </w:t>
+      </w:r>
+      <w:proofErr w:type="spellStart"/>
+      <w:proofErr w:type="gramStart"/>
       <w:r>
         <w:rPr>
           <w:rFonts w:ascii="微软雅黑" w:eastAsia="微软雅黑" w:hAnsi="微软雅黑"/>
           <w:sz w:val="18"/>
         </w:rPr>
+        <w:t>编辑</w:t>
+      </w:r>
+      <w:proofErr w:type="spellEnd"/>
+      <w:r>
+        <w:rPr>
+          <w:rFonts w:ascii="微软雅黑" w:eastAsia="微软雅黑" w:hAnsi="微软雅黑"/>
+          <w:sz w:val="18"/>
+        </w:rPr>
+        <w:t xml:space="preserve"> .</w:t>
+      </w:r>
+      <w:proofErr w:type="spellStart"/>
+      <w:r>
+        <w:rPr>
+          <w:rFonts w:ascii="微软雅黑" w:eastAsia="微软雅黑" w:hAnsi="微软雅黑"/>
+          <w:sz w:val="18"/>
+        </w:rPr>
+        <w:t>env</w:t>
+      </w:r>
+      <w:proofErr w:type="gramEnd"/>
+      <w:r>
+        <w:rPr>
+          <w:rFonts w:ascii="微软雅黑" w:eastAsia="微软雅黑" w:hAnsi="微软雅黑"/>
+          <w:sz w:val="18"/>
+        </w:rPr>
+        <w:t>，填入你的凭据</w:t>
+      </w:r>
+      <w:proofErr w:type="spellEnd"/>
+      <w:r>
+        <w:rPr>
+          <w:rFonts w:ascii="微软雅黑" w:eastAsia="微软雅黑" w:hAnsi="微软雅黑"/>
+          <w:sz w:val="18"/>
+        </w:rPr>
         <w:br/>
+      </w:r>
+      <w:proofErr w:type="gramStart"/>
+      <w:r>
+        <w:rPr>
+          <w:rFonts w:ascii="微软雅黑" w:eastAsia="微软雅黑" w:hAnsi="微软雅黑"/>
+          <w:sz w:val="18"/>
+        </w:rPr>
         <w:t>notepad .env</w:t>
       </w:r>
+      <w:proofErr w:type="gramEnd"/>
     </w:p>
     <w:p>
       <w:pPr>
         <w:rPr>
-          <w:rFonts w:ascii="微软雅黑" w:eastAsia="微软雅黑" w:hAnsi="微软雅黑"/>
+          <w:rFonts w:ascii="微软雅黑" w:eastAsia="微软雅黑" w:hAnsi="微软雅黑" w:hint="eastAsia"/>
         </w:rPr>
       </w:pPr>
     </w:p>
     <w:p>
       <w:pPr>
         <w:rPr>
-          <w:rFonts w:ascii="微软雅黑" w:eastAsia="微软雅黑" w:hAnsi="微软雅黑"/>
-        </w:rPr>
-      </w:pPr>
-      <w:r>
-        <w:rPr>
-          <w:rFonts w:ascii="微软雅黑" w:eastAsia="微软雅黑" w:hAnsi="微软雅黑"/>
-        </w:rPr>
-        <w:t>.env 文件需要配置的核心字段：</w:t>
+          <w:rFonts w:ascii="微软雅黑" w:eastAsia="微软雅黑" w:hAnsi="微软雅黑" w:hint="eastAsia"/>
+        </w:rPr>
+      </w:pPr>
+      <w:proofErr w:type="gramStart"/>
+      <w:r>
+        <w:rPr>
+          <w:rFonts w:ascii="微软雅黑" w:eastAsia="微软雅黑" w:hAnsi="微软雅黑"/>
+        </w:rPr>
+        <w:t>.env</w:t>
+      </w:r>
+      <w:proofErr w:type="gramEnd"/>
+      <w:r>
+        <w:rPr>
+          <w:rFonts w:ascii="微软雅黑" w:eastAsia="微软雅黑" w:hAnsi="微软雅黑"/>
+        </w:rPr>
+        <w:t xml:space="preserve"> </w:t>
+      </w:r>
+      <w:proofErr w:type="spellStart"/>
+      <w:r>
+        <w:rPr>
+          <w:rFonts w:ascii="微软雅黑" w:eastAsia="微软雅黑" w:hAnsi="微软雅黑"/>
+        </w:rPr>
+        <w:t>文件需要配置的核心字段</w:t>
+      </w:r>
+      <w:proofErr w:type="spellEnd"/>
+      <w:r>
+        <w:rPr>
+          <w:rFonts w:ascii="微软雅黑" w:eastAsia="微软雅黑" w:hAnsi="微软雅黑"/>
+        </w:rPr>
+        <w:t>：</w:t>
       </w:r>
     </w:p>
     <w:tbl>
@@ -1009,15 +1778,17 @@
           <w:p>
             <w:pPr>
               <w:rPr>
-                <w:rFonts w:ascii="微软雅黑" w:eastAsia="微软雅黑" w:hAnsi="微软雅黑"/>
+                <w:rFonts w:ascii="微软雅黑" w:eastAsia="微软雅黑" w:hAnsi="微软雅黑" w:hint="eastAsia"/>
               </w:rPr>
             </w:pPr>
+            <w:proofErr w:type="spellStart"/>
             <w:r>
               <w:rPr>
                 <w:rFonts w:ascii="微软雅黑" w:eastAsia="微软雅黑" w:hAnsi="微软雅黑"/>
               </w:rPr>
               <w:t>配置项</w:t>
             </w:r>
+            <w:proofErr w:type="spellEnd"/>
           </w:p>
         </w:tc>
         <w:tc>
@@ -1028,15 +1799,17 @@
             <w:pPr>
               <w:cnfStyle w:val="100000000000" w:firstRow="1" w:lastRow="0" w:firstColumn="0" w:lastColumn="0" w:oddVBand="0" w:evenVBand="0" w:oddHBand="0" w:evenHBand="0" w:firstRowFirstColumn="0" w:firstRowLastColumn="0" w:lastRowFirstColumn="0" w:lastRowLastColumn="0"/>
               <w:rPr>
-                <w:rFonts w:ascii="微软雅黑" w:eastAsia="微软雅黑" w:hAnsi="微软雅黑"/>
+                <w:rFonts w:ascii="微软雅黑" w:eastAsia="微软雅黑" w:hAnsi="微软雅黑" w:hint="eastAsia"/>
               </w:rPr>
             </w:pPr>
+            <w:proofErr w:type="spellStart"/>
             <w:r>
               <w:rPr>
                 <w:rFonts w:ascii="微软雅黑" w:eastAsia="微软雅黑" w:hAnsi="微软雅黑"/>
               </w:rPr>
               <w:t>说明</w:t>
             </w:r>
+            <w:proofErr w:type="spellEnd"/>
           </w:p>
         </w:tc>
         <w:tc>
@@ -1047,15 +1820,17 @@
             <w:pPr>
               <w:cnfStyle w:val="100000000000" w:firstRow="1" w:lastRow="0" w:firstColumn="0" w:lastColumn="0" w:oddVBand="0" w:evenVBand="0" w:oddHBand="0" w:evenHBand="0" w:firstRowFirstColumn="0" w:firstRowLastColumn="0" w:lastRowFirstColumn="0" w:lastRowLastColumn="0"/>
               <w:rPr>
-                <w:rFonts w:ascii="微软雅黑" w:eastAsia="微软雅黑" w:hAnsi="微软雅黑"/>
+                <w:rFonts w:ascii="微软雅黑" w:eastAsia="微软雅黑" w:hAnsi="微软雅黑" w:hint="eastAsia"/>
               </w:rPr>
             </w:pPr>
+            <w:proofErr w:type="spellStart"/>
             <w:r>
               <w:rPr>
                 <w:rFonts w:ascii="微软雅黑" w:eastAsia="微软雅黑" w:hAnsi="微软雅黑"/>
               </w:rPr>
               <w:t>获取方式</w:t>
             </w:r>
+            <w:proofErr w:type="spellEnd"/>
           </w:p>
         </w:tc>
       </w:tr>
@@ -1071,7 +1846,7 @@
           <w:p>
             <w:pPr>
               <w:rPr>
-                <w:rFonts w:ascii="微软雅黑" w:eastAsia="微软雅黑" w:hAnsi="微软雅黑"/>
+                <w:rFonts w:ascii="微软雅黑" w:eastAsia="微软雅黑" w:hAnsi="微软雅黑" w:hint="eastAsia"/>
               </w:rPr>
             </w:pPr>
             <w:r>
@@ -1090,14 +1865,22 @@
             <w:pPr>
               <w:cnfStyle w:val="000000100000" w:firstRow="0" w:lastRow="0" w:firstColumn="0" w:lastColumn="0" w:oddVBand="0" w:evenVBand="0" w:oddHBand="1" w:evenHBand="0" w:firstRowFirstColumn="0" w:firstRowLastColumn="0" w:lastRowFirstColumn="0" w:lastRowLastColumn="0"/>
               <w:rPr>
-                <w:rFonts w:ascii="微软雅黑" w:eastAsia="微软雅黑" w:hAnsi="微软雅黑"/>
+                <w:rFonts w:ascii="微软雅黑" w:eastAsia="微软雅黑" w:hAnsi="微软雅黑" w:hint="eastAsia"/>
               </w:rPr>
             </w:pPr>
+            <w:proofErr w:type="spellStart"/>
             <w:r>
               <w:rPr>
                 <w:rFonts w:ascii="微软雅黑" w:eastAsia="微软雅黑" w:hAnsi="微软雅黑"/>
               </w:rPr>
-              <w:t>飞书应用 ID</w:t>
+              <w:t>飞书应用</w:t>
+            </w:r>
+            <w:proofErr w:type="spellEnd"/>
+            <w:r>
+              <w:rPr>
+                <w:rFonts w:ascii="微软雅黑" w:eastAsia="微软雅黑" w:hAnsi="微软雅黑"/>
+              </w:rPr>
+              <w:t xml:space="preserve"> ID</w:t>
             </w:r>
           </w:p>
         </w:tc>
@@ -1109,7 +1892,7 @@
             <w:pPr>
               <w:cnfStyle w:val="000000100000" w:firstRow="0" w:lastRow="0" w:firstColumn="0" w:lastColumn="0" w:oddVBand="0" w:evenVBand="0" w:oddHBand="1" w:evenHBand="0" w:firstRowFirstColumn="0" w:firstRowLastColumn="0" w:lastRowFirstColumn="0" w:lastRowLastColumn="0"/>
               <w:rPr>
-                <w:rFonts w:ascii="微软雅黑" w:eastAsia="微软雅黑" w:hAnsi="微软雅黑"/>
+                <w:rFonts w:ascii="微软雅黑" w:eastAsia="微软雅黑" w:hAnsi="微软雅黑" w:hint="eastAsia"/>
                 <w:lang w:eastAsia="zh-CN"/>
               </w:rPr>
             </w:pPr>
@@ -1118,7 +1901,23 @@
                 <w:rFonts w:ascii="微软雅黑" w:eastAsia="微软雅黑" w:hAnsi="微软雅黑"/>
                 <w:lang w:eastAsia="zh-CN"/>
               </w:rPr>
-              <w:t>飞书开放平台 → 凭证与基础信息</w:t>
+              <w:t>飞</w:t>
+            </w:r>
+            <w:proofErr w:type="gramStart"/>
+            <w:r>
+              <w:rPr>
+                <w:rFonts w:ascii="微软雅黑" w:eastAsia="微软雅黑" w:hAnsi="微软雅黑"/>
+                <w:lang w:eastAsia="zh-CN"/>
+              </w:rPr>
+              <w:t>书开放</w:t>
+            </w:r>
+            <w:proofErr w:type="gramEnd"/>
+            <w:r>
+              <w:rPr>
+                <w:rFonts w:ascii="微软雅黑" w:eastAsia="微软雅黑" w:hAnsi="微软雅黑"/>
+                <w:lang w:eastAsia="zh-CN"/>
+              </w:rPr>
+              <w:t>平台 → 凭证与基础信息</w:t>
             </w:r>
           </w:p>
         </w:tc>
@@ -1135,7 +1934,7 @@
           <w:p>
             <w:pPr>
               <w:rPr>
-                <w:rFonts w:ascii="微软雅黑" w:eastAsia="微软雅黑" w:hAnsi="微软雅黑"/>
+                <w:rFonts w:ascii="微软雅黑" w:eastAsia="微软雅黑" w:hAnsi="微软雅黑" w:hint="eastAsia"/>
               </w:rPr>
             </w:pPr>
             <w:r>
@@ -1154,15 +1953,17 @@
             <w:pPr>
               <w:cnfStyle w:val="000000010000" w:firstRow="0" w:lastRow="0" w:firstColumn="0" w:lastColumn="0" w:oddVBand="0" w:evenVBand="0" w:oddHBand="0" w:evenHBand="1" w:firstRowFirstColumn="0" w:firstRowLastColumn="0" w:lastRowFirstColumn="0" w:lastRowLastColumn="0"/>
               <w:rPr>
-                <w:rFonts w:ascii="微软雅黑" w:eastAsia="微软雅黑" w:hAnsi="微软雅黑"/>
+                <w:rFonts w:ascii="微软雅黑" w:eastAsia="微软雅黑" w:hAnsi="微软雅黑" w:hint="eastAsia"/>
               </w:rPr>
             </w:pPr>
+            <w:proofErr w:type="spellStart"/>
             <w:r>
               <w:rPr>
                 <w:rFonts w:ascii="微软雅黑" w:eastAsia="微软雅黑" w:hAnsi="微软雅黑"/>
               </w:rPr>
               <w:t>飞书应用密钥</w:t>
             </w:r>
+            <w:proofErr w:type="spellEnd"/>
           </w:p>
         </w:tc>
         <w:tc>
@@ -1173,7 +1974,7 @@
             <w:pPr>
               <w:cnfStyle w:val="000000010000" w:firstRow="0" w:lastRow="0" w:firstColumn="0" w:lastColumn="0" w:oddVBand="0" w:evenVBand="0" w:oddHBand="0" w:evenHBand="1" w:firstRowFirstColumn="0" w:firstRowLastColumn="0" w:lastRowFirstColumn="0" w:lastRowLastColumn="0"/>
               <w:rPr>
-                <w:rFonts w:ascii="微软雅黑" w:eastAsia="微软雅黑" w:hAnsi="微软雅黑"/>
+                <w:rFonts w:ascii="微软雅黑" w:eastAsia="微软雅黑" w:hAnsi="微软雅黑" w:hint="eastAsia"/>
                 <w:lang w:eastAsia="zh-CN"/>
               </w:rPr>
             </w:pPr>
@@ -1182,7 +1983,23 @@
                 <w:rFonts w:ascii="微软雅黑" w:eastAsia="微软雅黑" w:hAnsi="微软雅黑"/>
                 <w:lang w:eastAsia="zh-CN"/>
               </w:rPr>
-              <w:t>飞书开放平台 → 凭证与基础信息</w:t>
+              <w:t>飞</w:t>
+            </w:r>
+            <w:proofErr w:type="gramStart"/>
+            <w:r>
+              <w:rPr>
+                <w:rFonts w:ascii="微软雅黑" w:eastAsia="微软雅黑" w:hAnsi="微软雅黑"/>
+                <w:lang w:eastAsia="zh-CN"/>
+              </w:rPr>
+              <w:t>书开放</w:t>
+            </w:r>
+            <w:proofErr w:type="gramEnd"/>
+            <w:r>
+              <w:rPr>
+                <w:rFonts w:ascii="微软雅黑" w:eastAsia="微软雅黑" w:hAnsi="微软雅黑"/>
+                <w:lang w:eastAsia="zh-CN"/>
+              </w:rPr>
+              <w:t>平台 → 凭证与基础信息</w:t>
             </w:r>
           </w:p>
         </w:tc>
@@ -1199,7 +2016,7 @@
           <w:p>
             <w:pPr>
               <w:rPr>
-                <w:rFonts w:ascii="微软雅黑" w:eastAsia="微软雅黑" w:hAnsi="微软雅黑"/>
+                <w:rFonts w:ascii="微软雅黑" w:eastAsia="微软雅黑" w:hAnsi="微软雅黑" w:hint="eastAsia"/>
               </w:rPr>
             </w:pPr>
             <w:r>
@@ -1218,15 +2035,23 @@
             <w:pPr>
               <w:cnfStyle w:val="000000100000" w:firstRow="0" w:lastRow="0" w:firstColumn="0" w:lastColumn="0" w:oddVBand="0" w:evenVBand="0" w:oddHBand="1" w:evenHBand="0" w:firstRowFirstColumn="0" w:firstRowLastColumn="0" w:lastRowFirstColumn="0" w:lastRowLastColumn="0"/>
               <w:rPr>
-                <w:rFonts w:ascii="微软雅黑" w:eastAsia="微软雅黑" w:hAnsi="微软雅黑"/>
+                <w:rFonts w:ascii="微软雅黑" w:eastAsia="微软雅黑" w:hAnsi="微软雅黑" w:hint="eastAsia"/>
               </w:rPr>
             </w:pPr>
             <w:r>
               <w:rPr>
                 <w:rFonts w:ascii="微软雅黑" w:eastAsia="微软雅黑" w:hAnsi="微软雅黑"/>
               </w:rPr>
-              <w:t>DeepSeek API 密钥</w:t>
+              <w:t xml:space="preserve">DeepSeek API </w:t>
             </w:r>
+            <w:proofErr w:type="spellStart"/>
+            <w:r>
+              <w:rPr>
+                <w:rFonts w:ascii="微软雅黑" w:eastAsia="微软雅黑" w:hAnsi="微软雅黑"/>
+              </w:rPr>
+              <w:t>密钥</w:t>
+            </w:r>
+            <w:proofErr w:type="spellEnd"/>
           </w:p>
         </w:tc>
         <w:tc>
@@ -1237,7 +2062,7 @@
             <w:pPr>
               <w:cnfStyle w:val="000000100000" w:firstRow="0" w:lastRow="0" w:firstColumn="0" w:lastColumn="0" w:oddVBand="0" w:evenVBand="0" w:oddHBand="1" w:evenHBand="0" w:firstRowFirstColumn="0" w:firstRowLastColumn="0" w:lastRowFirstColumn="0" w:lastRowLastColumn="0"/>
               <w:rPr>
-                <w:rFonts w:ascii="微软雅黑" w:eastAsia="微软雅黑" w:hAnsi="微软雅黑"/>
+                <w:rFonts w:ascii="微软雅黑" w:eastAsia="微软雅黑" w:hAnsi="微软雅黑" w:hint="eastAsia"/>
               </w:rPr>
             </w:pPr>
             <w:r>
@@ -1261,7 +2086,7 @@
           <w:p>
             <w:pPr>
               <w:rPr>
-                <w:rFonts w:ascii="微软雅黑" w:eastAsia="微软雅黑" w:hAnsi="微软雅黑"/>
+                <w:rFonts w:ascii="微软雅黑" w:eastAsia="微软雅黑" w:hAnsi="微软雅黑" w:hint="eastAsia"/>
               </w:rPr>
             </w:pPr>
             <w:r>
@@ -1280,15 +2105,17 @@
             <w:pPr>
               <w:cnfStyle w:val="000000010000" w:firstRow="0" w:lastRow="0" w:firstColumn="0" w:lastColumn="0" w:oddVBand="0" w:evenVBand="0" w:oddHBand="0" w:evenHBand="1" w:firstRowFirstColumn="0" w:firstRowLastColumn="0" w:lastRowFirstColumn="0" w:lastRowLastColumn="0"/>
               <w:rPr>
-                <w:rFonts w:ascii="微软雅黑" w:eastAsia="微软雅黑" w:hAnsi="微软雅黑"/>
+                <w:rFonts w:ascii="微软雅黑" w:eastAsia="微软雅黑" w:hAnsi="微软雅黑" w:hint="eastAsia"/>
               </w:rPr>
             </w:pPr>
+            <w:proofErr w:type="spellStart"/>
             <w:r>
               <w:rPr>
                 <w:rFonts w:ascii="微软雅黑" w:eastAsia="微软雅黑" w:hAnsi="微软雅黑"/>
               </w:rPr>
               <w:t>模型名称</w:t>
             </w:r>
+            <w:proofErr w:type="spellEnd"/>
           </w:p>
         </w:tc>
         <w:tc>
@@ -1299,14 +2126,36 @@
             <w:pPr>
               <w:cnfStyle w:val="000000010000" w:firstRow="0" w:lastRow="0" w:firstColumn="0" w:lastColumn="0" w:oddVBand="0" w:evenVBand="0" w:oddHBand="0" w:evenHBand="1" w:firstRowFirstColumn="0" w:firstRowLastColumn="0" w:lastRowFirstColumn="0" w:lastRowLastColumn="0"/>
               <w:rPr>
-                <w:rFonts w:ascii="微软雅黑" w:eastAsia="微软雅黑" w:hAnsi="微软雅黑"/>
+                <w:rFonts w:ascii="微软雅黑" w:eastAsia="微软雅黑" w:hAnsi="微软雅黑" w:hint="eastAsia"/>
               </w:rPr>
             </w:pPr>
+            <w:proofErr w:type="spellStart"/>
             <w:r>
               <w:rPr>
                 <w:rFonts w:ascii="微软雅黑" w:eastAsia="微软雅黑" w:hAnsi="微软雅黑"/>
               </w:rPr>
-              <w:t>默认 deepseek-chat</w:t>
+              <w:t>默认</w:t>
+            </w:r>
+            <w:proofErr w:type="spellEnd"/>
+            <w:r>
+              <w:rPr>
+                <w:rFonts w:ascii="微软雅黑" w:eastAsia="微软雅黑" w:hAnsi="微软雅黑"/>
+              </w:rPr>
+              <w:t xml:space="preserve"> </w:t>
+            </w:r>
+            <w:proofErr w:type="spellStart"/>
+            <w:r>
+              <w:rPr>
+                <w:rFonts w:ascii="微软雅黑" w:eastAsia="微软雅黑" w:hAnsi="微软雅黑"/>
+              </w:rPr>
+              <w:t>deepseek</w:t>
+            </w:r>
+            <w:proofErr w:type="spellEnd"/>
+            <w:r>
+              <w:rPr>
+                <w:rFonts w:ascii="微软雅黑" w:eastAsia="微软雅黑" w:hAnsi="微软雅黑"/>
+              </w:rPr>
+              <w:t>-chat</w:t>
             </w:r>
           </w:p>
         </w:tc>
@@ -1323,7 +2172,7 @@
           <w:p>
             <w:pPr>
               <w:rPr>
-                <w:rFonts w:ascii="微软雅黑" w:eastAsia="微软雅黑" w:hAnsi="微软雅黑"/>
+                <w:rFonts w:ascii="微软雅黑" w:eastAsia="微软雅黑" w:hAnsi="微软雅黑" w:hint="eastAsia"/>
               </w:rPr>
             </w:pPr>
             <w:r>
@@ -1342,15 +2191,17 @@
             <w:pPr>
               <w:cnfStyle w:val="000000100000" w:firstRow="0" w:lastRow="0" w:firstColumn="0" w:lastColumn="0" w:oddVBand="0" w:evenVBand="0" w:oddHBand="1" w:evenHBand="0" w:firstRowFirstColumn="0" w:firstRowLastColumn="0" w:lastRowFirstColumn="0" w:lastRowLastColumn="0"/>
               <w:rPr>
-                <w:rFonts w:ascii="微软雅黑" w:eastAsia="微软雅黑" w:hAnsi="微软雅黑"/>
+                <w:rFonts w:ascii="微软雅黑" w:eastAsia="微软雅黑" w:hAnsi="微软雅黑" w:hint="eastAsia"/>
               </w:rPr>
             </w:pPr>
+            <w:proofErr w:type="spellStart"/>
             <w:r>
               <w:rPr>
                 <w:rFonts w:ascii="微软雅黑" w:eastAsia="微软雅黑" w:hAnsi="微软雅黑"/>
               </w:rPr>
               <w:t>机器人名称</w:t>
             </w:r>
+            <w:proofErr w:type="spellEnd"/>
           </w:p>
         </w:tc>
         <w:tc>
@@ -1361,7 +2212,7 @@
             <w:pPr>
               <w:cnfStyle w:val="000000100000" w:firstRow="0" w:lastRow="0" w:firstColumn="0" w:lastColumn="0" w:oddVBand="0" w:evenVBand="0" w:oddHBand="1" w:evenHBand="0" w:firstRowFirstColumn="0" w:firstRowLastColumn="0" w:lastRowFirstColumn="0" w:lastRowLastColumn="0"/>
               <w:rPr>
-                <w:rFonts w:ascii="微软雅黑" w:eastAsia="微软雅黑" w:hAnsi="微软雅黑"/>
+                <w:rFonts w:ascii="微软雅黑" w:eastAsia="微软雅黑" w:hAnsi="微软雅黑" w:hint="eastAsia"/>
                 <w:lang w:eastAsia="zh-CN"/>
               </w:rPr>
             </w:pPr>
@@ -1380,7 +2231,7 @@
       <w:pPr>
         <w:pStyle w:val="1"/>
         <w:rPr>
-          <w:rFonts w:ascii="微软雅黑" w:eastAsia="微软雅黑" w:hAnsi="微软雅黑"/>
+          <w:rFonts w:ascii="微软雅黑" w:eastAsia="微软雅黑" w:hAnsi="微软雅黑" w:hint="eastAsia"/>
           <w:lang w:eastAsia="zh-CN"/>
         </w:rPr>
       </w:pPr>
@@ -1395,7 +2246,7 @@
     <w:p>
       <w:pPr>
         <w:rPr>
-          <w:rFonts w:ascii="微软雅黑" w:eastAsia="微软雅黑" w:hAnsi="微软雅黑"/>
+          <w:rFonts w:ascii="微软雅黑" w:eastAsia="微软雅黑" w:hAnsi="微软雅黑" w:hint="eastAsia"/>
           <w:lang w:eastAsia="zh-CN"/>
         </w:rPr>
       </w:pPr>
@@ -1410,55 +2261,108 @@
     <w:p>
       <w:pPr>
         <w:rPr>
-          <w:rFonts w:ascii="微软雅黑" w:eastAsia="微软雅黑" w:hAnsi="微软雅黑"/>
-        </w:rPr>
-      </w:pPr>
+          <w:rFonts w:ascii="微软雅黑" w:eastAsia="微软雅黑" w:hAnsi="微软雅黑" w:hint="eastAsia"/>
+        </w:rPr>
+      </w:pPr>
+      <w:proofErr w:type="spellStart"/>
       <w:r>
         <w:rPr>
           <w:rFonts w:ascii="微软雅黑" w:eastAsia="微软雅黑" w:hAnsi="微软雅黑"/>
           <w:sz w:val="20"/>
         </w:rPr>
-        <w:t>npm start</w:t>
+        <w:t>npm</w:t>
+      </w:r>
+      <w:proofErr w:type="spellEnd"/>
+      <w:r>
+        <w:rPr>
+          <w:rFonts w:ascii="微软雅黑" w:eastAsia="微软雅黑" w:hAnsi="微软雅黑"/>
+          <w:sz w:val="20"/>
+        </w:rPr>
+        <w:t xml:space="preserve"> start</w:t>
       </w:r>
     </w:p>
     <w:p>
       <w:pPr>
         <w:rPr>
-          <w:rFonts w:ascii="微软雅黑" w:eastAsia="微软雅黑" w:hAnsi="微软雅黑"/>
+          <w:rFonts w:ascii="微软雅黑" w:eastAsia="微软雅黑" w:hAnsi="微软雅黑" w:hint="eastAsia"/>
         </w:rPr>
       </w:pPr>
     </w:p>
     <w:p>
       <w:pPr>
         <w:rPr>
-          <w:rFonts w:ascii="微软雅黑" w:eastAsia="微软雅黑" w:hAnsi="微软雅黑"/>
-        </w:rPr>
-      </w:pPr>
-      <w:r>
-        <w:rPr>
-          <w:rFonts w:ascii="微软雅黑" w:eastAsia="微软雅黑" w:hAnsi="微软雅黑"/>
-        </w:rPr>
-        <w:t>或者在 Windows 上双击 start-bot.bat 启动。</w:t>
+          <w:rFonts w:ascii="微软雅黑" w:eastAsia="微软雅黑" w:hAnsi="微软雅黑" w:hint="eastAsia"/>
+        </w:rPr>
+      </w:pPr>
+      <w:proofErr w:type="spellStart"/>
+      <w:r>
+        <w:rPr>
+          <w:rFonts w:ascii="微软雅黑" w:eastAsia="微软雅黑" w:hAnsi="微软雅黑"/>
+        </w:rPr>
+        <w:t>或者在</w:t>
+      </w:r>
+      <w:proofErr w:type="spellEnd"/>
+      <w:r>
+        <w:rPr>
+          <w:rFonts w:ascii="微软雅黑" w:eastAsia="微软雅黑" w:hAnsi="微软雅黑"/>
+        </w:rPr>
+        <w:t xml:space="preserve"> Windows </w:t>
+      </w:r>
+      <w:proofErr w:type="spellStart"/>
+      <w:r>
+        <w:rPr>
+          <w:rFonts w:ascii="微软雅黑" w:eastAsia="微软雅黑" w:hAnsi="微软雅黑"/>
+        </w:rPr>
+        <w:t>上双击</w:t>
+      </w:r>
+      <w:proofErr w:type="spellEnd"/>
+      <w:r>
+        <w:rPr>
+          <w:rFonts w:ascii="微软雅黑" w:eastAsia="微软雅黑" w:hAnsi="微软雅黑"/>
+        </w:rPr>
+        <w:t xml:space="preserve"> start-bot.bat </w:t>
+      </w:r>
+      <w:proofErr w:type="spellStart"/>
+      <w:r>
+        <w:rPr>
+          <w:rFonts w:ascii="微软雅黑" w:eastAsia="微软雅黑" w:hAnsi="微软雅黑"/>
+        </w:rPr>
+        <w:t>启动</w:t>
+      </w:r>
+      <w:proofErr w:type="spellEnd"/>
+      <w:r>
+        <w:rPr>
+          <w:rFonts w:ascii="微软雅黑" w:eastAsia="微软雅黑" w:hAnsi="微软雅黑"/>
+        </w:rPr>
+        <w:t>。</w:t>
       </w:r>
     </w:p>
     <w:p>
       <w:pPr>
         <w:rPr>
-          <w:rFonts w:ascii="微软雅黑" w:eastAsia="微软雅黑" w:hAnsi="微软雅黑"/>
-        </w:rPr>
-      </w:pPr>
+          <w:rFonts w:ascii="微软雅黑" w:eastAsia="微软雅黑" w:hAnsi="微软雅黑" w:hint="eastAsia"/>
+        </w:rPr>
+      </w:pPr>
+      <w:proofErr w:type="spellStart"/>
       <w:r>
         <w:rPr>
           <w:rFonts w:ascii="微软雅黑" w:eastAsia="微软雅黑" w:hAnsi="微软雅黑"/>
         </w:rPr>
         <w:lastRenderedPageBreak/>
-        <w:t>启动成功后，控制台会显示：</w:t>
+        <w:t>启动成功后，控制台会显示</w:t>
+      </w:r>
+      <w:proofErr w:type="spellEnd"/>
+      <w:r>
+        <w:rPr>
+          <w:rFonts w:ascii="微软雅黑" w:eastAsia="微软雅黑" w:hAnsi="微软雅黑"/>
+        </w:rPr>
+        <w:t>：</w:t>
       </w:r>
     </w:p>
     <w:p>
       <w:pPr>
         <w:rPr>
-          <w:rFonts w:ascii="微软雅黑" w:eastAsia="微软雅黑" w:hAnsi="微软雅黑"/>
+          <w:rFonts w:ascii="微软雅黑" w:eastAsia="微软雅黑" w:hAnsi="微软雅黑" w:hint="eastAsia"/>
         </w:rPr>
       </w:pPr>
       <w:r>
@@ -1466,83 +2370,200 @@
           <w:rFonts w:ascii="微软雅黑" w:eastAsia="微软雅黑" w:hAnsi="微软雅黑"/>
           <w:sz w:val="18"/>
         </w:rPr>
-        <w:t>[bot] Starting Feishu long-connection bot (model=deepseek-chat)...</w:t>
-      </w:r>
+        <w:t>[</w:t>
+      </w:r>
+      <w:proofErr w:type="spellStart"/>
       <w:r>
         <w:rPr>
           <w:rFonts w:ascii="微软雅黑" w:eastAsia="微软雅黑" w:hAnsi="微软雅黑"/>
           <w:sz w:val="18"/>
         </w:rPr>
+        <w:t>bot</w:t>
+      </w:r>
+      <w:proofErr w:type="spellEnd"/>
+      <w:r>
+        <w:rPr>
+          <w:rFonts w:ascii="微软雅黑" w:eastAsia="微软雅黑" w:hAnsi="微软雅黑"/>
+          <w:sz w:val="18"/>
+        </w:rPr>
+        <w:t>] Starting Feishu long-connection bot (model=</w:t>
+      </w:r>
+      <w:proofErr w:type="spellStart"/>
+      <w:r>
+        <w:rPr>
+          <w:rFonts w:ascii="微软雅黑" w:eastAsia="微软雅黑" w:hAnsi="微软雅黑"/>
+          <w:sz w:val="18"/>
+        </w:rPr>
+        <w:t>deepseek</w:t>
+      </w:r>
+      <w:proofErr w:type="spellEnd"/>
+      <w:r>
+        <w:rPr>
+          <w:rFonts w:ascii="微软雅黑" w:eastAsia="微软雅黑" w:hAnsi="微软雅黑"/>
+          <w:sz w:val="18"/>
+        </w:rPr>
+        <w:t>-</w:t>
+      </w:r>
+      <w:proofErr w:type="gramStart"/>
+      <w:r>
+        <w:rPr>
+          <w:rFonts w:ascii="微软雅黑" w:eastAsia="微软雅黑" w:hAnsi="微软雅黑"/>
+          <w:sz w:val="18"/>
+        </w:rPr>
+        <w:t>chat)...</w:t>
+      </w:r>
+      <w:proofErr w:type="gramEnd"/>
+      <w:r>
+        <w:rPr>
+          <w:rFonts w:ascii="微软雅黑" w:eastAsia="微软雅黑" w:hAnsi="微软雅黑"/>
+          <w:sz w:val="18"/>
+        </w:rPr>
         <w:br/>
-        <w:t>[bot] Connected. Waiting for messages...</w:t>
+        <w:t>[</w:t>
+      </w:r>
+      <w:proofErr w:type="spellStart"/>
+      <w:r>
+        <w:rPr>
+          <w:rFonts w:ascii="微软雅黑" w:eastAsia="微软雅黑" w:hAnsi="微软雅黑"/>
+          <w:sz w:val="18"/>
+        </w:rPr>
+        <w:t>bot</w:t>
+      </w:r>
+      <w:proofErr w:type="spellEnd"/>
+      <w:r>
+        <w:rPr>
+          <w:rFonts w:ascii="微软雅黑" w:eastAsia="微软雅黑" w:hAnsi="微软雅黑"/>
+          <w:sz w:val="18"/>
+        </w:rPr>
+        <w:t>] Connected. Waiting for messages...</w:t>
       </w:r>
     </w:p>
     <w:p>
       <w:pPr>
         <w:rPr>
-          <w:rFonts w:ascii="微软雅黑" w:eastAsia="微软雅黑" w:hAnsi="微软雅黑"/>
+          <w:rFonts w:ascii="微软雅黑" w:eastAsia="微软雅黑" w:hAnsi="微软雅黑" w:hint="eastAsia"/>
         </w:rPr>
       </w:pPr>
     </w:p>
     <w:p>
       <w:pPr>
         <w:rPr>
-          <w:rFonts w:ascii="微软雅黑" w:eastAsia="微软雅黑" w:hAnsi="微软雅黑"/>
-        </w:rPr>
-      </w:pPr>
-      <w:r>
-        <w:rPr>
-          <w:rFonts w:ascii="微软雅黑" w:eastAsia="微软雅黑" w:hAnsi="微软雅黑"/>
-        </w:rPr>
-        <w:t>此时将机器人添加到飞书单聊或群聊，发送消息即可互动。</w:t>
+          <w:rFonts w:ascii="微软雅黑" w:eastAsia="微软雅黑" w:hAnsi="微软雅黑" w:hint="eastAsia"/>
+        </w:rPr>
+      </w:pPr>
+      <w:proofErr w:type="spellStart"/>
+      <w:r>
+        <w:rPr>
+          <w:rFonts w:ascii="微软雅黑" w:eastAsia="微软雅黑" w:hAnsi="微软雅黑"/>
+        </w:rPr>
+        <w:t>此时将机器人添加到飞书单聊或群聊，发送消息即可互动</w:t>
+      </w:r>
+      <w:proofErr w:type="spellEnd"/>
+      <w:r>
+        <w:rPr>
+          <w:rFonts w:ascii="微软雅黑" w:eastAsia="微软雅黑" w:hAnsi="微软雅黑"/>
+        </w:rPr>
+        <w:t>。</w:t>
       </w:r>
     </w:p>
     <w:p>
       <w:pPr>
         <w:pStyle w:val="1"/>
         <w:rPr>
-          <w:rFonts w:ascii="微软雅黑" w:eastAsia="微软雅黑" w:hAnsi="微软雅黑"/>
-        </w:rPr>
-      </w:pPr>
-      <w:r>
-        <w:rPr>
-          <w:rFonts w:ascii="微软雅黑" w:eastAsia="微软雅黑" w:hAnsi="微软雅黑"/>
-        </w:rPr>
-        <w:t>7. 使用指南</w:t>
-      </w:r>
+          <w:rFonts w:ascii="微软雅黑" w:eastAsia="微软雅黑" w:hAnsi="微软雅黑" w:hint="eastAsia"/>
+        </w:rPr>
+      </w:pPr>
+      <w:r>
+        <w:rPr>
+          <w:rFonts w:ascii="微软雅黑" w:eastAsia="微软雅黑" w:hAnsi="微软雅黑"/>
+        </w:rPr>
+        <w:t xml:space="preserve">7. </w:t>
+      </w:r>
+      <w:proofErr w:type="spellStart"/>
+      <w:r>
+        <w:rPr>
+          <w:rFonts w:ascii="微软雅黑" w:eastAsia="微软雅黑" w:hAnsi="微软雅黑"/>
+        </w:rPr>
+        <w:t>使用指南</w:t>
+      </w:r>
+      <w:proofErr w:type="spellEnd"/>
     </w:p>
     <w:p>
       <w:pPr>
         <w:pStyle w:val="21"/>
         <w:rPr>
-          <w:rFonts w:ascii="微软雅黑" w:eastAsia="微软雅黑" w:hAnsi="微软雅黑"/>
-        </w:rPr>
-      </w:pPr>
-      <w:r>
-        <w:rPr>
-          <w:rFonts w:ascii="微软雅黑" w:eastAsia="微软雅黑" w:hAnsi="微软雅黑"/>
-        </w:rPr>
-        <w:t>7.1 基本对话</w:t>
-      </w:r>
+          <w:rFonts w:ascii="微软雅黑" w:eastAsia="微软雅黑" w:hAnsi="微软雅黑" w:hint="eastAsia"/>
+        </w:rPr>
+      </w:pPr>
+      <w:r>
+        <w:rPr>
+          <w:rFonts w:ascii="微软雅黑" w:eastAsia="微软雅黑" w:hAnsi="微软雅黑"/>
+        </w:rPr>
+        <w:t xml:space="preserve">7.1 </w:t>
+      </w:r>
+      <w:proofErr w:type="spellStart"/>
+      <w:r>
+        <w:rPr>
+          <w:rFonts w:ascii="微软雅黑" w:eastAsia="微软雅黑" w:hAnsi="微软雅黑"/>
+        </w:rPr>
+        <w:t>基本对话</w:t>
+      </w:r>
+      <w:proofErr w:type="spellEnd"/>
     </w:p>
     <w:p>
       <w:pPr>
         <w:rPr>
-          <w:rFonts w:ascii="微软雅黑" w:eastAsia="微软雅黑" w:hAnsi="微软雅黑"/>
-        </w:rPr>
-      </w:pPr>
-      <w:r>
-        <w:rPr>
-          <w:rFonts w:ascii="微软雅黑" w:eastAsia="微软雅黑" w:hAnsi="微软雅黑"/>
-        </w:rPr>
-        <w:t>在飞书中给机器人发送文本消息，AI 会进行智能回复。支持多轮对话，机器人会记住上下文。在群聊中使用时，建议 @机器人 后输入内容，确保机器人能收到消息。</w:t>
+          <w:rFonts w:ascii="微软雅黑" w:eastAsia="微软雅黑" w:hAnsi="微软雅黑" w:hint="eastAsia"/>
+        </w:rPr>
+      </w:pPr>
+      <w:proofErr w:type="spellStart"/>
+      <w:r>
+        <w:rPr>
+          <w:rFonts w:ascii="微软雅黑" w:eastAsia="微软雅黑" w:hAnsi="微软雅黑"/>
+        </w:rPr>
+        <w:t>在飞书中给机器人发送文本消息，AI</w:t>
+      </w:r>
+      <w:proofErr w:type="spellEnd"/>
+      <w:r>
+        <w:rPr>
+          <w:rFonts w:ascii="微软雅黑" w:eastAsia="微软雅黑" w:hAnsi="微软雅黑"/>
+        </w:rPr>
+        <w:t xml:space="preserve"> </w:t>
+      </w:r>
+      <w:proofErr w:type="spellStart"/>
+      <w:r>
+        <w:rPr>
+          <w:rFonts w:ascii="微软雅黑" w:eastAsia="微软雅黑" w:hAnsi="微软雅黑"/>
+        </w:rPr>
+        <w:t>会进行智能回复。支持多轮对话，机器人会记住上下文。在群聊中使用时，建议</w:t>
+      </w:r>
+      <w:proofErr w:type="spellEnd"/>
+      <w:r>
+        <w:rPr>
+          <w:rFonts w:ascii="微软雅黑" w:eastAsia="微软雅黑" w:hAnsi="微软雅黑"/>
+        </w:rPr>
+        <w:t xml:space="preserve"> @机器人 </w:t>
+      </w:r>
+      <w:proofErr w:type="spellStart"/>
+      <w:r>
+        <w:rPr>
+          <w:rFonts w:ascii="微软雅黑" w:eastAsia="微软雅黑" w:hAnsi="微软雅黑"/>
+        </w:rPr>
+        <w:t>后输入内容，确保机器人能收到消息</w:t>
+      </w:r>
+      <w:proofErr w:type="spellEnd"/>
+      <w:r>
+        <w:rPr>
+          <w:rFonts w:ascii="微软雅黑" w:eastAsia="微软雅黑" w:hAnsi="微软雅黑"/>
+        </w:rPr>
+        <w:t>。</w:t>
       </w:r>
     </w:p>
     <w:p>
       <w:pPr>
         <w:pStyle w:val="21"/>
         <w:rPr>
-          <w:rFonts w:ascii="微软雅黑" w:eastAsia="微软雅黑" w:hAnsi="微软雅黑"/>
+          <w:rFonts w:ascii="微软雅黑" w:eastAsia="微软雅黑" w:hAnsi="微软雅黑" w:hint="eastAsia"/>
           <w:lang w:eastAsia="zh-CN"/>
         </w:rPr>
       </w:pPr>
@@ -1557,7 +2578,7 @@
     <w:p>
       <w:pPr>
         <w:rPr>
-          <w:rFonts w:ascii="微软雅黑" w:eastAsia="微软雅黑" w:hAnsi="微软雅黑"/>
+          <w:rFonts w:ascii="微软雅黑" w:eastAsia="微软雅黑" w:hAnsi="微软雅黑" w:hint="eastAsia"/>
         </w:rPr>
       </w:pPr>
       <w:r>
@@ -1565,89 +2586,285 @@
           <w:rFonts w:ascii="微软雅黑" w:eastAsia="微软雅黑" w:hAnsi="微软雅黑"/>
           <w:lang w:eastAsia="zh-CN"/>
         </w:rPr>
-        <w:t>直接告诉机器人你想执行什么命令，AI 会自动构造并执行。</w:t>
-      </w:r>
-      <w:r>
-        <w:rPr>
-          <w:rFonts w:ascii="微软雅黑" w:eastAsia="微软雅黑" w:hAnsi="微软雅黑"/>
-        </w:rPr>
-        <w:t>示例：</w:t>
+        <w:t>直接告诉机器人你</w:t>
+      </w:r>
+      <w:proofErr w:type="gramStart"/>
+      <w:r>
+        <w:rPr>
+          <w:rFonts w:ascii="微软雅黑" w:eastAsia="微软雅黑" w:hAnsi="微软雅黑"/>
+          <w:lang w:eastAsia="zh-CN"/>
+        </w:rPr>
+        <w:t>想执行</w:t>
+      </w:r>
+      <w:proofErr w:type="gramEnd"/>
+      <w:r>
+        <w:rPr>
+          <w:rFonts w:ascii="微软雅黑" w:eastAsia="微软雅黑" w:hAnsi="微软雅黑"/>
+          <w:lang w:eastAsia="zh-CN"/>
+        </w:rPr>
+        <w:t>什么命令，AI 会自动构造并执行。</w:t>
+      </w:r>
+      <w:proofErr w:type="spellStart"/>
+      <w:r>
+        <w:rPr>
+          <w:rFonts w:ascii="微软雅黑" w:eastAsia="微软雅黑" w:hAnsi="微软雅黑"/>
+        </w:rPr>
+        <w:t>示例</w:t>
+      </w:r>
+      <w:proofErr w:type="spellEnd"/>
+      <w:r>
+        <w:rPr>
+          <w:rFonts w:ascii="微软雅黑" w:eastAsia="微软雅黑" w:hAnsi="微软雅黑"/>
+        </w:rPr>
+        <w:t>：</w:t>
       </w:r>
     </w:p>
     <w:p>
       <w:pPr>
         <w:pStyle w:val="a0"/>
         <w:rPr>
-          <w:rFonts w:ascii="微软雅黑" w:eastAsia="微软雅黑" w:hAnsi="微软雅黑"/>
-        </w:rPr>
-      </w:pPr>
-      <w:r>
-        <w:rPr>
-          <w:rFonts w:ascii="微软雅黑" w:eastAsia="微软雅黑" w:hAnsi="微软雅黑"/>
-        </w:rPr>
-        <w:t>"帮我看一下 C 盘还有多少空间" → Agent 执行 dir C:\ 并分析结果</w:t>
-      </w:r>
+          <w:rFonts w:ascii="微软雅黑" w:eastAsia="微软雅黑" w:hAnsi="微软雅黑" w:hint="eastAsia"/>
+        </w:rPr>
+      </w:pPr>
+      <w:r>
+        <w:rPr>
+          <w:rFonts w:ascii="微软雅黑" w:eastAsia="微软雅黑" w:hAnsi="微软雅黑"/>
+        </w:rPr>
+        <w:t>"</w:t>
+      </w:r>
+      <w:proofErr w:type="spellStart"/>
+      <w:r>
+        <w:rPr>
+          <w:rFonts w:ascii="微软雅黑" w:eastAsia="微软雅黑" w:hAnsi="微软雅黑"/>
+        </w:rPr>
+        <w:t>帮我看一下</w:t>
+      </w:r>
+      <w:proofErr w:type="spellEnd"/>
+      <w:r>
+        <w:rPr>
+          <w:rFonts w:ascii="微软雅黑" w:eastAsia="微软雅黑" w:hAnsi="微软雅黑"/>
+        </w:rPr>
+        <w:t xml:space="preserve"> C </w:t>
+      </w:r>
+      <w:proofErr w:type="spellStart"/>
+      <w:r>
+        <w:rPr>
+          <w:rFonts w:ascii="微软雅黑" w:eastAsia="微软雅黑" w:hAnsi="微软雅黑"/>
+        </w:rPr>
+        <w:t>盘还有多少空间</w:t>
+      </w:r>
+      <w:proofErr w:type="spellEnd"/>
+      <w:r>
+        <w:rPr>
+          <w:rFonts w:ascii="微软雅黑" w:eastAsia="微软雅黑" w:hAnsi="微软雅黑"/>
+        </w:rPr>
+        <w:t xml:space="preserve">" → Agent </w:t>
+      </w:r>
+      <w:proofErr w:type="spellStart"/>
+      <w:r>
+        <w:rPr>
+          <w:rFonts w:ascii="微软雅黑" w:eastAsia="微软雅黑" w:hAnsi="微软雅黑"/>
+        </w:rPr>
+        <w:t>执行</w:t>
+      </w:r>
+      <w:proofErr w:type="spellEnd"/>
+      <w:r>
+        <w:rPr>
+          <w:rFonts w:ascii="微软雅黑" w:eastAsia="微软雅黑" w:hAnsi="微软雅黑"/>
+        </w:rPr>
+        <w:t xml:space="preserve"> </w:t>
+      </w:r>
+      <w:proofErr w:type="spellStart"/>
+      <w:r>
+        <w:rPr>
+          <w:rFonts w:ascii="微软雅黑" w:eastAsia="微软雅黑" w:hAnsi="微软雅黑"/>
+        </w:rPr>
+        <w:t>dir</w:t>
+      </w:r>
+      <w:proofErr w:type="spellEnd"/>
+      <w:r>
+        <w:rPr>
+          <w:rFonts w:ascii="微软雅黑" w:eastAsia="微软雅黑" w:hAnsi="微软雅黑"/>
+        </w:rPr>
+        <w:t xml:space="preserve"> C:\ </w:t>
+      </w:r>
+      <w:proofErr w:type="spellStart"/>
+      <w:r>
+        <w:rPr>
+          <w:rFonts w:ascii="微软雅黑" w:eastAsia="微软雅黑" w:hAnsi="微软雅黑"/>
+        </w:rPr>
+        <w:t>并分析结果</w:t>
+      </w:r>
+      <w:proofErr w:type="spellEnd"/>
     </w:p>
     <w:p>
       <w:pPr>
         <w:pStyle w:val="a0"/>
         <w:rPr>
-          <w:rFonts w:ascii="微软雅黑" w:eastAsia="微软雅黑" w:hAnsi="微软雅黑"/>
-        </w:rPr>
-      </w:pPr>
-      <w:r>
-        <w:rPr>
-          <w:rFonts w:ascii="微软雅黑" w:eastAsia="微软雅黑" w:hAnsi="微软雅黑"/>
-        </w:rPr>
-        <w:t>"把当前正在运行的进程列出来" → Agent 执行 tasklist</w:t>
-      </w:r>
+          <w:rFonts w:ascii="微软雅黑" w:eastAsia="微软雅黑" w:hAnsi="微软雅黑" w:hint="eastAsia"/>
+        </w:rPr>
+      </w:pPr>
+      <w:r>
+        <w:rPr>
+          <w:rFonts w:ascii="微软雅黑" w:eastAsia="微软雅黑" w:hAnsi="微软雅黑"/>
+        </w:rPr>
+        <w:t>"</w:t>
+      </w:r>
+      <w:proofErr w:type="spellStart"/>
+      <w:r>
+        <w:rPr>
+          <w:rFonts w:ascii="微软雅黑" w:eastAsia="微软雅黑" w:hAnsi="微软雅黑"/>
+        </w:rPr>
+        <w:t>把当前正在运行的进程列出来</w:t>
+      </w:r>
+      <w:proofErr w:type="spellEnd"/>
+      <w:r>
+        <w:rPr>
+          <w:rFonts w:ascii="微软雅黑" w:eastAsia="微软雅黑" w:hAnsi="微软雅黑"/>
+        </w:rPr>
+        <w:t xml:space="preserve">" → Agent </w:t>
+      </w:r>
+      <w:proofErr w:type="spellStart"/>
+      <w:r>
+        <w:rPr>
+          <w:rFonts w:ascii="微软雅黑" w:eastAsia="微软雅黑" w:hAnsi="微软雅黑"/>
+        </w:rPr>
+        <w:t>执行</w:t>
+      </w:r>
+      <w:proofErr w:type="spellEnd"/>
+      <w:r>
+        <w:rPr>
+          <w:rFonts w:ascii="微软雅黑" w:eastAsia="微软雅黑" w:hAnsi="微软雅黑"/>
+        </w:rPr>
+        <w:t xml:space="preserve"> </w:t>
+      </w:r>
+      <w:proofErr w:type="spellStart"/>
+      <w:r>
+        <w:rPr>
+          <w:rFonts w:ascii="微软雅黑" w:eastAsia="微软雅黑" w:hAnsi="微软雅黑"/>
+        </w:rPr>
+        <w:t>tasklist</w:t>
+      </w:r>
+      <w:proofErr w:type="spellEnd"/>
     </w:p>
     <w:p>
       <w:pPr>
         <w:pStyle w:val="a0"/>
         <w:rPr>
-          <w:rFonts w:ascii="微软雅黑" w:eastAsia="微软雅黑" w:hAnsi="微软雅黑"/>
-        </w:rPr>
-      </w:pPr>
-      <w:r>
-        <w:rPr>
-          <w:rFonts w:ascii="微软雅黑" w:eastAsia="微软雅黑" w:hAnsi="微软雅黑"/>
-        </w:rPr>
-        <w:t>"用 pip 安装 requests 库" → Agent 执行 pip install requests</w:t>
+          <w:rFonts w:ascii="微软雅黑" w:eastAsia="微软雅黑" w:hAnsi="微软雅黑" w:hint="eastAsia"/>
+        </w:rPr>
+      </w:pPr>
+      <w:r>
+        <w:rPr>
+          <w:rFonts w:ascii="微软雅黑" w:eastAsia="微软雅黑" w:hAnsi="微软雅黑"/>
+        </w:rPr>
+        <w:t xml:space="preserve">"用 pip </w:t>
+      </w:r>
+      <w:proofErr w:type="spellStart"/>
+      <w:r>
+        <w:rPr>
+          <w:rFonts w:ascii="微软雅黑" w:eastAsia="微软雅黑" w:hAnsi="微软雅黑"/>
+        </w:rPr>
+        <w:t>安装</w:t>
+      </w:r>
+      <w:proofErr w:type="spellEnd"/>
+      <w:r>
+        <w:rPr>
+          <w:rFonts w:ascii="微软雅黑" w:eastAsia="微软雅黑" w:hAnsi="微软雅黑"/>
+        </w:rPr>
+        <w:t xml:space="preserve"> requests 库" → Agent </w:t>
+      </w:r>
+      <w:proofErr w:type="spellStart"/>
+      <w:r>
+        <w:rPr>
+          <w:rFonts w:ascii="微软雅黑" w:eastAsia="微软雅黑" w:hAnsi="微软雅黑"/>
+        </w:rPr>
+        <w:t>执行</w:t>
+      </w:r>
+      <w:proofErr w:type="spellEnd"/>
+      <w:r>
+        <w:rPr>
+          <w:rFonts w:ascii="微软雅黑" w:eastAsia="微软雅黑" w:hAnsi="微软雅黑"/>
+        </w:rPr>
+        <w:t xml:space="preserve"> pip install requests</w:t>
       </w:r>
     </w:p>
     <w:p>
       <w:pPr>
         <w:pStyle w:val="a0"/>
         <w:rPr>
-          <w:rFonts w:ascii="微软雅黑" w:eastAsia="微软雅黑" w:hAnsi="微软雅黑"/>
-        </w:rPr>
-      </w:pPr>
-      <w:r>
-        <w:rPr>
-          <w:rFonts w:ascii="微软雅黑" w:eastAsia="微软雅黑" w:hAnsi="微软雅黑"/>
-        </w:rPr>
-        <w:t>"新建一个文件夹 D:\projects\test" → Agent 执行 mkdir</w:t>
-      </w:r>
+          <w:rFonts w:ascii="微软雅黑" w:eastAsia="微软雅黑" w:hAnsi="微软雅黑" w:hint="eastAsia"/>
+        </w:rPr>
+      </w:pPr>
+      <w:r>
+        <w:rPr>
+          <w:rFonts w:ascii="微软雅黑" w:eastAsia="微软雅黑" w:hAnsi="微软雅黑"/>
+        </w:rPr>
+        <w:t>"</w:t>
+      </w:r>
+      <w:proofErr w:type="spellStart"/>
+      <w:r>
+        <w:rPr>
+          <w:rFonts w:ascii="微软雅黑" w:eastAsia="微软雅黑" w:hAnsi="微软雅黑"/>
+        </w:rPr>
+        <w:t>新建一个文件夹</w:t>
+      </w:r>
+      <w:proofErr w:type="spellEnd"/>
+      <w:r>
+        <w:rPr>
+          <w:rFonts w:ascii="微软雅黑" w:eastAsia="微软雅黑" w:hAnsi="微软雅黑"/>
+        </w:rPr>
+        <w:t xml:space="preserve"> D:\projects\test" → Agent </w:t>
+      </w:r>
+      <w:proofErr w:type="spellStart"/>
+      <w:r>
+        <w:rPr>
+          <w:rFonts w:ascii="微软雅黑" w:eastAsia="微软雅黑" w:hAnsi="微软雅黑"/>
+        </w:rPr>
+        <w:t>执行</w:t>
+      </w:r>
+      <w:proofErr w:type="spellEnd"/>
+      <w:r>
+        <w:rPr>
+          <w:rFonts w:ascii="微软雅黑" w:eastAsia="微软雅黑" w:hAnsi="微软雅黑"/>
+        </w:rPr>
+        <w:t xml:space="preserve"> </w:t>
+      </w:r>
+      <w:proofErr w:type="spellStart"/>
+      <w:r>
+        <w:rPr>
+          <w:rFonts w:ascii="微软雅黑" w:eastAsia="微软雅黑" w:hAnsi="微软雅黑"/>
+        </w:rPr>
+        <w:t>mkdir</w:t>
+      </w:r>
+      <w:proofErr w:type="spellEnd"/>
     </w:p>
     <w:p>
       <w:pPr>
         <w:pStyle w:val="21"/>
         <w:rPr>
-          <w:rFonts w:ascii="微软雅黑" w:eastAsia="微软雅黑" w:hAnsi="微软雅黑"/>
-        </w:rPr>
-      </w:pPr>
-      <w:r>
-        <w:rPr>
-          <w:rFonts w:ascii="微软雅黑" w:eastAsia="微软雅黑" w:hAnsi="微软雅黑"/>
-        </w:rPr>
-        <w:t>7.3 文件操作</w:t>
-      </w:r>
+          <w:rFonts w:ascii="微软雅黑" w:eastAsia="微软雅黑" w:hAnsi="微软雅黑" w:hint="eastAsia"/>
+        </w:rPr>
+      </w:pPr>
+      <w:r>
+        <w:rPr>
+          <w:rFonts w:ascii="微软雅黑" w:eastAsia="微软雅黑" w:hAnsi="微软雅黑"/>
+        </w:rPr>
+        <w:t xml:space="preserve">7.3 </w:t>
+      </w:r>
+      <w:proofErr w:type="spellStart"/>
+      <w:r>
+        <w:rPr>
+          <w:rFonts w:ascii="微软雅黑" w:eastAsia="微软雅黑" w:hAnsi="微软雅黑"/>
+        </w:rPr>
+        <w:t>文件操作</w:t>
+      </w:r>
+      <w:proofErr w:type="spellEnd"/>
     </w:p>
     <w:p>
       <w:pPr>
         <w:rPr>
-          <w:rFonts w:ascii="微软雅黑" w:eastAsia="微软雅黑" w:hAnsi="微软雅黑"/>
+          <w:rFonts w:ascii="微软雅黑" w:eastAsia="微软雅黑" w:hAnsi="微软雅黑" w:hint="eastAsia"/>
           <w:lang w:eastAsia="zh-CN"/>
         </w:rPr>
       </w:pPr>
@@ -1663,62 +2880,178 @@
       <w:pPr>
         <w:pStyle w:val="a0"/>
         <w:rPr>
-          <w:rFonts w:ascii="微软雅黑" w:eastAsia="微软雅黑" w:hAnsi="微软雅黑"/>
-        </w:rPr>
-      </w:pPr>
-      <w:r>
-        <w:rPr>
-          <w:rFonts w:ascii="微软雅黑" w:eastAsia="微软雅黑" w:hAnsi="微软雅黑"/>
-        </w:rPr>
-        <w:t>"读取 D:\config.json 的内容" → 读取并返回文件内容</w:t>
-      </w:r>
+          <w:rFonts w:ascii="微软雅黑" w:eastAsia="微软雅黑" w:hAnsi="微软雅黑" w:hint="eastAsia"/>
+        </w:rPr>
+      </w:pPr>
+      <w:r>
+        <w:rPr>
+          <w:rFonts w:ascii="微软雅黑" w:eastAsia="微软雅黑" w:hAnsi="微软雅黑"/>
+        </w:rPr>
+        <w:t>"</w:t>
+      </w:r>
+      <w:proofErr w:type="spellStart"/>
+      <w:r>
+        <w:rPr>
+          <w:rFonts w:ascii="微软雅黑" w:eastAsia="微软雅黑" w:hAnsi="微软雅黑"/>
+        </w:rPr>
+        <w:t>读取</w:t>
+      </w:r>
+      <w:proofErr w:type="spellEnd"/>
+      <w:r>
+        <w:rPr>
+          <w:rFonts w:ascii="微软雅黑" w:eastAsia="微软雅黑" w:hAnsi="微软雅黑"/>
+        </w:rPr>
+        <w:t xml:space="preserve"> D:\config.json </w:t>
+      </w:r>
+      <w:proofErr w:type="spellStart"/>
+      <w:r>
+        <w:rPr>
+          <w:rFonts w:ascii="微软雅黑" w:eastAsia="微软雅黑" w:hAnsi="微软雅黑"/>
+        </w:rPr>
+        <w:t>的内容</w:t>
+      </w:r>
+      <w:proofErr w:type="spellEnd"/>
+      <w:r>
+        <w:rPr>
+          <w:rFonts w:ascii="微软雅黑" w:eastAsia="微软雅黑" w:hAnsi="微软雅黑"/>
+        </w:rPr>
+        <w:t xml:space="preserve">" → </w:t>
+      </w:r>
+      <w:proofErr w:type="spellStart"/>
+      <w:r>
+        <w:rPr>
+          <w:rFonts w:ascii="微软雅黑" w:eastAsia="微软雅黑" w:hAnsi="微软雅黑"/>
+        </w:rPr>
+        <w:t>读取并返回文件内容</w:t>
+      </w:r>
+      <w:proofErr w:type="spellEnd"/>
     </w:p>
     <w:p>
       <w:pPr>
         <w:pStyle w:val="a0"/>
         <w:rPr>
-          <w:rFonts w:ascii="微软雅黑" w:eastAsia="微软雅黑" w:hAnsi="微软雅黑"/>
-        </w:rPr>
-      </w:pPr>
-      <w:r>
-        <w:rPr>
-          <w:rFonts w:ascii="微软雅黑" w:eastAsia="微软雅黑" w:hAnsi="微软雅黑"/>
-        </w:rPr>
-        <w:t>"在桌面创建一个 notes.txt，内容是xxx" → 写入文件</w:t>
-      </w:r>
+          <w:rFonts w:ascii="微软雅黑" w:eastAsia="微软雅黑" w:hAnsi="微软雅黑" w:hint="eastAsia"/>
+        </w:rPr>
+      </w:pPr>
+      <w:r>
+        <w:rPr>
+          <w:rFonts w:ascii="微软雅黑" w:eastAsia="微软雅黑" w:hAnsi="微软雅黑"/>
+        </w:rPr>
+        <w:t>"</w:t>
+      </w:r>
+      <w:proofErr w:type="spellStart"/>
+      <w:r>
+        <w:rPr>
+          <w:rFonts w:ascii="微软雅黑" w:eastAsia="微软雅黑" w:hAnsi="微软雅黑"/>
+        </w:rPr>
+        <w:t>在桌面创建一个</w:t>
+      </w:r>
+      <w:proofErr w:type="spellEnd"/>
+      <w:r>
+        <w:rPr>
+          <w:rFonts w:ascii="微软雅黑" w:eastAsia="微软雅黑" w:hAnsi="微软雅黑"/>
+        </w:rPr>
+        <w:t xml:space="preserve"> </w:t>
+      </w:r>
+      <w:proofErr w:type="spellStart"/>
+      <w:r>
+        <w:rPr>
+          <w:rFonts w:ascii="微软雅黑" w:eastAsia="微软雅黑" w:hAnsi="微软雅黑"/>
+        </w:rPr>
+        <w:t>notes.txt，内容是xxx</w:t>
+      </w:r>
+      <w:proofErr w:type="spellEnd"/>
+      <w:r>
+        <w:rPr>
+          <w:rFonts w:ascii="微软雅黑" w:eastAsia="微软雅黑" w:hAnsi="微软雅黑"/>
+        </w:rPr>
+        <w:t xml:space="preserve">" → </w:t>
+      </w:r>
+      <w:proofErr w:type="spellStart"/>
+      <w:r>
+        <w:rPr>
+          <w:rFonts w:ascii="微软雅黑" w:eastAsia="微软雅黑" w:hAnsi="微软雅黑"/>
+        </w:rPr>
+        <w:t>写入文件</w:t>
+      </w:r>
+      <w:proofErr w:type="spellEnd"/>
     </w:p>
     <w:p>
       <w:pPr>
         <w:pStyle w:val="a0"/>
         <w:rPr>
-          <w:rFonts w:ascii="微软雅黑" w:eastAsia="微软雅黑" w:hAnsi="微软雅黑"/>
-        </w:rPr>
-      </w:pPr>
-      <w:r>
-        <w:rPr>
-          <w:rFonts w:ascii="微软雅黑" w:eastAsia="微软雅黑" w:hAnsi="微软雅黑"/>
-        </w:rPr>
-        <w:t>"看看 Downloads 文件夹里有什么" → 列出目录内容</w:t>
-      </w:r>
+          <w:rFonts w:ascii="微软雅黑" w:eastAsia="微软雅黑" w:hAnsi="微软雅黑" w:hint="eastAsia"/>
+        </w:rPr>
+      </w:pPr>
+      <w:r>
+        <w:rPr>
+          <w:rFonts w:ascii="微软雅黑" w:eastAsia="微软雅黑" w:hAnsi="微软雅黑"/>
+        </w:rPr>
+        <w:t>"</w:t>
+      </w:r>
+      <w:proofErr w:type="spellStart"/>
+      <w:r>
+        <w:rPr>
+          <w:rFonts w:ascii="微软雅黑" w:eastAsia="微软雅黑" w:hAnsi="微软雅黑"/>
+        </w:rPr>
+        <w:t>看看</w:t>
+      </w:r>
+      <w:proofErr w:type="spellEnd"/>
+      <w:r>
+        <w:rPr>
+          <w:rFonts w:ascii="微软雅黑" w:eastAsia="微软雅黑" w:hAnsi="微软雅黑"/>
+        </w:rPr>
+        <w:t xml:space="preserve"> Downloads </w:t>
+      </w:r>
+      <w:proofErr w:type="spellStart"/>
+      <w:r>
+        <w:rPr>
+          <w:rFonts w:ascii="微软雅黑" w:eastAsia="微软雅黑" w:hAnsi="微软雅黑"/>
+        </w:rPr>
+        <w:t>文件夹里有什么</w:t>
+      </w:r>
+      <w:proofErr w:type="spellEnd"/>
+      <w:r>
+        <w:rPr>
+          <w:rFonts w:ascii="微软雅黑" w:eastAsia="微软雅黑" w:hAnsi="微软雅黑"/>
+        </w:rPr>
+        <w:t xml:space="preserve">" → </w:t>
+      </w:r>
+      <w:proofErr w:type="spellStart"/>
+      <w:r>
+        <w:rPr>
+          <w:rFonts w:ascii="微软雅黑" w:eastAsia="微软雅黑" w:hAnsi="微软雅黑"/>
+        </w:rPr>
+        <w:t>列出目录内容</w:t>
+      </w:r>
+      <w:proofErr w:type="spellEnd"/>
     </w:p>
     <w:p>
       <w:pPr>
         <w:pStyle w:val="21"/>
         <w:rPr>
-          <w:rFonts w:ascii="微软雅黑" w:eastAsia="微软雅黑" w:hAnsi="微软雅黑"/>
-        </w:rPr>
-      </w:pPr>
-      <w:r>
-        <w:rPr>
-          <w:rFonts w:ascii="微软雅黑" w:eastAsia="微软雅黑" w:hAnsi="微软雅黑"/>
-        </w:rPr>
-        <w:t>7.4 鼠标键盘操控</w:t>
-      </w:r>
+          <w:rFonts w:ascii="微软雅黑" w:eastAsia="微软雅黑" w:hAnsi="微软雅黑" w:hint="eastAsia"/>
+        </w:rPr>
+      </w:pPr>
+      <w:r>
+        <w:rPr>
+          <w:rFonts w:ascii="微软雅黑" w:eastAsia="微软雅黑" w:hAnsi="微软雅黑"/>
+        </w:rPr>
+        <w:t xml:space="preserve">7.4 </w:t>
+      </w:r>
+      <w:proofErr w:type="spellStart"/>
+      <w:r>
+        <w:rPr>
+          <w:rFonts w:ascii="微软雅黑" w:eastAsia="微软雅黑" w:hAnsi="微软雅黑"/>
+        </w:rPr>
+        <w:t>鼠标键盘操控</w:t>
+      </w:r>
+      <w:proofErr w:type="spellEnd"/>
     </w:p>
     <w:p>
       <w:pPr>
         <w:rPr>
-          <w:rFonts w:ascii="微软雅黑" w:eastAsia="微软雅黑" w:hAnsi="微软雅黑"/>
+          <w:rFonts w:ascii="微软雅黑" w:eastAsia="微软雅黑" w:hAnsi="微软雅黑" w:hint="eastAsia"/>
           <w:lang w:eastAsia="zh-CN"/>
         </w:rPr>
       </w:pPr>
@@ -1734,7 +3067,7 @@
       <w:pPr>
         <w:pStyle w:val="a0"/>
         <w:rPr>
-          <w:rFonts w:ascii="微软雅黑" w:eastAsia="微软雅黑" w:hAnsi="微软雅黑"/>
+          <w:rFonts w:ascii="微软雅黑" w:eastAsia="微软雅黑" w:hAnsi="微软雅黑" w:hint="eastAsia"/>
           <w:lang w:eastAsia="zh-CN"/>
         </w:rPr>
       </w:pPr>
@@ -1750,7 +3083,7 @@
       <w:pPr>
         <w:pStyle w:val="a0"/>
         <w:rPr>
-          <w:rFonts w:ascii="微软雅黑" w:eastAsia="微软雅黑" w:hAnsi="微软雅黑"/>
+          <w:rFonts w:ascii="微软雅黑" w:eastAsia="微软雅黑" w:hAnsi="微软雅黑" w:hint="eastAsia"/>
           <w:lang w:eastAsia="zh-CN"/>
         </w:rPr>
       </w:pPr>
@@ -1767,34 +3100,76 @@
       <w:pPr>
         <w:pStyle w:val="a0"/>
         <w:rPr>
-          <w:rFonts w:ascii="微软雅黑" w:eastAsia="微软雅黑" w:hAnsi="微软雅黑"/>
-        </w:rPr>
-      </w:pPr>
-      <w:r>
-        <w:rPr>
-          <w:rFonts w:ascii="微软雅黑" w:eastAsia="微软雅黑" w:hAnsi="微软雅黑"/>
-        </w:rPr>
-        <w:t>"按 Ctrl+Shift+Esc 打开任务管理器"</w:t>
+          <w:rFonts w:ascii="微软雅黑" w:eastAsia="微软雅黑" w:hAnsi="微软雅黑" w:hint="eastAsia"/>
+        </w:rPr>
+      </w:pPr>
+      <w:r>
+        <w:rPr>
+          <w:rFonts w:ascii="微软雅黑" w:eastAsia="微软雅黑" w:hAnsi="微软雅黑"/>
+        </w:rPr>
+        <w:t xml:space="preserve">"按 </w:t>
+      </w:r>
+      <w:proofErr w:type="spellStart"/>
+      <w:r>
+        <w:rPr>
+          <w:rFonts w:ascii="微软雅黑" w:eastAsia="微软雅黑" w:hAnsi="微软雅黑"/>
+        </w:rPr>
+        <w:t>Ctrl+Shift+Esc</w:t>
+      </w:r>
+      <w:proofErr w:type="spellEnd"/>
+      <w:r>
+        <w:rPr>
+          <w:rFonts w:ascii="微软雅黑" w:eastAsia="微软雅黑" w:hAnsi="微软雅黑"/>
+        </w:rPr>
+        <w:t xml:space="preserve"> </w:t>
+      </w:r>
+      <w:proofErr w:type="spellStart"/>
+      <w:r>
+        <w:rPr>
+          <w:rFonts w:ascii="微软雅黑" w:eastAsia="微软雅黑" w:hAnsi="微软雅黑"/>
+        </w:rPr>
+        <w:t>打开任务管理器</w:t>
+      </w:r>
+      <w:proofErr w:type="spellEnd"/>
+      <w:r>
+        <w:rPr>
+          <w:rFonts w:ascii="微软雅黑" w:eastAsia="微软雅黑" w:hAnsi="微软雅黑"/>
+        </w:rPr>
+        <w:t>"</w:t>
       </w:r>
     </w:p>
     <w:p>
       <w:pPr>
         <w:pStyle w:val="a0"/>
         <w:rPr>
-          <w:rFonts w:ascii="微软雅黑" w:eastAsia="微软雅黑" w:hAnsi="微软雅黑"/>
-        </w:rPr>
-      </w:pPr>
-      <w:r>
-        <w:rPr>
-          <w:rFonts w:ascii="微软雅黑" w:eastAsia="微软雅黑" w:hAnsi="微软雅黑"/>
-        </w:rPr>
-        <w:t>"在记事本里输入 Hello World"</w:t>
+          <w:rFonts w:ascii="微软雅黑" w:eastAsia="微软雅黑" w:hAnsi="微软雅黑" w:hint="eastAsia"/>
+        </w:rPr>
+      </w:pPr>
+      <w:r>
+        <w:rPr>
+          <w:rFonts w:ascii="微软雅黑" w:eastAsia="微软雅黑" w:hAnsi="微软雅黑"/>
+        </w:rPr>
+        <w:t>"</w:t>
+      </w:r>
+      <w:proofErr w:type="spellStart"/>
+      <w:r>
+        <w:rPr>
+          <w:rFonts w:ascii="微软雅黑" w:eastAsia="微软雅黑" w:hAnsi="微软雅黑"/>
+        </w:rPr>
+        <w:t>在记事本里输入</w:t>
+      </w:r>
+      <w:proofErr w:type="spellEnd"/>
+      <w:r>
+        <w:rPr>
+          <w:rFonts w:ascii="微软雅黑" w:eastAsia="微软雅黑" w:hAnsi="微软雅黑"/>
+        </w:rPr>
+        <w:t xml:space="preserve"> Hello World"</w:t>
       </w:r>
     </w:p>
     <w:p>
       <w:pPr>
         <w:rPr>
-          <w:rFonts w:ascii="微软雅黑" w:eastAsia="微软雅黑" w:hAnsi="微软雅黑"/>
+          <w:rFonts w:ascii="微软雅黑" w:eastAsia="微软雅黑" w:hAnsi="微软雅黑" w:hint="eastAsia"/>
           <w:lang w:eastAsia="zh-CN"/>
         </w:rPr>
       </w:pPr>
@@ -1811,14 +3186,30 @@
           <w:rFonts w:ascii="微软雅黑" w:eastAsia="微软雅黑" w:hAnsi="微软雅黑"/>
           <w:lang w:eastAsia="zh-CN"/>
         </w:rPr>
-        <w:t>鼠标键盘操控功能直接操作你的桌面，请确保在执行前没有正在进行的重要操作。</w:t>
+        <w:t>鼠标键盘操控功能直接操作你的桌面，</w:t>
+      </w:r>
+      <w:proofErr w:type="gramStart"/>
+      <w:r>
+        <w:rPr>
+          <w:rFonts w:ascii="微软雅黑" w:eastAsia="微软雅黑" w:hAnsi="微软雅黑"/>
+          <w:lang w:eastAsia="zh-CN"/>
+        </w:rPr>
+        <w:t>请确保</w:t>
+      </w:r>
+      <w:proofErr w:type="gramEnd"/>
+      <w:r>
+        <w:rPr>
+          <w:rFonts w:ascii="微软雅黑" w:eastAsia="微软雅黑" w:hAnsi="微软雅黑"/>
+          <w:lang w:eastAsia="zh-CN"/>
+        </w:rPr>
+        <w:t>在执行前没有正在进行的重要操作。</w:t>
       </w:r>
     </w:p>
     <w:p>
       <w:pPr>
         <w:pStyle w:val="21"/>
         <w:rPr>
-          <w:rFonts w:ascii="微软雅黑" w:eastAsia="微软雅黑" w:hAnsi="微软雅黑"/>
+          <w:rFonts w:ascii="微软雅黑" w:eastAsia="微软雅黑" w:hAnsi="微软雅黑" w:hint="eastAsia"/>
           <w:lang w:eastAsia="zh-CN"/>
         </w:rPr>
       </w:pPr>
@@ -1833,7 +3224,7 @@
     <w:p>
       <w:pPr>
         <w:rPr>
-          <w:rFonts w:ascii="微软雅黑" w:eastAsia="微软雅黑" w:hAnsi="微软雅黑"/>
+          <w:rFonts w:ascii="微软雅黑" w:eastAsia="微软雅黑" w:hAnsi="微软雅黑" w:hint="eastAsia"/>
           <w:lang w:eastAsia="zh-CN"/>
         </w:rPr>
       </w:pPr>
@@ -1849,82 +3240,240 @@
       <w:pPr>
         <w:pStyle w:val="a0"/>
         <w:rPr>
-          <w:rFonts w:ascii="微软雅黑" w:eastAsia="微软雅黑" w:hAnsi="微软雅黑"/>
-        </w:rPr>
-      </w:pPr>
-      <w:r>
-        <w:rPr>
-          <w:rFonts w:ascii="微软雅黑" w:eastAsia="微软雅黑" w:hAnsi="微软雅黑"/>
-        </w:rPr>
-        <w:t>"start steam" → 自动搜索并启动 Steam</w:t>
+          <w:rFonts w:ascii="微软雅黑" w:eastAsia="微软雅黑" w:hAnsi="微软雅黑" w:hint="eastAsia"/>
+        </w:rPr>
+      </w:pPr>
+      <w:r>
+        <w:rPr>
+          <w:rFonts w:ascii="微软雅黑" w:eastAsia="微软雅黑" w:hAnsi="微软雅黑"/>
+        </w:rPr>
+        <w:t>"</w:t>
+      </w:r>
+      <w:proofErr w:type="gramStart"/>
+      <w:r>
+        <w:rPr>
+          <w:rFonts w:ascii="微软雅黑" w:eastAsia="微软雅黑" w:hAnsi="微软雅黑"/>
+        </w:rPr>
+        <w:t>start</w:t>
+      </w:r>
+      <w:proofErr w:type="gramEnd"/>
+      <w:r>
+        <w:rPr>
+          <w:rFonts w:ascii="微软雅黑" w:eastAsia="微软雅黑" w:hAnsi="微软雅黑"/>
+        </w:rPr>
+        <w:t xml:space="preserve"> steam" → </w:t>
+      </w:r>
+      <w:proofErr w:type="spellStart"/>
+      <w:r>
+        <w:rPr>
+          <w:rFonts w:ascii="微软雅黑" w:eastAsia="微软雅黑" w:hAnsi="微软雅黑"/>
+        </w:rPr>
+        <w:t>自动搜索并启动</w:t>
+      </w:r>
+      <w:proofErr w:type="spellEnd"/>
+      <w:r>
+        <w:rPr>
+          <w:rFonts w:ascii="微软雅黑" w:eastAsia="微软雅黑" w:hAnsi="微软雅黑"/>
+        </w:rPr>
+        <w:t xml:space="preserve"> Steam</w:t>
       </w:r>
     </w:p>
     <w:p>
       <w:pPr>
         <w:pStyle w:val="a0"/>
         <w:rPr>
-          <w:rFonts w:ascii="微软雅黑" w:eastAsia="微软雅黑" w:hAnsi="微软雅黑"/>
-        </w:rPr>
-      </w:pPr>
-      <w:r>
-        <w:rPr>
-          <w:rFonts w:ascii="微软雅黑" w:eastAsia="微软雅黑" w:hAnsi="微软雅黑"/>
-        </w:rPr>
-        <w:t>"start chrome" → 启动 Chrome 浏览器</w:t>
-      </w:r>
+          <w:rFonts w:ascii="微软雅黑" w:eastAsia="微软雅黑" w:hAnsi="微软雅黑" w:hint="eastAsia"/>
+        </w:rPr>
+      </w:pPr>
+      <w:r>
+        <w:rPr>
+          <w:rFonts w:ascii="微软雅黑" w:eastAsia="微软雅黑" w:hAnsi="微软雅黑"/>
+        </w:rPr>
+        <w:t>"</w:t>
+      </w:r>
+      <w:proofErr w:type="gramStart"/>
+      <w:r>
+        <w:rPr>
+          <w:rFonts w:ascii="微软雅黑" w:eastAsia="微软雅黑" w:hAnsi="微软雅黑"/>
+        </w:rPr>
+        <w:t>start</w:t>
+      </w:r>
+      <w:proofErr w:type="gramEnd"/>
+      <w:r>
+        <w:rPr>
+          <w:rFonts w:ascii="微软雅黑" w:eastAsia="微软雅黑" w:hAnsi="微软雅黑"/>
+        </w:rPr>
+        <w:t xml:space="preserve"> chrome" → </w:t>
+      </w:r>
+      <w:proofErr w:type="spellStart"/>
+      <w:r>
+        <w:rPr>
+          <w:rFonts w:ascii="微软雅黑" w:eastAsia="微软雅黑" w:hAnsi="微软雅黑"/>
+        </w:rPr>
+        <w:t>启动</w:t>
+      </w:r>
+      <w:proofErr w:type="spellEnd"/>
+      <w:r>
+        <w:rPr>
+          <w:rFonts w:ascii="微软雅黑" w:eastAsia="微软雅黑" w:hAnsi="微软雅黑"/>
+        </w:rPr>
+        <w:t xml:space="preserve"> Chrome </w:t>
+      </w:r>
+      <w:proofErr w:type="spellStart"/>
+      <w:r>
+        <w:rPr>
+          <w:rFonts w:ascii="微软雅黑" w:eastAsia="微软雅黑" w:hAnsi="微软雅黑"/>
+        </w:rPr>
+        <w:t>浏览器</w:t>
+      </w:r>
+      <w:proofErr w:type="spellEnd"/>
     </w:p>
     <w:p>
       <w:pPr>
         <w:pStyle w:val="a0"/>
         <w:rPr>
-          <w:rFonts w:ascii="微软雅黑" w:eastAsia="微软雅黑" w:hAnsi="微软雅黑"/>
-        </w:rPr>
-      </w:pPr>
-      <w:r>
-        <w:rPr>
-          <w:rFonts w:ascii="微软雅黑" w:eastAsia="微软雅黑" w:hAnsi="微软雅黑"/>
-        </w:rPr>
-        <w:t>"start notepad" → 启动记事本</w:t>
-      </w:r>
+          <w:rFonts w:ascii="微软雅黑" w:eastAsia="微软雅黑" w:hAnsi="微软雅黑" w:hint="eastAsia"/>
+        </w:rPr>
+      </w:pPr>
+      <w:r>
+        <w:rPr>
+          <w:rFonts w:ascii="微软雅黑" w:eastAsia="微软雅黑" w:hAnsi="微软雅黑"/>
+        </w:rPr>
+        <w:t>"</w:t>
+      </w:r>
+      <w:proofErr w:type="gramStart"/>
+      <w:r>
+        <w:rPr>
+          <w:rFonts w:ascii="微软雅黑" w:eastAsia="微软雅黑" w:hAnsi="微软雅黑"/>
+        </w:rPr>
+        <w:t>start</w:t>
+      </w:r>
+      <w:proofErr w:type="gramEnd"/>
+      <w:r>
+        <w:rPr>
+          <w:rFonts w:ascii="微软雅黑" w:eastAsia="微软雅黑" w:hAnsi="微软雅黑"/>
+        </w:rPr>
+        <w:t xml:space="preserve"> notepad" → </w:t>
+      </w:r>
+      <w:proofErr w:type="spellStart"/>
+      <w:r>
+        <w:rPr>
+          <w:rFonts w:ascii="微软雅黑" w:eastAsia="微软雅黑" w:hAnsi="微软雅黑"/>
+        </w:rPr>
+        <w:t>启动记事本</w:t>
+      </w:r>
+      <w:proofErr w:type="spellEnd"/>
     </w:p>
     <w:p>
       <w:pPr>
         <w:rPr>
-          <w:rFonts w:ascii="微软雅黑" w:eastAsia="微软雅黑" w:hAnsi="微软雅黑"/>
+          <w:rFonts w:ascii="微软雅黑" w:eastAsia="微软雅黑" w:hAnsi="微软雅黑" w:hint="eastAsia"/>
         </w:rPr>
       </w:pPr>
     </w:p>
     <w:p>
       <w:pPr>
         <w:rPr>
-          <w:rFonts w:ascii="微软雅黑" w:eastAsia="微软雅黑" w:hAnsi="微软雅黑"/>
-        </w:rPr>
-      </w:pPr>
-      <w:r>
-        <w:rPr>
-          <w:rFonts w:ascii="微软雅黑" w:eastAsia="微软雅黑" w:hAnsi="微软雅黑"/>
-        </w:rPr>
-        <w:t>启动逻辑：先在系统 PATH 中搜索 → 再搜索开始菜单快捷方式 → 再搜索 Program Files → 最后尝试直接启动。</w:t>
+          <w:rFonts w:ascii="微软雅黑" w:eastAsia="微软雅黑" w:hAnsi="微软雅黑" w:hint="eastAsia"/>
+        </w:rPr>
+      </w:pPr>
+      <w:proofErr w:type="spellStart"/>
+      <w:r>
+        <w:rPr>
+          <w:rFonts w:ascii="微软雅黑" w:eastAsia="微软雅黑" w:hAnsi="微软雅黑"/>
+        </w:rPr>
+        <w:t>启动逻辑：先在系统</w:t>
+      </w:r>
+      <w:proofErr w:type="spellEnd"/>
+      <w:r>
+        <w:rPr>
+          <w:rFonts w:ascii="微软雅黑" w:eastAsia="微软雅黑" w:hAnsi="微软雅黑"/>
+        </w:rPr>
+        <w:t xml:space="preserve"> PATH </w:t>
+      </w:r>
+      <w:proofErr w:type="spellStart"/>
+      <w:r>
+        <w:rPr>
+          <w:rFonts w:ascii="微软雅黑" w:eastAsia="微软雅黑" w:hAnsi="微软雅黑"/>
+        </w:rPr>
+        <w:t>中搜索</w:t>
+      </w:r>
+      <w:proofErr w:type="spellEnd"/>
+      <w:r>
+        <w:rPr>
+          <w:rFonts w:ascii="微软雅黑" w:eastAsia="微软雅黑" w:hAnsi="微软雅黑"/>
+        </w:rPr>
+        <w:t xml:space="preserve"> → </w:t>
+      </w:r>
+      <w:proofErr w:type="spellStart"/>
+      <w:r>
+        <w:rPr>
+          <w:rFonts w:ascii="微软雅黑" w:eastAsia="微软雅黑" w:hAnsi="微软雅黑"/>
+        </w:rPr>
+        <w:t>再搜索开始菜单快捷方式</w:t>
+      </w:r>
+      <w:proofErr w:type="spellEnd"/>
+      <w:r>
+        <w:rPr>
+          <w:rFonts w:ascii="微软雅黑" w:eastAsia="微软雅黑" w:hAnsi="微软雅黑"/>
+        </w:rPr>
+        <w:t xml:space="preserve"> → </w:t>
+      </w:r>
+      <w:proofErr w:type="spellStart"/>
+      <w:r>
+        <w:rPr>
+          <w:rFonts w:ascii="微软雅黑" w:eastAsia="微软雅黑" w:hAnsi="微软雅黑"/>
+        </w:rPr>
+        <w:t>再搜索</w:t>
+      </w:r>
+      <w:proofErr w:type="spellEnd"/>
+      <w:r>
+        <w:rPr>
+          <w:rFonts w:ascii="微软雅黑" w:eastAsia="微软雅黑" w:hAnsi="微软雅黑"/>
+        </w:rPr>
+        <w:t xml:space="preserve"> Program Files → </w:t>
+      </w:r>
+      <w:proofErr w:type="spellStart"/>
+      <w:r>
+        <w:rPr>
+          <w:rFonts w:ascii="微软雅黑" w:eastAsia="微软雅黑" w:hAnsi="微软雅黑"/>
+        </w:rPr>
+        <w:t>最后尝试直接启动</w:t>
+      </w:r>
+      <w:proofErr w:type="spellEnd"/>
+      <w:r>
+        <w:rPr>
+          <w:rFonts w:ascii="微软雅黑" w:eastAsia="微软雅黑" w:hAnsi="微软雅黑"/>
+        </w:rPr>
+        <w:t>。</w:t>
       </w:r>
     </w:p>
     <w:p>
       <w:pPr>
         <w:pStyle w:val="21"/>
         <w:rPr>
-          <w:rFonts w:ascii="微软雅黑" w:eastAsia="微软雅黑" w:hAnsi="微软雅黑"/>
-        </w:rPr>
-      </w:pPr>
-      <w:r>
-        <w:rPr>
-          <w:rFonts w:ascii="微软雅黑" w:eastAsia="微软雅黑" w:hAnsi="微软雅黑"/>
-        </w:rPr>
-        <w:t>7.6 会话管理</w:t>
-      </w:r>
+          <w:rFonts w:ascii="微软雅黑" w:eastAsia="微软雅黑" w:hAnsi="微软雅黑" w:hint="eastAsia"/>
+        </w:rPr>
+      </w:pPr>
+      <w:r>
+        <w:rPr>
+          <w:rFonts w:ascii="微软雅黑" w:eastAsia="微软雅黑" w:hAnsi="微软雅黑"/>
+        </w:rPr>
+        <w:t xml:space="preserve">7.6 </w:t>
+      </w:r>
+      <w:proofErr w:type="spellStart"/>
+      <w:r>
+        <w:rPr>
+          <w:rFonts w:ascii="微软雅黑" w:eastAsia="微软雅黑" w:hAnsi="微软雅黑"/>
+        </w:rPr>
+        <w:t>会话管理</w:t>
+      </w:r>
+      <w:proofErr w:type="spellEnd"/>
     </w:p>
     <w:p>
       <w:pPr>
         <w:rPr>
-          <w:rFonts w:ascii="微软雅黑" w:eastAsia="微软雅黑" w:hAnsi="微软雅黑"/>
+          <w:rFonts w:ascii="微软雅黑" w:eastAsia="微软雅黑" w:hAnsi="微软雅黑" w:hint="eastAsia"/>
           <w:lang w:eastAsia="zh-CN"/>
         </w:rPr>
       </w:pPr>
@@ -1933,13 +3482,29 @@
           <w:rFonts w:ascii="微软雅黑" w:eastAsia="微软雅黑" w:hAnsi="微软雅黑"/>
           <w:lang w:eastAsia="zh-CN"/>
         </w:rPr>
-        <w:t>每个飞书会话（单聊或群聊）中的每个用户有独立的对话上下文。发送以下任意指令可以清空当前会话中的上下文：</w:t>
+        <w:t>每个飞书会话（</w:t>
+      </w:r>
+      <w:proofErr w:type="gramStart"/>
+      <w:r>
+        <w:rPr>
+          <w:rFonts w:ascii="微软雅黑" w:eastAsia="微软雅黑" w:hAnsi="微软雅黑"/>
+          <w:lang w:eastAsia="zh-CN"/>
+        </w:rPr>
+        <w:t>单聊或群聊</w:t>
+      </w:r>
+      <w:proofErr w:type="gramEnd"/>
+      <w:r>
+        <w:rPr>
+          <w:rFonts w:ascii="微软雅黑" w:eastAsia="微软雅黑" w:hAnsi="微软雅黑"/>
+          <w:lang w:eastAsia="zh-CN"/>
+        </w:rPr>
+        <w:t>）中的每个用户有独立的对话上下文。发送以下任意指令可以清空当前会话中的上下文：</w:t>
       </w:r>
     </w:p>
     <w:p>
       <w:pPr>
         <w:rPr>
-          <w:rFonts w:ascii="微软雅黑" w:eastAsia="微软雅黑" w:hAnsi="微软雅黑"/>
+          <w:rFonts w:ascii="微软雅黑" w:eastAsia="微软雅黑" w:hAnsi="微软雅黑" w:hint="eastAsia"/>
           <w:lang w:eastAsia="zh-CN"/>
         </w:rPr>
       </w:pPr>
@@ -1949,13 +3514,23 @@
           <w:sz w:val="18"/>
           <w:lang w:eastAsia="zh-CN"/>
         </w:rPr>
-        <w:t>/reset</w:t>
-      </w:r>
+        <w:t>/</w:t>
+      </w:r>
+      <w:proofErr w:type="gramStart"/>
+      <w:r>
+        <w:rPr>
+          <w:rFonts w:ascii="微软雅黑" w:eastAsia="微软雅黑" w:hAnsi="微软雅黑"/>
+          <w:sz w:val="18"/>
+          <w:lang w:eastAsia="zh-CN"/>
+        </w:rPr>
+        <w:t>reset</w:t>
+      </w:r>
+      <w:proofErr w:type="gramEnd"/>
     </w:p>
     <w:p>
       <w:pPr>
         <w:rPr>
-          <w:rFonts w:ascii="微软雅黑" w:eastAsia="微软雅黑" w:hAnsi="微软雅黑"/>
+          <w:rFonts w:ascii="微软雅黑" w:eastAsia="微软雅黑" w:hAnsi="微软雅黑" w:hint="eastAsia"/>
           <w:lang w:eastAsia="zh-CN"/>
         </w:rPr>
       </w:pPr>
@@ -1971,7 +3546,7 @@
     <w:p>
       <w:pPr>
         <w:rPr>
-          <w:rFonts w:ascii="微软雅黑" w:eastAsia="微软雅黑" w:hAnsi="微软雅黑"/>
+          <w:rFonts w:ascii="微软雅黑" w:eastAsia="微软雅黑" w:hAnsi="微软雅黑" w:hint="eastAsia"/>
           <w:lang w:eastAsia="zh-CN"/>
         </w:rPr>
       </w:pPr>
@@ -1987,7 +3562,7 @@
     <w:p>
       <w:pPr>
         <w:rPr>
-          <w:rFonts w:ascii="微软雅黑" w:eastAsia="微软雅黑" w:hAnsi="微软雅黑"/>
+          <w:rFonts w:ascii="微软雅黑" w:eastAsia="微软雅黑" w:hAnsi="微软雅黑" w:hint="eastAsia"/>
           <w:lang w:eastAsia="zh-CN"/>
         </w:rPr>
       </w:pPr>
@@ -2003,7 +3578,7 @@
     <w:p>
       <w:pPr>
         <w:rPr>
-          <w:rFonts w:ascii="微软雅黑" w:eastAsia="微软雅黑" w:hAnsi="微软雅黑"/>
+          <w:rFonts w:ascii="微软雅黑" w:eastAsia="微软雅黑" w:hAnsi="微软雅黑" w:hint="eastAsia"/>
           <w:lang w:eastAsia="zh-CN"/>
         </w:rPr>
       </w:pPr>
@@ -2011,7 +3586,7 @@
     <w:p>
       <w:pPr>
         <w:rPr>
-          <w:rFonts w:ascii="微软雅黑" w:eastAsia="微软雅黑" w:hAnsi="微软雅黑"/>
+          <w:rFonts w:ascii="微软雅黑" w:eastAsia="微软雅黑" w:hAnsi="微软雅黑" w:hint="eastAsia"/>
           <w:lang w:eastAsia="zh-CN"/>
         </w:rPr>
       </w:pPr>
@@ -2027,7 +3602,7 @@
       <w:pPr>
         <w:pStyle w:val="1"/>
         <w:rPr>
-          <w:rFonts w:ascii="微软雅黑" w:eastAsia="微软雅黑" w:hAnsi="微软雅黑"/>
+          <w:rFonts w:ascii="微软雅黑" w:eastAsia="微软雅黑" w:hAnsi="微软雅黑" w:hint="eastAsia"/>
           <w:lang w:eastAsia="zh-CN"/>
         </w:rPr>
       </w:pPr>
@@ -2042,7 +3617,7 @@
     <w:p>
       <w:pPr>
         <w:rPr>
-          <w:rFonts w:ascii="微软雅黑" w:eastAsia="微软雅黑" w:hAnsi="微软雅黑"/>
+          <w:rFonts w:ascii="微软雅黑" w:eastAsia="微软雅黑" w:hAnsi="微软雅黑" w:hint="eastAsia"/>
           <w:lang w:eastAsia="zh-CN"/>
         </w:rPr>
       </w:pPr>
@@ -2078,9 +3653,10 @@
           <w:p>
             <w:pPr>
               <w:rPr>
-                <w:rFonts w:ascii="微软雅黑" w:eastAsia="微软雅黑" w:hAnsi="微软雅黑"/>
+                <w:rFonts w:ascii="微软雅黑" w:eastAsia="微软雅黑" w:hAnsi="微软雅黑" w:hint="eastAsia"/>
               </w:rPr>
             </w:pPr>
+            <w:proofErr w:type="spellStart"/>
             <w:r>
               <w:rPr>
                 <w:rFonts w:ascii="微软雅黑" w:eastAsia="微软雅黑" w:hAnsi="微软雅黑"/>
@@ -2088,6 +3664,7 @@
               <w:lastRenderedPageBreak/>
               <w:t>配置项</w:t>
             </w:r>
+            <w:proofErr w:type="spellEnd"/>
           </w:p>
         </w:tc>
         <w:tc>
@@ -2098,15 +3675,17 @@
             <w:pPr>
               <w:cnfStyle w:val="100000000000" w:firstRow="1" w:lastRow="0" w:firstColumn="0" w:lastColumn="0" w:oddVBand="0" w:evenVBand="0" w:oddHBand="0" w:evenHBand="0" w:firstRowFirstColumn="0" w:firstRowLastColumn="0" w:lastRowFirstColumn="0" w:lastRowLastColumn="0"/>
               <w:rPr>
-                <w:rFonts w:ascii="微软雅黑" w:eastAsia="微软雅黑" w:hAnsi="微软雅黑"/>
+                <w:rFonts w:ascii="微软雅黑" w:eastAsia="微软雅黑" w:hAnsi="微软雅黑" w:hint="eastAsia"/>
               </w:rPr>
             </w:pPr>
+            <w:proofErr w:type="spellStart"/>
             <w:r>
               <w:rPr>
                 <w:rFonts w:ascii="微软雅黑" w:eastAsia="微软雅黑" w:hAnsi="微软雅黑"/>
               </w:rPr>
               <w:t>说明</w:t>
             </w:r>
+            <w:proofErr w:type="spellEnd"/>
           </w:p>
         </w:tc>
         <w:tc>
@@ -2117,15 +3696,31 @@
             <w:pPr>
               <w:cnfStyle w:val="100000000000" w:firstRow="1" w:lastRow="0" w:firstColumn="0" w:lastColumn="0" w:oddVBand="0" w:evenVBand="0" w:oddHBand="0" w:evenHBand="0" w:firstRowFirstColumn="0" w:firstRowLastColumn="0" w:lastRowFirstColumn="0" w:lastRowLastColumn="0"/>
               <w:rPr>
-                <w:rFonts w:ascii="微软雅黑" w:eastAsia="微软雅黑" w:hAnsi="微软雅黑"/>
+                <w:rFonts w:ascii="微软雅黑" w:eastAsia="微软雅黑" w:hAnsi="微软雅黑" w:hint="eastAsia"/>
               </w:rPr>
             </w:pPr>
+            <w:proofErr w:type="spellStart"/>
             <w:r>
               <w:rPr>
                 <w:rFonts w:ascii="微软雅黑" w:eastAsia="微软雅黑" w:hAnsi="微软雅黑"/>
               </w:rPr>
-              <w:t>必填/可选</w:t>
+              <w:t>必填</w:t>
             </w:r>
+            <w:proofErr w:type="spellEnd"/>
+            <w:r>
+              <w:rPr>
+                <w:rFonts w:ascii="微软雅黑" w:eastAsia="微软雅黑" w:hAnsi="微软雅黑"/>
+              </w:rPr>
+              <w:t>/</w:t>
+            </w:r>
+            <w:proofErr w:type="spellStart"/>
+            <w:r>
+              <w:rPr>
+                <w:rFonts w:ascii="微软雅黑" w:eastAsia="微软雅黑" w:hAnsi="微软雅黑"/>
+              </w:rPr>
+              <w:t>可选</w:t>
+            </w:r>
+            <w:proofErr w:type="spellEnd"/>
           </w:p>
         </w:tc>
         <w:tc>
@@ -2136,15 +3731,17 @@
             <w:pPr>
               <w:cnfStyle w:val="100000000000" w:firstRow="1" w:lastRow="0" w:firstColumn="0" w:lastColumn="0" w:oddVBand="0" w:evenVBand="0" w:oddHBand="0" w:evenHBand="0" w:firstRowFirstColumn="0" w:firstRowLastColumn="0" w:lastRowFirstColumn="0" w:lastRowLastColumn="0"/>
               <w:rPr>
-                <w:rFonts w:ascii="微软雅黑" w:eastAsia="微软雅黑" w:hAnsi="微软雅黑"/>
+                <w:rFonts w:ascii="微软雅黑" w:eastAsia="微软雅黑" w:hAnsi="微软雅黑" w:hint="eastAsia"/>
               </w:rPr>
             </w:pPr>
+            <w:proofErr w:type="spellStart"/>
             <w:r>
               <w:rPr>
                 <w:rFonts w:ascii="微软雅黑" w:eastAsia="微软雅黑" w:hAnsi="微软雅黑"/>
               </w:rPr>
               <w:t>默认值</w:t>
             </w:r>
+            <w:proofErr w:type="spellEnd"/>
           </w:p>
         </w:tc>
       </w:tr>
@@ -2160,7 +3757,7 @@
           <w:p>
             <w:pPr>
               <w:rPr>
-                <w:rFonts w:ascii="微软雅黑" w:eastAsia="微软雅黑" w:hAnsi="微软雅黑"/>
+                <w:rFonts w:ascii="微软雅黑" w:eastAsia="微软雅黑" w:hAnsi="微软雅黑" w:hint="eastAsia"/>
               </w:rPr>
             </w:pPr>
             <w:r>
@@ -2179,14 +3776,22 @@
             <w:pPr>
               <w:cnfStyle w:val="000000100000" w:firstRow="0" w:lastRow="0" w:firstColumn="0" w:lastColumn="0" w:oddVBand="0" w:evenVBand="0" w:oddHBand="1" w:evenHBand="0" w:firstRowFirstColumn="0" w:firstRowLastColumn="0" w:lastRowFirstColumn="0" w:lastRowLastColumn="0"/>
               <w:rPr>
-                <w:rFonts w:ascii="微软雅黑" w:eastAsia="微软雅黑" w:hAnsi="微软雅黑"/>
+                <w:rFonts w:ascii="微软雅黑" w:eastAsia="微软雅黑" w:hAnsi="微软雅黑" w:hint="eastAsia"/>
               </w:rPr>
             </w:pPr>
+            <w:proofErr w:type="spellStart"/>
             <w:r>
               <w:rPr>
                 <w:rFonts w:ascii="微软雅黑" w:eastAsia="微软雅黑" w:hAnsi="微软雅黑"/>
               </w:rPr>
-              <w:t>飞书应用 ID</w:t>
+              <w:t>飞书应用</w:t>
+            </w:r>
+            <w:proofErr w:type="spellEnd"/>
+            <w:r>
+              <w:rPr>
+                <w:rFonts w:ascii="微软雅黑" w:eastAsia="微软雅黑" w:hAnsi="微软雅黑"/>
+              </w:rPr>
+              <w:t xml:space="preserve"> ID</w:t>
             </w:r>
           </w:p>
         </w:tc>
@@ -2198,15 +3803,17 @@
             <w:pPr>
               <w:cnfStyle w:val="000000100000" w:firstRow="0" w:lastRow="0" w:firstColumn="0" w:lastColumn="0" w:oddVBand="0" w:evenVBand="0" w:oddHBand="1" w:evenHBand="0" w:firstRowFirstColumn="0" w:firstRowLastColumn="0" w:lastRowFirstColumn="0" w:lastRowLastColumn="0"/>
               <w:rPr>
-                <w:rFonts w:ascii="微软雅黑" w:eastAsia="微软雅黑" w:hAnsi="微软雅黑"/>
+                <w:rFonts w:ascii="微软雅黑" w:eastAsia="微软雅黑" w:hAnsi="微软雅黑" w:hint="eastAsia"/>
               </w:rPr>
             </w:pPr>
+            <w:proofErr w:type="spellStart"/>
             <w:r>
               <w:rPr>
                 <w:rFonts w:ascii="微软雅黑" w:eastAsia="微软雅黑" w:hAnsi="微软雅黑"/>
               </w:rPr>
               <w:t>必填</w:t>
             </w:r>
+            <w:proofErr w:type="spellEnd"/>
           </w:p>
         </w:tc>
         <w:tc>
@@ -2217,15 +3824,17 @@
             <w:pPr>
               <w:cnfStyle w:val="000000100000" w:firstRow="0" w:lastRow="0" w:firstColumn="0" w:lastColumn="0" w:oddVBand="0" w:evenVBand="0" w:oddHBand="1" w:evenHBand="0" w:firstRowFirstColumn="0" w:firstRowLastColumn="0" w:lastRowFirstColumn="0" w:lastRowLastColumn="0"/>
               <w:rPr>
-                <w:rFonts w:ascii="微软雅黑" w:eastAsia="微软雅黑" w:hAnsi="微软雅黑"/>
+                <w:rFonts w:ascii="微软雅黑" w:eastAsia="微软雅黑" w:hAnsi="微软雅黑" w:hint="eastAsia"/>
               </w:rPr>
             </w:pPr>
+            <w:proofErr w:type="spellStart"/>
             <w:r>
               <w:rPr>
                 <w:rFonts w:ascii="微软雅黑" w:eastAsia="微软雅黑" w:hAnsi="微软雅黑"/>
               </w:rPr>
               <w:t>cli_xxxxxxxxxxxxx</w:t>
             </w:r>
+            <w:proofErr w:type="spellEnd"/>
           </w:p>
         </w:tc>
       </w:tr>
@@ -2241,7 +3850,7 @@
           <w:p>
             <w:pPr>
               <w:rPr>
-                <w:rFonts w:ascii="微软雅黑" w:eastAsia="微软雅黑" w:hAnsi="微软雅黑"/>
+                <w:rFonts w:ascii="微软雅黑" w:eastAsia="微软雅黑" w:hAnsi="微软雅黑" w:hint="eastAsia"/>
               </w:rPr>
             </w:pPr>
             <w:r>
@@ -2260,15 +3869,17 @@
             <w:pPr>
               <w:cnfStyle w:val="000000010000" w:firstRow="0" w:lastRow="0" w:firstColumn="0" w:lastColumn="0" w:oddVBand="0" w:evenVBand="0" w:oddHBand="0" w:evenHBand="1" w:firstRowFirstColumn="0" w:firstRowLastColumn="0" w:lastRowFirstColumn="0" w:lastRowLastColumn="0"/>
               <w:rPr>
-                <w:rFonts w:ascii="微软雅黑" w:eastAsia="微软雅黑" w:hAnsi="微软雅黑"/>
+                <w:rFonts w:ascii="微软雅黑" w:eastAsia="微软雅黑" w:hAnsi="微软雅黑" w:hint="eastAsia"/>
               </w:rPr>
             </w:pPr>
+            <w:proofErr w:type="spellStart"/>
             <w:r>
               <w:rPr>
                 <w:rFonts w:ascii="微软雅黑" w:eastAsia="微软雅黑" w:hAnsi="微软雅黑"/>
               </w:rPr>
               <w:t>飞书应用密钥</w:t>
             </w:r>
+            <w:proofErr w:type="spellEnd"/>
           </w:p>
         </w:tc>
         <w:tc>
@@ -2279,15 +3890,17 @@
             <w:pPr>
               <w:cnfStyle w:val="000000010000" w:firstRow="0" w:lastRow="0" w:firstColumn="0" w:lastColumn="0" w:oddVBand="0" w:evenVBand="0" w:oddHBand="0" w:evenHBand="1" w:firstRowFirstColumn="0" w:firstRowLastColumn="0" w:lastRowFirstColumn="0" w:lastRowLastColumn="0"/>
               <w:rPr>
-                <w:rFonts w:ascii="微软雅黑" w:eastAsia="微软雅黑" w:hAnsi="微软雅黑"/>
+                <w:rFonts w:ascii="微软雅黑" w:eastAsia="微软雅黑" w:hAnsi="微软雅黑" w:hint="eastAsia"/>
               </w:rPr>
             </w:pPr>
+            <w:proofErr w:type="spellStart"/>
             <w:r>
               <w:rPr>
                 <w:rFonts w:ascii="微软雅黑" w:eastAsia="微软雅黑" w:hAnsi="微软雅黑"/>
               </w:rPr>
               <w:t>必填</w:t>
             </w:r>
+            <w:proofErr w:type="spellEnd"/>
           </w:p>
         </w:tc>
         <w:tc>
@@ -2298,7 +3911,7 @@
             <w:pPr>
               <w:cnfStyle w:val="000000010000" w:firstRow="0" w:lastRow="0" w:firstColumn="0" w:lastColumn="0" w:oddVBand="0" w:evenVBand="0" w:oddHBand="0" w:evenHBand="1" w:firstRowFirstColumn="0" w:firstRowLastColumn="0" w:lastRowFirstColumn="0" w:lastRowLastColumn="0"/>
               <w:rPr>
-                <w:rFonts w:ascii="微软雅黑" w:eastAsia="微软雅黑" w:hAnsi="微软雅黑"/>
+                <w:rFonts w:ascii="微软雅黑" w:eastAsia="微软雅黑" w:hAnsi="微软雅黑" w:hint="eastAsia"/>
               </w:rPr>
             </w:pPr>
           </w:p>
@@ -2316,7 +3929,7 @@
           <w:p>
             <w:pPr>
               <w:rPr>
-                <w:rFonts w:ascii="微软雅黑" w:eastAsia="微软雅黑" w:hAnsi="微软雅黑"/>
+                <w:rFonts w:ascii="微软雅黑" w:eastAsia="微软雅黑" w:hAnsi="微软雅黑" w:hint="eastAsia"/>
               </w:rPr>
             </w:pPr>
             <w:r>
@@ -2335,14 +3948,36 @@
             <w:pPr>
               <w:cnfStyle w:val="000000100000" w:firstRow="0" w:lastRow="0" w:firstColumn="0" w:lastColumn="0" w:oddVBand="0" w:evenVBand="0" w:oddHBand="1" w:evenHBand="0" w:firstRowFirstColumn="0" w:firstRowLastColumn="0" w:lastRowFirstColumn="0" w:lastRowLastColumn="0"/>
               <w:rPr>
-                <w:rFonts w:ascii="微软雅黑" w:eastAsia="微软雅黑" w:hAnsi="微软雅黑"/>
+                <w:rFonts w:ascii="微软雅黑" w:eastAsia="微软雅黑" w:hAnsi="微软雅黑" w:hint="eastAsia"/>
               </w:rPr>
             </w:pPr>
+            <w:proofErr w:type="spellStart"/>
             <w:r>
               <w:rPr>
                 <w:rFonts w:ascii="微软雅黑" w:eastAsia="微软雅黑" w:hAnsi="微软雅黑"/>
               </w:rPr>
-              <w:t>飞书域名 feishu 或 lark</w:t>
+              <w:t>飞书域名</w:t>
+            </w:r>
+            <w:proofErr w:type="spellEnd"/>
+            <w:r>
+              <w:rPr>
+                <w:rFonts w:ascii="微软雅黑" w:eastAsia="微软雅黑" w:hAnsi="微软雅黑"/>
+              </w:rPr>
+              <w:t xml:space="preserve"> </w:t>
+            </w:r>
+            <w:proofErr w:type="spellStart"/>
+            <w:r>
+              <w:rPr>
+                <w:rFonts w:ascii="微软雅黑" w:eastAsia="微软雅黑" w:hAnsi="微软雅黑"/>
+              </w:rPr>
+              <w:t>feishu</w:t>
+            </w:r>
+            <w:proofErr w:type="spellEnd"/>
+            <w:r>
+              <w:rPr>
+                <w:rFonts w:ascii="微软雅黑" w:eastAsia="微软雅黑" w:hAnsi="微软雅黑"/>
+              </w:rPr>
+              <w:t xml:space="preserve"> 或 lark</w:t>
             </w:r>
           </w:p>
         </w:tc>
@@ -2354,15 +3989,17 @@
             <w:pPr>
               <w:cnfStyle w:val="000000100000" w:firstRow="0" w:lastRow="0" w:firstColumn="0" w:lastColumn="0" w:oddVBand="0" w:evenVBand="0" w:oddHBand="1" w:evenHBand="0" w:firstRowFirstColumn="0" w:firstRowLastColumn="0" w:lastRowFirstColumn="0" w:lastRowLastColumn="0"/>
               <w:rPr>
-                <w:rFonts w:ascii="微软雅黑" w:eastAsia="微软雅黑" w:hAnsi="微软雅黑"/>
+                <w:rFonts w:ascii="微软雅黑" w:eastAsia="微软雅黑" w:hAnsi="微软雅黑" w:hint="eastAsia"/>
               </w:rPr>
             </w:pPr>
+            <w:proofErr w:type="spellStart"/>
             <w:r>
               <w:rPr>
                 <w:rFonts w:ascii="微软雅黑" w:eastAsia="微软雅黑" w:hAnsi="微软雅黑"/>
               </w:rPr>
               <w:t>可选</w:t>
             </w:r>
+            <w:proofErr w:type="spellEnd"/>
           </w:p>
         </w:tc>
         <w:tc>
@@ -2373,15 +4010,17 @@
             <w:pPr>
               <w:cnfStyle w:val="000000100000" w:firstRow="0" w:lastRow="0" w:firstColumn="0" w:lastColumn="0" w:oddVBand="0" w:evenVBand="0" w:oddHBand="1" w:evenHBand="0" w:firstRowFirstColumn="0" w:firstRowLastColumn="0" w:lastRowFirstColumn="0" w:lastRowLastColumn="0"/>
               <w:rPr>
-                <w:rFonts w:ascii="微软雅黑" w:eastAsia="微软雅黑" w:hAnsi="微软雅黑"/>
+                <w:rFonts w:ascii="微软雅黑" w:eastAsia="微软雅黑" w:hAnsi="微软雅黑" w:hint="eastAsia"/>
               </w:rPr>
             </w:pPr>
+            <w:proofErr w:type="spellStart"/>
             <w:r>
               <w:rPr>
                 <w:rFonts w:ascii="微软雅黑" w:eastAsia="微软雅黑" w:hAnsi="微软雅黑"/>
               </w:rPr>
               <w:t>feishu</w:t>
             </w:r>
+            <w:proofErr w:type="spellEnd"/>
           </w:p>
         </w:tc>
       </w:tr>
@@ -2397,7 +4036,7 @@
           <w:p>
             <w:pPr>
               <w:rPr>
-                <w:rFonts w:ascii="微软雅黑" w:eastAsia="微软雅黑" w:hAnsi="微软雅黑"/>
+                <w:rFonts w:ascii="微软雅黑" w:eastAsia="微软雅黑" w:hAnsi="微软雅黑" w:hint="eastAsia"/>
               </w:rPr>
             </w:pPr>
             <w:r>
@@ -2416,15 +4055,23 @@
             <w:pPr>
               <w:cnfStyle w:val="000000010000" w:firstRow="0" w:lastRow="0" w:firstColumn="0" w:lastColumn="0" w:oddVBand="0" w:evenVBand="0" w:oddHBand="0" w:evenHBand="1" w:firstRowFirstColumn="0" w:firstRowLastColumn="0" w:lastRowFirstColumn="0" w:lastRowLastColumn="0"/>
               <w:rPr>
-                <w:rFonts w:ascii="微软雅黑" w:eastAsia="微软雅黑" w:hAnsi="微软雅黑"/>
+                <w:rFonts w:ascii="微软雅黑" w:eastAsia="微软雅黑" w:hAnsi="微软雅黑" w:hint="eastAsia"/>
               </w:rPr>
             </w:pPr>
             <w:r>
               <w:rPr>
                 <w:rFonts w:ascii="微软雅黑" w:eastAsia="微软雅黑" w:hAnsi="微软雅黑"/>
               </w:rPr>
-              <w:t>DeepSeek API 密钥</w:t>
+              <w:t xml:space="preserve">DeepSeek API </w:t>
             </w:r>
+            <w:proofErr w:type="spellStart"/>
+            <w:r>
+              <w:rPr>
+                <w:rFonts w:ascii="微软雅黑" w:eastAsia="微软雅黑" w:hAnsi="微软雅黑"/>
+              </w:rPr>
+              <w:t>密钥</w:t>
+            </w:r>
+            <w:proofErr w:type="spellEnd"/>
           </w:p>
         </w:tc>
         <w:tc>
@@ -2435,15 +4082,17 @@
             <w:pPr>
               <w:cnfStyle w:val="000000010000" w:firstRow="0" w:lastRow="0" w:firstColumn="0" w:lastColumn="0" w:oddVBand="0" w:evenVBand="0" w:oddHBand="0" w:evenHBand="1" w:firstRowFirstColumn="0" w:firstRowLastColumn="0" w:lastRowFirstColumn="0" w:lastRowLastColumn="0"/>
               <w:rPr>
-                <w:rFonts w:ascii="微软雅黑" w:eastAsia="微软雅黑" w:hAnsi="微软雅黑"/>
+                <w:rFonts w:ascii="微软雅黑" w:eastAsia="微软雅黑" w:hAnsi="微软雅黑" w:hint="eastAsia"/>
               </w:rPr>
             </w:pPr>
+            <w:proofErr w:type="spellStart"/>
             <w:r>
               <w:rPr>
                 <w:rFonts w:ascii="微软雅黑" w:eastAsia="微软雅黑" w:hAnsi="微软雅黑"/>
               </w:rPr>
               <w:t>必填</w:t>
             </w:r>
+            <w:proofErr w:type="spellEnd"/>
           </w:p>
         </w:tc>
         <w:tc>
@@ -2454,14 +4103,22 @@
             <w:pPr>
               <w:cnfStyle w:val="000000010000" w:firstRow="0" w:lastRow="0" w:firstColumn="0" w:lastColumn="0" w:oddVBand="0" w:evenVBand="0" w:oddHBand="0" w:evenHBand="1" w:firstRowFirstColumn="0" w:firstRowLastColumn="0" w:lastRowFirstColumn="0" w:lastRowLastColumn="0"/>
               <w:rPr>
-                <w:rFonts w:ascii="微软雅黑" w:eastAsia="微软雅黑" w:hAnsi="微软雅黑"/>
+                <w:rFonts w:ascii="微软雅黑" w:eastAsia="微软雅黑" w:hAnsi="微软雅黑" w:hint="eastAsia"/>
               </w:rPr>
             </w:pPr>
+            <w:proofErr w:type="spellStart"/>
             <w:r>
               <w:rPr>
                 <w:rFonts w:ascii="微软雅黑" w:eastAsia="微软雅黑" w:hAnsi="微软雅黑"/>
               </w:rPr>
-              <w:t>sk-...</w:t>
+              <w:t>sk</w:t>
+            </w:r>
+            <w:proofErr w:type="spellEnd"/>
+            <w:r>
+              <w:rPr>
+                <w:rFonts w:ascii="微软雅黑" w:eastAsia="微软雅黑" w:hAnsi="微软雅黑"/>
+              </w:rPr>
+              <w:t>-...</w:t>
             </w:r>
           </w:p>
         </w:tc>
@@ -2478,7 +4135,7 @@
           <w:p>
             <w:pPr>
               <w:rPr>
-                <w:rFonts w:ascii="微软雅黑" w:eastAsia="微软雅黑" w:hAnsi="微软雅黑"/>
+                <w:rFonts w:ascii="微软雅黑" w:eastAsia="微软雅黑" w:hAnsi="微软雅黑" w:hint="eastAsia"/>
               </w:rPr>
             </w:pPr>
             <w:r>
@@ -2497,15 +4154,23 @@
             <w:pPr>
               <w:cnfStyle w:val="000000100000" w:firstRow="0" w:lastRow="0" w:firstColumn="0" w:lastColumn="0" w:oddVBand="0" w:evenVBand="0" w:oddHBand="1" w:evenHBand="0" w:firstRowFirstColumn="0" w:firstRowLastColumn="0" w:lastRowFirstColumn="0" w:lastRowLastColumn="0"/>
               <w:rPr>
-                <w:rFonts w:ascii="微软雅黑" w:eastAsia="微软雅黑" w:hAnsi="微软雅黑"/>
+                <w:rFonts w:ascii="微软雅黑" w:eastAsia="微软雅黑" w:hAnsi="微软雅黑" w:hint="eastAsia"/>
               </w:rPr>
             </w:pPr>
             <w:r>
               <w:rPr>
                 <w:rFonts w:ascii="微软雅黑" w:eastAsia="微软雅黑" w:hAnsi="微软雅黑"/>
               </w:rPr>
-              <w:t>DeepSeek API 地址</w:t>
+              <w:t xml:space="preserve">DeepSeek API </w:t>
             </w:r>
+            <w:proofErr w:type="spellStart"/>
+            <w:r>
+              <w:rPr>
+                <w:rFonts w:ascii="微软雅黑" w:eastAsia="微软雅黑" w:hAnsi="微软雅黑"/>
+              </w:rPr>
+              <w:t>地址</w:t>
+            </w:r>
+            <w:proofErr w:type="spellEnd"/>
           </w:p>
         </w:tc>
         <w:tc>
@@ -2516,15 +4181,17 @@
             <w:pPr>
               <w:cnfStyle w:val="000000100000" w:firstRow="0" w:lastRow="0" w:firstColumn="0" w:lastColumn="0" w:oddVBand="0" w:evenVBand="0" w:oddHBand="1" w:evenHBand="0" w:firstRowFirstColumn="0" w:firstRowLastColumn="0" w:lastRowFirstColumn="0" w:lastRowLastColumn="0"/>
               <w:rPr>
-                <w:rFonts w:ascii="微软雅黑" w:eastAsia="微软雅黑" w:hAnsi="微软雅黑"/>
+                <w:rFonts w:ascii="微软雅黑" w:eastAsia="微软雅黑" w:hAnsi="微软雅黑" w:hint="eastAsia"/>
               </w:rPr>
             </w:pPr>
+            <w:proofErr w:type="spellStart"/>
             <w:r>
               <w:rPr>
                 <w:rFonts w:ascii="微软雅黑" w:eastAsia="微软雅黑" w:hAnsi="微软雅黑"/>
               </w:rPr>
               <w:t>可选</w:t>
             </w:r>
+            <w:proofErr w:type="spellEnd"/>
           </w:p>
         </w:tc>
         <w:tc>
@@ -2535,7 +4202,7 @@
             <w:pPr>
               <w:cnfStyle w:val="000000100000" w:firstRow="0" w:lastRow="0" w:firstColumn="0" w:lastColumn="0" w:oddVBand="0" w:evenVBand="0" w:oddHBand="1" w:evenHBand="0" w:firstRowFirstColumn="0" w:firstRowLastColumn="0" w:lastRowFirstColumn="0" w:lastRowLastColumn="0"/>
               <w:rPr>
-                <w:rFonts w:ascii="微软雅黑" w:eastAsia="微软雅黑" w:hAnsi="微软雅黑"/>
+                <w:rFonts w:ascii="微软雅黑" w:eastAsia="微软雅黑" w:hAnsi="微软雅黑" w:hint="eastAsia"/>
               </w:rPr>
             </w:pPr>
             <w:r>
@@ -2559,7 +4226,7 @@
           <w:p>
             <w:pPr>
               <w:rPr>
-                <w:rFonts w:ascii="微软雅黑" w:eastAsia="微软雅黑" w:hAnsi="微软雅黑"/>
+                <w:rFonts w:ascii="微软雅黑" w:eastAsia="微软雅黑" w:hAnsi="微软雅黑" w:hint="eastAsia"/>
               </w:rPr>
             </w:pPr>
             <w:r>
@@ -2578,15 +4245,17 @@
             <w:pPr>
               <w:cnfStyle w:val="000000010000" w:firstRow="0" w:lastRow="0" w:firstColumn="0" w:lastColumn="0" w:oddVBand="0" w:evenVBand="0" w:oddHBand="0" w:evenHBand="1" w:firstRowFirstColumn="0" w:firstRowLastColumn="0" w:lastRowFirstColumn="0" w:lastRowLastColumn="0"/>
               <w:rPr>
-                <w:rFonts w:ascii="微软雅黑" w:eastAsia="微软雅黑" w:hAnsi="微软雅黑"/>
+                <w:rFonts w:ascii="微软雅黑" w:eastAsia="微软雅黑" w:hAnsi="微软雅黑" w:hint="eastAsia"/>
               </w:rPr>
             </w:pPr>
+            <w:proofErr w:type="spellStart"/>
             <w:r>
               <w:rPr>
                 <w:rFonts w:ascii="微软雅黑" w:eastAsia="微软雅黑" w:hAnsi="微软雅黑"/>
               </w:rPr>
               <w:t>使用的模型名称</w:t>
             </w:r>
+            <w:proofErr w:type="spellEnd"/>
           </w:p>
         </w:tc>
         <w:tc>
@@ -2597,15 +4266,17 @@
             <w:pPr>
               <w:cnfStyle w:val="000000010000" w:firstRow="0" w:lastRow="0" w:firstColumn="0" w:lastColumn="0" w:oddVBand="0" w:evenVBand="0" w:oddHBand="0" w:evenHBand="1" w:firstRowFirstColumn="0" w:firstRowLastColumn="0" w:lastRowFirstColumn="0" w:lastRowLastColumn="0"/>
               <w:rPr>
-                <w:rFonts w:ascii="微软雅黑" w:eastAsia="微软雅黑" w:hAnsi="微软雅黑"/>
+                <w:rFonts w:ascii="微软雅黑" w:eastAsia="微软雅黑" w:hAnsi="微软雅黑" w:hint="eastAsia"/>
               </w:rPr>
             </w:pPr>
+            <w:proofErr w:type="spellStart"/>
             <w:r>
               <w:rPr>
                 <w:rFonts w:ascii="微软雅黑" w:eastAsia="微软雅黑" w:hAnsi="微软雅黑"/>
               </w:rPr>
               <w:t>可选</w:t>
             </w:r>
+            <w:proofErr w:type="spellEnd"/>
           </w:p>
         </w:tc>
         <w:tc>
@@ -2616,14 +4287,22 @@
             <w:pPr>
               <w:cnfStyle w:val="000000010000" w:firstRow="0" w:lastRow="0" w:firstColumn="0" w:lastColumn="0" w:oddVBand="0" w:evenVBand="0" w:oddHBand="0" w:evenHBand="1" w:firstRowFirstColumn="0" w:firstRowLastColumn="0" w:lastRowFirstColumn="0" w:lastRowLastColumn="0"/>
               <w:rPr>
-                <w:rFonts w:ascii="微软雅黑" w:eastAsia="微软雅黑" w:hAnsi="微软雅黑"/>
+                <w:rFonts w:ascii="微软雅黑" w:eastAsia="微软雅黑" w:hAnsi="微软雅黑" w:hint="eastAsia"/>
               </w:rPr>
             </w:pPr>
+            <w:proofErr w:type="spellStart"/>
             <w:r>
               <w:rPr>
                 <w:rFonts w:ascii="微软雅黑" w:eastAsia="微软雅黑" w:hAnsi="微软雅黑"/>
               </w:rPr>
-              <w:t>deepseek-chat</w:t>
+              <w:t>deepseek</w:t>
+            </w:r>
+            <w:proofErr w:type="spellEnd"/>
+            <w:r>
+              <w:rPr>
+                <w:rFonts w:ascii="微软雅黑" w:eastAsia="微软雅黑" w:hAnsi="微软雅黑"/>
+              </w:rPr>
+              <w:t>-chat</w:t>
             </w:r>
           </w:p>
         </w:tc>
@@ -2640,7 +4319,7 @@
           <w:p>
             <w:pPr>
               <w:rPr>
-                <w:rFonts w:ascii="微软雅黑" w:eastAsia="微软雅黑" w:hAnsi="微软雅黑"/>
+                <w:rFonts w:ascii="微软雅黑" w:eastAsia="微软雅黑" w:hAnsi="微软雅黑" w:hint="eastAsia"/>
               </w:rPr>
             </w:pPr>
             <w:r>
@@ -2659,15 +4338,17 @@
             <w:pPr>
               <w:cnfStyle w:val="000000100000" w:firstRow="0" w:lastRow="0" w:firstColumn="0" w:lastColumn="0" w:oddVBand="0" w:evenVBand="0" w:oddHBand="1" w:evenHBand="0" w:firstRowFirstColumn="0" w:firstRowLastColumn="0" w:lastRowFirstColumn="0" w:lastRowLastColumn="0"/>
               <w:rPr>
-                <w:rFonts w:ascii="微软雅黑" w:eastAsia="微软雅黑" w:hAnsi="微软雅黑"/>
+                <w:rFonts w:ascii="微软雅黑" w:eastAsia="微软雅黑" w:hAnsi="微软雅黑" w:hint="eastAsia"/>
               </w:rPr>
             </w:pPr>
+            <w:proofErr w:type="spellStart"/>
             <w:r>
               <w:rPr>
                 <w:rFonts w:ascii="微软雅黑" w:eastAsia="微软雅黑" w:hAnsi="微软雅黑"/>
               </w:rPr>
               <w:t>机器人显示名称</w:t>
             </w:r>
+            <w:proofErr w:type="spellEnd"/>
           </w:p>
         </w:tc>
         <w:tc>
@@ -2678,15 +4359,17 @@
             <w:pPr>
               <w:cnfStyle w:val="000000100000" w:firstRow="0" w:lastRow="0" w:firstColumn="0" w:lastColumn="0" w:oddVBand="0" w:evenVBand="0" w:oddHBand="1" w:evenHBand="0" w:firstRowFirstColumn="0" w:firstRowLastColumn="0" w:lastRowFirstColumn="0" w:lastRowLastColumn="0"/>
               <w:rPr>
-                <w:rFonts w:ascii="微软雅黑" w:eastAsia="微软雅黑" w:hAnsi="微软雅黑"/>
+                <w:rFonts w:ascii="微软雅黑" w:eastAsia="微软雅黑" w:hAnsi="微软雅黑" w:hint="eastAsia"/>
               </w:rPr>
             </w:pPr>
+            <w:proofErr w:type="spellStart"/>
             <w:r>
               <w:rPr>
                 <w:rFonts w:ascii="微软雅黑" w:eastAsia="微软雅黑" w:hAnsi="微软雅黑"/>
               </w:rPr>
               <w:t>可选</w:t>
             </w:r>
+            <w:proofErr w:type="spellEnd"/>
           </w:p>
         </w:tc>
         <w:tc>
@@ -2697,7 +4380,7 @@
             <w:pPr>
               <w:cnfStyle w:val="000000100000" w:firstRow="0" w:lastRow="0" w:firstColumn="0" w:lastColumn="0" w:oddVBand="0" w:evenVBand="0" w:oddHBand="1" w:evenHBand="0" w:firstRowFirstColumn="0" w:firstRowLastColumn="0" w:lastRowFirstColumn="0" w:lastRowLastColumn="0"/>
               <w:rPr>
-                <w:rFonts w:ascii="微软雅黑" w:eastAsia="微软雅黑" w:hAnsi="微软雅黑"/>
+                <w:rFonts w:ascii="微软雅黑" w:eastAsia="微软雅黑" w:hAnsi="微软雅黑" w:hint="eastAsia"/>
               </w:rPr>
             </w:pPr>
             <w:r>
@@ -2721,7 +4404,7 @@
           <w:p>
             <w:pPr>
               <w:rPr>
-                <w:rFonts w:ascii="微软雅黑" w:eastAsia="微软雅黑" w:hAnsi="微软雅黑"/>
+                <w:rFonts w:ascii="微软雅黑" w:eastAsia="微软雅黑" w:hAnsi="微软雅黑" w:hint="eastAsia"/>
               </w:rPr>
             </w:pPr>
             <w:r>
@@ -2740,7 +4423,7 @@
             <w:pPr>
               <w:cnfStyle w:val="000000010000" w:firstRow="0" w:lastRow="0" w:firstColumn="0" w:lastColumn="0" w:oddVBand="0" w:evenVBand="0" w:oddHBand="0" w:evenHBand="1" w:firstRowFirstColumn="0" w:firstRowLastColumn="0" w:lastRowFirstColumn="0" w:lastRowLastColumn="0"/>
               <w:rPr>
-                <w:rFonts w:ascii="微软雅黑" w:eastAsia="微软雅黑" w:hAnsi="微软雅黑"/>
+                <w:rFonts w:ascii="微软雅黑" w:eastAsia="微软雅黑" w:hAnsi="微软雅黑" w:hint="eastAsia"/>
                 <w:lang w:eastAsia="zh-CN"/>
               </w:rPr>
             </w:pPr>
@@ -2761,15 +4444,17 @@
             <w:pPr>
               <w:cnfStyle w:val="000000010000" w:firstRow="0" w:lastRow="0" w:firstColumn="0" w:lastColumn="0" w:oddVBand="0" w:evenVBand="0" w:oddHBand="0" w:evenHBand="1" w:firstRowFirstColumn="0" w:firstRowLastColumn="0" w:lastRowFirstColumn="0" w:lastRowLastColumn="0"/>
               <w:rPr>
-                <w:rFonts w:ascii="微软雅黑" w:eastAsia="微软雅黑" w:hAnsi="微软雅黑"/>
+                <w:rFonts w:ascii="微软雅黑" w:eastAsia="微软雅黑" w:hAnsi="微软雅黑" w:hint="eastAsia"/>
               </w:rPr>
             </w:pPr>
+            <w:proofErr w:type="spellStart"/>
             <w:r>
               <w:rPr>
                 <w:rFonts w:ascii="微软雅黑" w:eastAsia="微软雅黑" w:hAnsi="微软雅黑"/>
               </w:rPr>
               <w:t>可选</w:t>
             </w:r>
+            <w:proofErr w:type="spellEnd"/>
           </w:p>
         </w:tc>
         <w:tc>
@@ -2780,7 +4465,7 @@
             <w:pPr>
               <w:cnfStyle w:val="000000010000" w:firstRow="0" w:lastRow="0" w:firstColumn="0" w:lastColumn="0" w:oddVBand="0" w:evenVBand="0" w:oddHBand="0" w:evenHBand="1" w:firstRowFirstColumn="0" w:firstRowLastColumn="0" w:lastRowFirstColumn="0" w:lastRowLastColumn="0"/>
               <w:rPr>
-                <w:rFonts w:ascii="微软雅黑" w:eastAsia="微软雅黑" w:hAnsi="微软雅黑"/>
+                <w:rFonts w:ascii="微软雅黑" w:eastAsia="微软雅黑" w:hAnsi="微软雅黑" w:hint="eastAsia"/>
               </w:rPr>
             </w:pPr>
             <w:r>
@@ -2797,22 +4482,31 @@
       <w:pPr>
         <w:pStyle w:val="1"/>
         <w:rPr>
-          <w:rFonts w:ascii="微软雅黑" w:eastAsia="微软雅黑" w:hAnsi="微软雅黑"/>
-        </w:rPr>
-      </w:pPr>
-      <w:r>
-        <w:rPr>
-          <w:rFonts w:ascii="微软雅黑" w:eastAsia="微软雅黑" w:hAnsi="微软雅黑"/>
-        </w:rPr>
-        <w:t>9. 项目结构</w:t>
-      </w:r>
+          <w:rFonts w:ascii="微软雅黑" w:eastAsia="微软雅黑" w:hAnsi="微软雅黑" w:hint="eastAsia"/>
+        </w:rPr>
+      </w:pPr>
+      <w:r>
+        <w:rPr>
+          <w:rFonts w:ascii="微软雅黑" w:eastAsia="微软雅黑" w:hAnsi="微软雅黑"/>
+        </w:rPr>
+        <w:t xml:space="preserve">9. </w:t>
+      </w:r>
+      <w:proofErr w:type="spellStart"/>
+      <w:r>
+        <w:rPr>
+          <w:rFonts w:ascii="微软雅黑" w:eastAsia="微软雅黑" w:hAnsi="微软雅黑"/>
+        </w:rPr>
+        <w:t>项目结构</w:t>
+      </w:r>
+      <w:proofErr w:type="spellEnd"/>
     </w:p>
     <w:p>
       <w:pPr>
         <w:rPr>
-          <w:rFonts w:ascii="微软雅黑" w:eastAsia="微软雅黑" w:hAnsi="微软雅黑"/>
-        </w:rPr>
-      </w:pPr>
+          <w:rFonts w:ascii="微软雅黑" w:eastAsia="微软雅黑" w:hAnsi="微软雅黑" w:hint="eastAsia"/>
+        </w:rPr>
+      </w:pPr>
+      <w:proofErr w:type="gramStart"/>
       <w:r>
         <w:rPr>
           <w:rFonts w:ascii="微软雅黑" w:eastAsia="微软雅黑" w:hAnsi="微软雅黑"/>
@@ -2825,37 +4519,121 @@
         <w:rPr>
           <w:rFonts w:ascii="微软雅黑" w:eastAsia="微软雅黑" w:hAnsi="微软雅黑"/>
         </w:rPr>
-        <w:t xml:space="preserve">  — 项目入口，加载配置、创建 Agent 和 Bot 实例</w:t>
-      </w:r>
+        <w:t xml:space="preserve">  —</w:t>
+      </w:r>
+      <w:proofErr w:type="gramEnd"/>
+      <w:r>
+        <w:rPr>
+          <w:rFonts w:ascii="微软雅黑" w:eastAsia="微软雅黑" w:hAnsi="微软雅黑"/>
+        </w:rPr>
+        <w:t xml:space="preserve"> </w:t>
+      </w:r>
+      <w:proofErr w:type="spellStart"/>
+      <w:r>
+        <w:rPr>
+          <w:rFonts w:ascii="微软雅黑" w:eastAsia="微软雅黑" w:hAnsi="微软雅黑"/>
+        </w:rPr>
+        <w:t>项目入口，加载配置、创建</w:t>
+      </w:r>
+      <w:proofErr w:type="spellEnd"/>
+      <w:r>
+        <w:rPr>
+          <w:rFonts w:ascii="微软雅黑" w:eastAsia="微软雅黑" w:hAnsi="微软雅黑"/>
+        </w:rPr>
+        <w:t xml:space="preserve"> Agent 和 Bot </w:t>
+      </w:r>
+      <w:proofErr w:type="spellStart"/>
+      <w:r>
+        <w:rPr>
+          <w:rFonts w:ascii="微软雅黑" w:eastAsia="微软雅黑" w:hAnsi="微软雅黑"/>
+        </w:rPr>
+        <w:t>实例</w:t>
+      </w:r>
+      <w:proofErr w:type="spellEnd"/>
     </w:p>
     <w:p>
       <w:pPr>
         <w:rPr>
-          <w:rFonts w:ascii="微软雅黑" w:eastAsia="微软雅黑" w:hAnsi="微软雅黑"/>
-        </w:rPr>
-      </w:pPr>
+          <w:rFonts w:ascii="微软雅黑" w:eastAsia="微软雅黑" w:hAnsi="微软雅黑" w:hint="eastAsia"/>
+        </w:rPr>
+      </w:pPr>
+      <w:proofErr w:type="spellStart"/>
+      <w:proofErr w:type="gramStart"/>
       <w:r>
         <w:rPr>
           <w:rFonts w:ascii="微软雅黑" w:eastAsia="微软雅黑" w:hAnsi="微软雅黑"/>
           <w:b/>
           <w:sz w:val="18"/>
         </w:rPr>
-        <w:t>src/config.js</w:t>
-      </w:r>
-      <w:r>
-        <w:rPr>
-          <w:rFonts w:ascii="微软雅黑" w:eastAsia="微软雅黑" w:hAnsi="微软雅黑"/>
-        </w:rPr>
-        <w:t xml:space="preserve">  — 配置加载与校验，从 .env 读取所有配置项</w:t>
-      </w:r>
+        <w:t>src</w:t>
+      </w:r>
+      <w:proofErr w:type="spellEnd"/>
+      <w:r>
+        <w:rPr>
+          <w:rFonts w:ascii="微软雅黑" w:eastAsia="微软雅黑" w:hAnsi="微软雅黑"/>
+          <w:b/>
+          <w:sz w:val="18"/>
+        </w:rPr>
+        <w:t>/config.js</w:t>
+      </w:r>
+      <w:r>
+        <w:rPr>
+          <w:rFonts w:ascii="微软雅黑" w:eastAsia="微软雅黑" w:hAnsi="微软雅黑"/>
+        </w:rPr>
+        <w:t xml:space="preserve">  —</w:t>
+      </w:r>
+      <w:proofErr w:type="gramEnd"/>
+      <w:r>
+        <w:rPr>
+          <w:rFonts w:ascii="微软雅黑" w:eastAsia="微软雅黑" w:hAnsi="微软雅黑"/>
+        </w:rPr>
+        <w:t xml:space="preserve"> </w:t>
+      </w:r>
+      <w:proofErr w:type="spellStart"/>
+      <w:r>
+        <w:rPr>
+          <w:rFonts w:ascii="微软雅黑" w:eastAsia="微软雅黑" w:hAnsi="微软雅黑"/>
+        </w:rPr>
+        <w:t>配置加载与校验，</w:t>
+      </w:r>
+      <w:proofErr w:type="gramStart"/>
+      <w:r>
+        <w:rPr>
+          <w:rFonts w:ascii="微软雅黑" w:eastAsia="微软雅黑" w:hAnsi="微软雅黑"/>
+        </w:rPr>
+        <w:t>从</w:t>
+      </w:r>
+      <w:proofErr w:type="spellEnd"/>
+      <w:r>
+        <w:rPr>
+          <w:rFonts w:ascii="微软雅黑" w:eastAsia="微软雅黑" w:hAnsi="微软雅黑"/>
+        </w:rPr>
+        <w:t xml:space="preserve"> .env</w:t>
+      </w:r>
+      <w:proofErr w:type="gramEnd"/>
+      <w:r>
+        <w:rPr>
+          <w:rFonts w:ascii="微软雅黑" w:eastAsia="微软雅黑" w:hAnsi="微软雅黑"/>
+        </w:rPr>
+        <w:t xml:space="preserve"> </w:t>
+      </w:r>
+      <w:proofErr w:type="spellStart"/>
+      <w:r>
+        <w:rPr>
+          <w:rFonts w:ascii="微软雅黑" w:eastAsia="微软雅黑" w:hAnsi="微软雅黑"/>
+        </w:rPr>
+        <w:t>读取所有配置项</w:t>
+      </w:r>
+      <w:proofErr w:type="spellEnd"/>
     </w:p>
     <w:p>
       <w:pPr>
         <w:rPr>
-          <w:rFonts w:ascii="微软雅黑" w:eastAsia="微软雅黑" w:hAnsi="微软雅黑"/>
+          <w:rFonts w:ascii="微软雅黑" w:eastAsia="微软雅黑" w:hAnsi="微软雅黑" w:hint="eastAsia"/>
           <w:lang w:eastAsia="zh-CN"/>
         </w:rPr>
       </w:pPr>
+      <w:proofErr w:type="spellStart"/>
       <w:r>
         <w:rPr>
           <w:rFonts w:ascii="微软雅黑" w:eastAsia="微软雅黑" w:hAnsi="微软雅黑"/>
@@ -2863,7 +4641,17 @@
           <w:sz w:val="18"/>
           <w:lang w:eastAsia="zh-CN"/>
         </w:rPr>
-        <w:t>src/bot.js</w:t>
+        <w:t>src</w:t>
+      </w:r>
+      <w:proofErr w:type="spellEnd"/>
+      <w:r>
+        <w:rPr>
+          <w:rFonts w:ascii="微软雅黑" w:eastAsia="微软雅黑" w:hAnsi="微软雅黑"/>
+          <w:b/>
+          <w:sz w:val="18"/>
+          <w:lang w:eastAsia="zh-CN"/>
+        </w:rPr>
+        <w:t>/bot.js</w:t>
       </w:r>
       <w:r>
         <w:rPr>
@@ -2876,30 +4664,71 @@
     <w:p>
       <w:pPr>
         <w:rPr>
-          <w:rFonts w:ascii="微软雅黑" w:eastAsia="微软雅黑" w:hAnsi="微软雅黑"/>
-        </w:rPr>
-      </w:pPr>
+          <w:rFonts w:ascii="微软雅黑" w:eastAsia="微软雅黑" w:hAnsi="微软雅黑" w:hint="eastAsia"/>
+        </w:rPr>
+      </w:pPr>
+      <w:proofErr w:type="spellStart"/>
+      <w:proofErr w:type="gramStart"/>
       <w:r>
         <w:rPr>
           <w:rFonts w:ascii="微软雅黑" w:eastAsia="微软雅黑" w:hAnsi="微软雅黑"/>
           <w:b/>
           <w:sz w:val="18"/>
         </w:rPr>
-        <w:t>src/agent.js</w:t>
-      </w:r>
-      <w:r>
-        <w:rPr>
-          <w:rFonts w:ascii="微软雅黑" w:eastAsia="微软雅黑" w:hAnsi="微软雅黑"/>
-        </w:rPr>
-        <w:t xml:space="preserve">  — DeepSeek Agent 核心，包含工具定义、tool calling 循环、本地执行逻辑</w:t>
-      </w:r>
+        <w:t>src</w:t>
+      </w:r>
+      <w:proofErr w:type="spellEnd"/>
+      <w:r>
+        <w:rPr>
+          <w:rFonts w:ascii="微软雅黑" w:eastAsia="微软雅黑" w:hAnsi="微软雅黑"/>
+          <w:b/>
+          <w:sz w:val="18"/>
+        </w:rPr>
+        <w:t>/agent.js</w:t>
+      </w:r>
+      <w:r>
+        <w:rPr>
+          <w:rFonts w:ascii="微软雅黑" w:eastAsia="微软雅黑" w:hAnsi="微软雅黑"/>
+        </w:rPr>
+        <w:t xml:space="preserve">  —</w:t>
+      </w:r>
+      <w:proofErr w:type="gramEnd"/>
+      <w:r>
+        <w:rPr>
+          <w:rFonts w:ascii="微软雅黑" w:eastAsia="微软雅黑" w:hAnsi="微软雅黑"/>
+        </w:rPr>
+        <w:t xml:space="preserve"> DeepSeek Agent </w:t>
+      </w:r>
+      <w:proofErr w:type="spellStart"/>
+      <w:r>
+        <w:rPr>
+          <w:rFonts w:ascii="微软雅黑" w:eastAsia="微软雅黑" w:hAnsi="微软雅黑"/>
+        </w:rPr>
+        <w:t>核心，包含工具定义、tool</w:t>
+      </w:r>
+      <w:proofErr w:type="spellEnd"/>
+      <w:r>
+        <w:rPr>
+          <w:rFonts w:ascii="微软雅黑" w:eastAsia="微软雅黑" w:hAnsi="微软雅黑"/>
+        </w:rPr>
+        <w:t xml:space="preserve"> calling </w:t>
+      </w:r>
+      <w:proofErr w:type="spellStart"/>
+      <w:r>
+        <w:rPr>
+          <w:rFonts w:ascii="微软雅黑" w:eastAsia="微软雅黑" w:hAnsi="微软雅黑"/>
+        </w:rPr>
+        <w:t>循环、本地执行逻辑</w:t>
+      </w:r>
+      <w:proofErr w:type="spellEnd"/>
     </w:p>
     <w:p>
       <w:pPr>
         <w:rPr>
-          <w:rFonts w:ascii="微软雅黑" w:eastAsia="微软雅黑" w:hAnsi="微软雅黑"/>
-        </w:rPr>
-      </w:pPr>
+          <w:rFonts w:ascii="微软雅黑" w:eastAsia="微软雅黑" w:hAnsi="微软雅黑" w:hint="eastAsia"/>
+        </w:rPr>
+      </w:pPr>
+      <w:proofErr w:type="gramStart"/>
       <w:r>
         <w:rPr>
           <w:rFonts w:ascii="微软雅黑" w:eastAsia="微软雅黑" w:hAnsi="微软雅黑"/>
@@ -2912,13 +4741,28 @@
         <w:rPr>
           <w:rFonts w:ascii="微软雅黑" w:eastAsia="微软雅黑" w:hAnsi="微软雅黑"/>
         </w:rPr>
-        <w:t xml:space="preserve">  — Windows 一键启动脚本</w:t>
-      </w:r>
+        <w:t xml:space="preserve">  —</w:t>
+      </w:r>
+      <w:proofErr w:type="gramEnd"/>
+      <w:r>
+        <w:rPr>
+          <w:rFonts w:ascii="微软雅黑" w:eastAsia="微软雅黑" w:hAnsi="微软雅黑"/>
+        </w:rPr>
+        <w:t xml:space="preserve"> Windows </w:t>
+      </w:r>
+      <w:proofErr w:type="spellStart"/>
+      <w:r>
+        <w:rPr>
+          <w:rFonts w:ascii="微软雅黑" w:eastAsia="微软雅黑" w:hAnsi="微软雅黑"/>
+        </w:rPr>
+        <w:t>一键启动脚本</w:t>
+      </w:r>
+      <w:proofErr w:type="spellEnd"/>
     </w:p>
     <w:p>
       <w:pPr>
         <w:rPr>
-          <w:rFonts w:ascii="微软雅黑" w:eastAsia="微软雅黑" w:hAnsi="微软雅黑"/>
+          <w:rFonts w:ascii="微软雅黑" w:eastAsia="微软雅黑" w:hAnsi="微软雅黑" w:hint="eastAsia"/>
         </w:rPr>
       </w:pPr>
       <w:r>
@@ -2927,42 +4771,118 @@
           <w:b/>
           <w:sz w:val="18"/>
         </w:rPr>
-        <w:t>app/</w:t>
-      </w:r>
-      <w:r>
-        <w:rPr>
-          <w:rFonts w:ascii="微软雅黑" w:eastAsia="微软雅黑" w:hAnsi="微软雅黑"/>
-        </w:rPr>
-        <w:t xml:space="preserve">  — Python 版备用实现（OpenAI Responses API / Codex CLI）</w:t>
+        <w:t>app</w:t>
+      </w:r>
+      <w:proofErr w:type="gramStart"/>
+      <w:r>
+        <w:rPr>
+          <w:rFonts w:ascii="微软雅黑" w:eastAsia="微软雅黑" w:hAnsi="微软雅黑"/>
+          <w:b/>
+          <w:sz w:val="18"/>
+        </w:rPr>
+        <w:t>/</w:t>
+      </w:r>
+      <w:r>
+        <w:rPr>
+          <w:rFonts w:ascii="微软雅黑" w:eastAsia="微软雅黑" w:hAnsi="微软雅黑"/>
+        </w:rPr>
+        <w:t xml:space="preserve">  —</w:t>
+      </w:r>
+      <w:proofErr w:type="gramEnd"/>
+      <w:r>
+        <w:rPr>
+          <w:rFonts w:ascii="微软雅黑" w:eastAsia="微软雅黑" w:hAnsi="微软雅黑"/>
+        </w:rPr>
+        <w:t xml:space="preserve"> Python </w:t>
+      </w:r>
+      <w:proofErr w:type="spellStart"/>
+      <w:r>
+        <w:rPr>
+          <w:rFonts w:ascii="微软雅黑" w:eastAsia="微软雅黑" w:hAnsi="微软雅黑"/>
+        </w:rPr>
+        <w:t>版备用实现（OpenAI</w:t>
+      </w:r>
+      <w:proofErr w:type="spellEnd"/>
+      <w:r>
+        <w:rPr>
+          <w:rFonts w:ascii="微软雅黑" w:eastAsia="微软雅黑" w:hAnsi="微软雅黑"/>
+        </w:rPr>
+        <w:t xml:space="preserve"> Responses API / Codex CLI）</w:t>
       </w:r>
     </w:p>
     <w:p>
       <w:pPr>
         <w:rPr>
-          <w:rFonts w:ascii="微软雅黑" w:eastAsia="微软雅黑" w:hAnsi="微软雅黑"/>
-        </w:rPr>
-      </w:pPr>
+          <w:rFonts w:ascii="微软雅黑" w:eastAsia="微软雅黑" w:hAnsi="微软雅黑" w:hint="eastAsia"/>
+        </w:rPr>
+      </w:pPr>
+      <w:proofErr w:type="gramStart"/>
       <w:r>
         <w:rPr>
           <w:rFonts w:ascii="微软雅黑" w:eastAsia="微软雅黑" w:hAnsi="微软雅黑"/>
           <w:b/>
           <w:sz w:val="18"/>
         </w:rPr>
-        <w:t>.env.example</w:t>
-      </w:r>
-      <w:r>
-        <w:rPr>
-          <w:rFonts w:ascii="微软雅黑" w:eastAsia="微软雅黑" w:hAnsi="微软雅黑"/>
-        </w:rPr>
-        <w:t xml:space="preserve">  — 配置文件模板</w:t>
-      </w:r>
+        <w:t>.</w:t>
+      </w:r>
+      <w:proofErr w:type="spellStart"/>
+      <w:r>
+        <w:rPr>
+          <w:rFonts w:ascii="微软雅黑" w:eastAsia="微软雅黑" w:hAnsi="微软雅黑"/>
+          <w:b/>
+          <w:sz w:val="18"/>
+        </w:rPr>
+        <w:t>env</w:t>
+      </w:r>
+      <w:proofErr w:type="gramEnd"/>
+      <w:r>
+        <w:rPr>
+          <w:rFonts w:ascii="微软雅黑" w:eastAsia="微软雅黑" w:hAnsi="微软雅黑"/>
+          <w:b/>
+          <w:sz w:val="18"/>
+        </w:rPr>
+        <w:t>.</w:t>
+      </w:r>
+      <w:proofErr w:type="gramStart"/>
+      <w:r>
+        <w:rPr>
+          <w:rFonts w:ascii="微软雅黑" w:eastAsia="微软雅黑" w:hAnsi="微软雅黑"/>
+          <w:b/>
+          <w:sz w:val="18"/>
+        </w:rPr>
+        <w:t>example</w:t>
+      </w:r>
+      <w:proofErr w:type="spellEnd"/>
+      <w:r>
+        <w:rPr>
+          <w:rFonts w:ascii="微软雅黑" w:eastAsia="微软雅黑" w:hAnsi="微软雅黑"/>
+        </w:rPr>
+        <w:t xml:space="preserve">  —</w:t>
+      </w:r>
+      <w:proofErr w:type="gramEnd"/>
+      <w:r>
+        <w:rPr>
+          <w:rFonts w:ascii="微软雅黑" w:eastAsia="微软雅黑" w:hAnsi="微软雅黑"/>
+        </w:rPr>
+        <w:t xml:space="preserve"> </w:t>
+      </w:r>
+      <w:proofErr w:type="spellStart"/>
+      <w:r>
+        <w:rPr>
+          <w:rFonts w:ascii="微软雅黑" w:eastAsia="微软雅黑" w:hAnsi="微软雅黑"/>
+        </w:rPr>
+        <w:t>配置文件模板</w:t>
+      </w:r>
+      <w:proofErr w:type="spellEnd"/>
     </w:p>
     <w:p>
       <w:pPr>
         <w:rPr>
-          <w:rFonts w:ascii="微软雅黑" w:eastAsia="微软雅黑" w:hAnsi="微软雅黑"/>
-        </w:rPr>
-      </w:pPr>
+          <w:rFonts w:ascii="微软雅黑" w:eastAsia="微软雅黑" w:hAnsi="微软雅黑" w:hint="eastAsia"/>
+        </w:rPr>
+      </w:pPr>
+      <w:proofErr w:type="spellStart"/>
+      <w:proofErr w:type="gramStart"/>
       <w:r>
         <w:rPr>
           <w:rFonts w:ascii="微软雅黑" w:eastAsia="微软雅黑" w:hAnsi="微软雅黑"/>
@@ -2971,19 +4891,30 @@
         </w:rPr>
         <w:t>package.json</w:t>
       </w:r>
-      <w:r>
-        <w:rPr>
-          <w:rFonts w:ascii="微软雅黑" w:eastAsia="微软雅黑" w:hAnsi="微软雅黑"/>
-        </w:rPr>
-        <w:t xml:space="preserve">  — Node.js 项目配置与依赖声明</w:t>
-      </w:r>
+      <w:proofErr w:type="spellEnd"/>
+      <w:proofErr w:type="gramEnd"/>
+      <w:r>
+        <w:rPr>
+          <w:rFonts w:ascii="微软雅黑" w:eastAsia="微软雅黑" w:hAnsi="微软雅黑"/>
+        </w:rPr>
+        <w:t xml:space="preserve">  — Node.js </w:t>
+      </w:r>
+      <w:proofErr w:type="spellStart"/>
+      <w:r>
+        <w:rPr>
+          <w:rFonts w:ascii="微软雅黑" w:eastAsia="微软雅黑" w:hAnsi="微软雅黑"/>
+        </w:rPr>
+        <w:t>项目配置与依赖声明</w:t>
+      </w:r>
+      <w:proofErr w:type="spellEnd"/>
     </w:p>
     <w:p>
       <w:pPr>
         <w:rPr>
-          <w:rFonts w:ascii="微软雅黑" w:eastAsia="微软雅黑" w:hAnsi="微软雅黑"/>
-        </w:rPr>
-      </w:pPr>
+          <w:rFonts w:ascii="微软雅黑" w:eastAsia="微软雅黑" w:hAnsi="微软雅黑" w:hint="eastAsia"/>
+        </w:rPr>
+      </w:pPr>
+      <w:proofErr w:type="gramStart"/>
       <w:r>
         <w:rPr>
           <w:rFonts w:ascii="微软雅黑" w:eastAsia="微软雅黑" w:hAnsi="微软雅黑"/>
@@ -2996,15 +4927,31 @@
         <w:rPr>
           <w:rFonts w:ascii="微软雅黑" w:eastAsia="微软雅黑" w:hAnsi="微软雅黑"/>
         </w:rPr>
-        <w:t xml:space="preserve">  — 项目说明</w:t>
-      </w:r>
+        <w:t xml:space="preserve">  —</w:t>
+      </w:r>
+      <w:proofErr w:type="gramEnd"/>
+      <w:r>
+        <w:rPr>
+          <w:rFonts w:ascii="微软雅黑" w:eastAsia="微软雅黑" w:hAnsi="微软雅黑"/>
+        </w:rPr>
+        <w:t xml:space="preserve"> </w:t>
+      </w:r>
+      <w:proofErr w:type="spellStart"/>
+      <w:r>
+        <w:rPr>
+          <w:rFonts w:ascii="微软雅黑" w:eastAsia="微软雅黑" w:hAnsi="微软雅黑"/>
+        </w:rPr>
+        <w:t>项目说明</w:t>
+      </w:r>
+      <w:proofErr w:type="spellEnd"/>
     </w:p>
     <w:p>
       <w:pPr>
         <w:rPr>
-          <w:rFonts w:ascii="微软雅黑" w:eastAsia="微软雅黑" w:hAnsi="微软雅黑"/>
-        </w:rPr>
-      </w:pPr>
+          <w:rFonts w:ascii="微软雅黑" w:eastAsia="微软雅黑" w:hAnsi="微软雅黑" w:hint="eastAsia"/>
+        </w:rPr>
+      </w:pPr>
+      <w:proofErr w:type="gramStart"/>
       <w:r>
         <w:rPr>
           <w:rFonts w:ascii="微软雅黑" w:eastAsia="微软雅黑" w:hAnsi="微软雅黑"/>
@@ -3017,14 +4964,35 @@
         <w:rPr>
           <w:rFonts w:ascii="微软雅黑" w:eastAsia="微软雅黑" w:hAnsi="微软雅黑"/>
         </w:rPr>
-        <w:t xml:space="preserve">  — 使用指南文档（本文件）</w:t>
+        <w:t xml:space="preserve">  —</w:t>
+      </w:r>
+      <w:proofErr w:type="gramEnd"/>
+      <w:r>
+        <w:rPr>
+          <w:rFonts w:ascii="微软雅黑" w:eastAsia="微软雅黑" w:hAnsi="微软雅黑"/>
+        </w:rPr>
+        <w:t xml:space="preserve"> </w:t>
+      </w:r>
+      <w:proofErr w:type="spellStart"/>
+      <w:r>
+        <w:rPr>
+          <w:rFonts w:ascii="微软雅黑" w:eastAsia="微软雅黑" w:hAnsi="微软雅黑"/>
+        </w:rPr>
+        <w:t>使用指南文档（本文件</w:t>
+      </w:r>
+      <w:proofErr w:type="spellEnd"/>
+      <w:r>
+        <w:rPr>
+          <w:rFonts w:ascii="微软雅黑" w:eastAsia="微软雅黑" w:hAnsi="微软雅黑"/>
+        </w:rPr>
+        <w:t>）</w:t>
       </w:r>
     </w:p>
     <w:p>
       <w:pPr>
         <w:pStyle w:val="1"/>
         <w:rPr>
-          <w:rFonts w:ascii="微软雅黑" w:eastAsia="微软雅黑" w:hAnsi="微软雅黑"/>
+          <w:rFonts w:ascii="微软雅黑" w:eastAsia="微软雅黑" w:hAnsi="微软雅黑" w:hint="eastAsia"/>
         </w:rPr>
       </w:pPr>
       <w:r>
@@ -3032,26 +5000,114 @@
           <w:rFonts w:ascii="微软雅黑" w:eastAsia="微软雅黑" w:hAnsi="微软雅黑"/>
         </w:rPr>
         <w:lastRenderedPageBreak/>
-        <w:t>10. 安全提示</w:t>
-      </w:r>
+        <w:t xml:space="preserve">10. </w:t>
+      </w:r>
+      <w:proofErr w:type="spellStart"/>
+      <w:r>
+        <w:rPr>
+          <w:rFonts w:ascii="微软雅黑" w:eastAsia="微软雅黑" w:hAnsi="微软雅黑"/>
+        </w:rPr>
+        <w:t>安全提示</w:t>
+      </w:r>
+      <w:proofErr w:type="spellEnd"/>
     </w:p>
     <w:p>
       <w:pPr>
         <w:rPr>
-          <w:rFonts w:ascii="微软雅黑" w:eastAsia="微软雅黑" w:hAnsi="微软雅黑"/>
-        </w:rPr>
-      </w:pPr>
-      <w:r>
-        <w:rPr>
-          <w:rFonts w:ascii="微软雅黑" w:eastAsia="微软雅黑" w:hAnsi="微软雅黑"/>
-        </w:rPr>
-        <w:t>0. 绝对不要将 .env 文件提交到 Git 仓库。.gitignore 已排除该文件。</w:t>
+          <w:rFonts w:ascii="微软雅黑" w:eastAsia="微软雅黑" w:hAnsi="微软雅黑" w:hint="eastAsia"/>
+        </w:rPr>
+      </w:pPr>
+      <w:r>
+        <w:rPr>
+          <w:rFonts w:ascii="微软雅黑" w:eastAsia="微软雅黑" w:hAnsi="微软雅黑"/>
+        </w:rPr>
+        <w:t xml:space="preserve">0. </w:t>
+      </w:r>
+      <w:proofErr w:type="spellStart"/>
+      <w:proofErr w:type="gramStart"/>
+      <w:r>
+        <w:rPr>
+          <w:rFonts w:ascii="微软雅黑" w:eastAsia="微软雅黑" w:hAnsi="微软雅黑"/>
+        </w:rPr>
+        <w:t>绝对不要将</w:t>
+      </w:r>
+      <w:proofErr w:type="spellEnd"/>
+      <w:r>
+        <w:rPr>
+          <w:rFonts w:ascii="微软雅黑" w:eastAsia="微软雅黑" w:hAnsi="微软雅黑"/>
+        </w:rPr>
+        <w:t xml:space="preserve"> .env</w:t>
+      </w:r>
+      <w:proofErr w:type="gramEnd"/>
+      <w:r>
+        <w:rPr>
+          <w:rFonts w:ascii="微软雅黑" w:eastAsia="微软雅黑" w:hAnsi="微软雅黑"/>
+        </w:rPr>
+        <w:t xml:space="preserve"> </w:t>
+      </w:r>
+      <w:proofErr w:type="spellStart"/>
+      <w:r>
+        <w:rPr>
+          <w:rFonts w:ascii="微软雅黑" w:eastAsia="微软雅黑" w:hAnsi="微软雅黑"/>
+        </w:rPr>
+        <w:t>文件提交到</w:t>
+      </w:r>
+      <w:proofErr w:type="spellEnd"/>
+      <w:r>
+        <w:rPr>
+          <w:rFonts w:ascii="微软雅黑" w:eastAsia="微软雅黑" w:hAnsi="微软雅黑"/>
+        </w:rPr>
+        <w:t xml:space="preserve"> Git </w:t>
+      </w:r>
+      <w:proofErr w:type="spellStart"/>
+      <w:r>
+        <w:rPr>
+          <w:rFonts w:ascii="微软雅黑" w:eastAsia="微软雅黑" w:hAnsi="微软雅黑"/>
+        </w:rPr>
+        <w:t>仓库</w:t>
+      </w:r>
+      <w:proofErr w:type="spellEnd"/>
+      <w:proofErr w:type="gramStart"/>
+      <w:r>
+        <w:rPr>
+          <w:rFonts w:ascii="微软雅黑" w:eastAsia="微软雅黑" w:hAnsi="微软雅黑"/>
+        </w:rPr>
+        <w:t>。.</w:t>
+      </w:r>
+      <w:proofErr w:type="spellStart"/>
+      <w:r>
+        <w:rPr>
+          <w:rFonts w:ascii="微软雅黑" w:eastAsia="微软雅黑" w:hAnsi="微软雅黑"/>
+        </w:rPr>
+        <w:t>gitignore</w:t>
+      </w:r>
+      <w:proofErr w:type="spellEnd"/>
+      <w:proofErr w:type="gramEnd"/>
+      <w:r>
+        <w:rPr>
+          <w:rFonts w:ascii="微软雅黑" w:eastAsia="微软雅黑" w:hAnsi="微软雅黑"/>
+        </w:rPr>
+        <w:t xml:space="preserve"> </w:t>
+      </w:r>
+      <w:proofErr w:type="spellStart"/>
+      <w:r>
+        <w:rPr>
+          <w:rFonts w:ascii="微软雅黑" w:eastAsia="微软雅黑" w:hAnsi="微软雅黑"/>
+        </w:rPr>
+        <w:t>已排除该文件</w:t>
+      </w:r>
+      <w:proofErr w:type="spellEnd"/>
+      <w:r>
+        <w:rPr>
+          <w:rFonts w:ascii="微软雅黑" w:eastAsia="微软雅黑" w:hAnsi="微软雅黑"/>
+        </w:rPr>
+        <w:t>。</w:t>
       </w:r>
     </w:p>
     <w:p>
       <w:pPr>
         <w:rPr>
-          <w:rFonts w:ascii="微软雅黑" w:eastAsia="微软雅黑" w:hAnsi="微软雅黑"/>
+          <w:rFonts w:ascii="微软雅黑" w:eastAsia="微软雅黑" w:hAnsi="微软雅黑" w:hint="eastAsia"/>
           <w:lang w:eastAsia="zh-CN"/>
         </w:rPr>
       </w:pPr>
@@ -3060,13 +5116,45 @@
           <w:rFonts w:ascii="微软雅黑" w:eastAsia="微软雅黑" w:hAnsi="微软雅黑"/>
           <w:lang w:eastAsia="zh-CN"/>
         </w:rPr>
-        <w:t>1. 机器人具有执行系统命令和操控桌面的能力，请仅在受信任的小群或私聊中使用。</w:t>
+        <w:t>1. 机器人具有执行系统命令和操控桌面的能力，</w:t>
+      </w:r>
+      <w:proofErr w:type="gramStart"/>
+      <w:r>
+        <w:rPr>
+          <w:rFonts w:ascii="微软雅黑" w:eastAsia="微软雅黑" w:hAnsi="微软雅黑"/>
+          <w:lang w:eastAsia="zh-CN"/>
+        </w:rPr>
+        <w:t>请仅在</w:t>
+      </w:r>
+      <w:proofErr w:type="gramEnd"/>
+      <w:r>
+        <w:rPr>
+          <w:rFonts w:ascii="微软雅黑" w:eastAsia="微软雅黑" w:hAnsi="微软雅黑"/>
+          <w:lang w:eastAsia="zh-CN"/>
+        </w:rPr>
+        <w:t>受信任的小群</w:t>
+      </w:r>
+      <w:proofErr w:type="gramStart"/>
+      <w:r>
+        <w:rPr>
+          <w:rFonts w:ascii="微软雅黑" w:eastAsia="微软雅黑" w:hAnsi="微软雅黑"/>
+          <w:lang w:eastAsia="zh-CN"/>
+        </w:rPr>
+        <w:t>或私聊中</w:t>
+      </w:r>
+      <w:proofErr w:type="gramEnd"/>
+      <w:r>
+        <w:rPr>
+          <w:rFonts w:ascii="微软雅黑" w:eastAsia="微软雅黑" w:hAnsi="微软雅黑"/>
+          <w:lang w:eastAsia="zh-CN"/>
+        </w:rPr>
+        <w:t>使用。</w:t>
       </w:r>
     </w:p>
     <w:p>
       <w:pPr>
         <w:rPr>
-          <w:rFonts w:ascii="微软雅黑" w:eastAsia="微软雅黑" w:hAnsi="微软雅黑"/>
+          <w:rFonts w:ascii="微软雅黑" w:eastAsia="微软雅黑" w:hAnsi="微软雅黑" w:hint="eastAsia"/>
           <w:lang w:eastAsia="zh-CN"/>
         </w:rPr>
       </w:pPr>
@@ -3081,7 +5169,7 @@
     <w:p>
       <w:pPr>
         <w:rPr>
-          <w:rFonts w:ascii="微软雅黑" w:eastAsia="微软雅黑" w:hAnsi="微软雅黑"/>
+          <w:rFonts w:ascii="微软雅黑" w:eastAsia="微软雅黑" w:hAnsi="微软雅黑" w:hint="eastAsia"/>
           <w:lang w:eastAsia="zh-CN"/>
         </w:rPr>
       </w:pPr>
@@ -3096,7 +5184,7 @@
     <w:p>
       <w:pPr>
         <w:rPr>
-          <w:rFonts w:ascii="微软雅黑" w:eastAsia="微软雅黑" w:hAnsi="微软雅黑"/>
+          <w:rFonts w:ascii="微软雅黑" w:eastAsia="微软雅黑" w:hAnsi="微软雅黑" w:hint="eastAsia"/>
           <w:lang w:eastAsia="zh-CN"/>
         </w:rPr>
       </w:pPr>
@@ -3111,7 +5199,7 @@
     <w:p>
       <w:pPr>
         <w:rPr>
-          <w:rFonts w:ascii="微软雅黑" w:eastAsia="微软雅黑" w:hAnsi="微软雅黑"/>
+          <w:rFonts w:ascii="微软雅黑" w:eastAsia="微软雅黑" w:hAnsi="微软雅黑" w:hint="eastAsia"/>
           <w:lang w:eastAsia="zh-CN"/>
         </w:rPr>
       </w:pPr>
@@ -3120,14 +5208,30 @@
           <w:rFonts w:ascii="微软雅黑" w:eastAsia="微软雅黑" w:hAnsi="微软雅黑"/>
           <w:lang w:eastAsia="zh-CN"/>
         </w:rPr>
-        <w:t>5. 部署到服务器时，请确保网络安全，不要将服务暴露在公网。</w:t>
+        <w:t>5. 部署到服务器时，</w:t>
+      </w:r>
+      <w:proofErr w:type="gramStart"/>
+      <w:r>
+        <w:rPr>
+          <w:rFonts w:ascii="微软雅黑" w:eastAsia="微软雅黑" w:hAnsi="微软雅黑"/>
+          <w:lang w:eastAsia="zh-CN"/>
+        </w:rPr>
+        <w:t>请确保</w:t>
+      </w:r>
+      <w:proofErr w:type="gramEnd"/>
+      <w:r>
+        <w:rPr>
+          <w:rFonts w:ascii="微软雅黑" w:eastAsia="微软雅黑" w:hAnsi="微软雅黑"/>
+          <w:lang w:eastAsia="zh-CN"/>
+        </w:rPr>
+        <w:t>网络安全，不要将服务暴露在公网。</w:t>
       </w:r>
     </w:p>
     <w:p>
       <w:pPr>
         <w:pStyle w:val="1"/>
         <w:rPr>
-          <w:rFonts w:ascii="微软雅黑" w:eastAsia="微软雅黑" w:hAnsi="微软雅黑"/>
+          <w:rFonts w:ascii="微软雅黑" w:eastAsia="微软雅黑" w:hAnsi="微软雅黑" w:hint="eastAsia"/>
           <w:lang w:eastAsia="zh-CN"/>
         </w:rPr>
       </w:pPr>
@@ -3142,7 +5246,7 @@
     <w:p>
       <w:pPr>
         <w:rPr>
-          <w:rFonts w:ascii="微软雅黑" w:eastAsia="微软雅黑" w:hAnsi="微软雅黑"/>
+          <w:rFonts w:ascii="微软雅黑" w:eastAsia="微软雅黑" w:hAnsi="微软雅黑" w:hint="eastAsia"/>
           <w:lang w:eastAsia="zh-CN"/>
         </w:rPr>
       </w:pPr>
@@ -3158,7 +5262,7 @@
     <w:p>
       <w:pPr>
         <w:rPr>
-          <w:rFonts w:ascii="微软雅黑" w:eastAsia="微软雅黑" w:hAnsi="微软雅黑"/>
+          <w:rFonts w:ascii="微软雅黑" w:eastAsia="微软雅黑" w:hAnsi="微软雅黑" w:hint="eastAsia"/>
           <w:lang w:eastAsia="zh-CN"/>
         </w:rPr>
       </w:pPr>
@@ -3167,13 +5271,45 @@
           <w:rFonts w:ascii="微软雅黑" w:eastAsia="微软雅黑" w:hAnsi="微软雅黑"/>
           <w:lang w:eastAsia="zh-CN"/>
         </w:rPr>
-        <w:t>A: 检查飞书应用是否已发布、事件订阅是否开启长连接、权限是否已配置。在群聊中使用时需要 @机器人。</w:t>
+        <w:t>A: 检查飞</w:t>
+      </w:r>
+      <w:proofErr w:type="gramStart"/>
+      <w:r>
+        <w:rPr>
+          <w:rFonts w:ascii="微软雅黑" w:eastAsia="微软雅黑" w:hAnsi="微软雅黑"/>
+          <w:lang w:eastAsia="zh-CN"/>
+        </w:rPr>
+        <w:t>书应用</w:t>
+      </w:r>
+      <w:proofErr w:type="gramEnd"/>
+      <w:r>
+        <w:rPr>
+          <w:rFonts w:ascii="微软雅黑" w:eastAsia="微软雅黑" w:hAnsi="微软雅黑"/>
+          <w:lang w:eastAsia="zh-CN"/>
+        </w:rPr>
+        <w:t>是否已发布、事件订阅是否开启长连接、权限是否已配置。</w:t>
+      </w:r>
+      <w:proofErr w:type="gramStart"/>
+      <w:r>
+        <w:rPr>
+          <w:rFonts w:ascii="微软雅黑" w:eastAsia="微软雅黑" w:hAnsi="微软雅黑"/>
+          <w:lang w:eastAsia="zh-CN"/>
+        </w:rPr>
+        <w:t>在群聊中</w:t>
+      </w:r>
+      <w:proofErr w:type="gramEnd"/>
+      <w:r>
+        <w:rPr>
+          <w:rFonts w:ascii="微软雅黑" w:eastAsia="微软雅黑" w:hAnsi="微软雅黑"/>
+          <w:lang w:eastAsia="zh-CN"/>
+        </w:rPr>
+        <w:t>使用时需要 @机器人。</w:t>
       </w:r>
     </w:p>
     <w:p>
       <w:pPr>
         <w:rPr>
-          <w:rFonts w:ascii="微软雅黑" w:eastAsia="微软雅黑" w:hAnsi="微软雅黑"/>
+          <w:rFonts w:ascii="微软雅黑" w:eastAsia="微软雅黑" w:hAnsi="微软雅黑" w:hint="eastAsia"/>
           <w:lang w:eastAsia="zh-CN"/>
         </w:rPr>
       </w:pPr>
@@ -3189,20 +5325,70 @@
     <w:p>
       <w:pPr>
         <w:rPr>
-          <w:rFonts w:ascii="微软雅黑" w:eastAsia="微软雅黑" w:hAnsi="微软雅黑"/>
-        </w:rPr>
-      </w:pPr>
-      <w:r>
-        <w:rPr>
-          <w:rFonts w:ascii="微软雅黑" w:eastAsia="微软雅黑" w:hAnsi="微软雅黑"/>
-        </w:rPr>
-        <w:t>A: 检查 .env 文件是否存在、格式是否正确。确保 FEISHU_APP_ID、FEISHU_APP_SECRET、DEEPSEEK_API_KEY 都已填写。</w:t>
+          <w:rFonts w:ascii="微软雅黑" w:eastAsia="微软雅黑" w:hAnsi="微软雅黑" w:hint="eastAsia"/>
+        </w:rPr>
+      </w:pPr>
+      <w:r>
+        <w:rPr>
+          <w:rFonts w:ascii="微软雅黑" w:eastAsia="微软雅黑" w:hAnsi="微软雅黑"/>
+        </w:rPr>
+        <w:t xml:space="preserve">A: </w:t>
+      </w:r>
+      <w:proofErr w:type="spellStart"/>
+      <w:proofErr w:type="gramStart"/>
+      <w:r>
+        <w:rPr>
+          <w:rFonts w:ascii="微软雅黑" w:eastAsia="微软雅黑" w:hAnsi="微软雅黑"/>
+        </w:rPr>
+        <w:t>检查</w:t>
+      </w:r>
+      <w:proofErr w:type="spellEnd"/>
+      <w:r>
+        <w:rPr>
+          <w:rFonts w:ascii="微软雅黑" w:eastAsia="微软雅黑" w:hAnsi="微软雅黑"/>
+        </w:rPr>
+        <w:t xml:space="preserve"> .env</w:t>
+      </w:r>
+      <w:proofErr w:type="gramEnd"/>
+      <w:r>
+        <w:rPr>
+          <w:rFonts w:ascii="微软雅黑" w:eastAsia="微软雅黑" w:hAnsi="微软雅黑"/>
+        </w:rPr>
+        <w:t xml:space="preserve"> </w:t>
+      </w:r>
+      <w:proofErr w:type="spellStart"/>
+      <w:r>
+        <w:rPr>
+          <w:rFonts w:ascii="微软雅黑" w:eastAsia="微软雅黑" w:hAnsi="微软雅黑"/>
+        </w:rPr>
+        <w:t>文件是否存在、格式是否正确。确保</w:t>
+      </w:r>
+      <w:proofErr w:type="spellEnd"/>
+      <w:r>
+        <w:rPr>
+          <w:rFonts w:ascii="微软雅黑" w:eastAsia="微软雅黑" w:hAnsi="微软雅黑"/>
+        </w:rPr>
+        <w:t xml:space="preserve"> FEISHU_APP_ID、FEISHU_APP_SECRET、DEEPSEEK_API_KEY </w:t>
+      </w:r>
+      <w:proofErr w:type="spellStart"/>
+      <w:r>
+        <w:rPr>
+          <w:rFonts w:ascii="微软雅黑" w:eastAsia="微软雅黑" w:hAnsi="微软雅黑"/>
+        </w:rPr>
+        <w:t>都已填写</w:t>
+      </w:r>
+      <w:proofErr w:type="spellEnd"/>
+      <w:r>
+        <w:rPr>
+          <w:rFonts w:ascii="微软雅黑" w:eastAsia="微软雅黑" w:hAnsi="微软雅黑"/>
+        </w:rPr>
+        <w:t>。</w:t>
       </w:r>
     </w:p>
     <w:p>
       <w:pPr>
         <w:rPr>
-          <w:rFonts w:ascii="微软雅黑" w:eastAsia="微软雅黑" w:hAnsi="微软雅黑"/>
+          <w:rFonts w:ascii="微软雅黑" w:eastAsia="微软雅黑" w:hAnsi="微软雅黑" w:hint="eastAsia"/>
         </w:rPr>
       </w:pPr>
       <w:r>
@@ -3210,26 +5396,70 @@
           <w:rFonts w:ascii="微软雅黑" w:eastAsia="微软雅黑" w:hAnsi="微软雅黑"/>
           <w:b/>
         </w:rPr>
-        <w:t>Q: DeepSeek API 返回错误？</w:t>
+        <w:t xml:space="preserve">Q: DeepSeek API </w:t>
+      </w:r>
+      <w:proofErr w:type="spellStart"/>
+      <w:r>
+        <w:rPr>
+          <w:rFonts w:ascii="微软雅黑" w:eastAsia="微软雅黑" w:hAnsi="微软雅黑"/>
+          <w:b/>
+        </w:rPr>
+        <w:t>返回错误</w:t>
+      </w:r>
+      <w:proofErr w:type="spellEnd"/>
+      <w:r>
+        <w:rPr>
+          <w:rFonts w:ascii="微软雅黑" w:eastAsia="微软雅黑" w:hAnsi="微软雅黑"/>
+          <w:b/>
+        </w:rPr>
+        <w:t>？</w:t>
       </w:r>
     </w:p>
     <w:p>
       <w:pPr>
         <w:rPr>
-          <w:rFonts w:ascii="微软雅黑" w:eastAsia="微软雅黑" w:hAnsi="微软雅黑"/>
-        </w:rPr>
-      </w:pPr>
-      <w:r>
-        <w:rPr>
-          <w:rFonts w:ascii="微软雅黑" w:eastAsia="微软雅黑" w:hAnsi="微软雅黑"/>
-        </w:rPr>
-        <w:t>A: 检查 API Key 是否正确、账户是否有余额、网络是否能访问 api.deepseek.com。</w:t>
+          <w:rFonts w:ascii="微软雅黑" w:eastAsia="微软雅黑" w:hAnsi="微软雅黑" w:hint="eastAsia"/>
+        </w:rPr>
+      </w:pPr>
+      <w:r>
+        <w:rPr>
+          <w:rFonts w:ascii="微软雅黑" w:eastAsia="微软雅黑" w:hAnsi="微软雅黑"/>
+        </w:rPr>
+        <w:t xml:space="preserve">A: </w:t>
+      </w:r>
+      <w:proofErr w:type="spellStart"/>
+      <w:r>
+        <w:rPr>
+          <w:rFonts w:ascii="微软雅黑" w:eastAsia="微软雅黑" w:hAnsi="微软雅黑"/>
+        </w:rPr>
+        <w:t>检查</w:t>
+      </w:r>
+      <w:proofErr w:type="spellEnd"/>
+      <w:r>
+        <w:rPr>
+          <w:rFonts w:ascii="微软雅黑" w:eastAsia="微软雅黑" w:hAnsi="微软雅黑"/>
+        </w:rPr>
+        <w:t xml:space="preserve"> API Key </w:t>
+      </w:r>
+      <w:proofErr w:type="spellStart"/>
+      <w:r>
+        <w:rPr>
+          <w:rFonts w:ascii="微软雅黑" w:eastAsia="微软雅黑" w:hAnsi="微软雅黑"/>
+        </w:rPr>
+        <w:t>是否正确、账户是否有余额、网络是否能访问</w:t>
+      </w:r>
+      <w:proofErr w:type="spellEnd"/>
+      <w:r>
+        <w:rPr>
+          <w:rFonts w:ascii="微软雅黑" w:eastAsia="微软雅黑" w:hAnsi="微软雅黑"/>
+        </w:rPr>
+        <w:t xml:space="preserve"> api.deepseek.com。</w:t>
       </w:r>
     </w:p>
     <w:p>
       <w:pPr>
         <w:rPr>
-          <w:rFonts w:ascii="微软雅黑" w:eastAsia="微软雅黑" w:hAnsi="微软雅黑"/>
+          <w:rFonts w:ascii="微软雅黑" w:eastAsia="微软雅黑" w:hAnsi="微软雅黑" w:hint="eastAsia"/>
         </w:rPr>
       </w:pPr>
       <w:r>
@@ -3237,26 +5467,84 @@
           <w:rFonts w:ascii="微软雅黑" w:eastAsia="微软雅黑" w:hAnsi="微软雅黑"/>
           <w:b/>
         </w:rPr>
-        <w:t>Q: 鼠标键盘操控不生效？</w:t>
+        <w:t xml:space="preserve">Q: </w:t>
+      </w:r>
+      <w:proofErr w:type="spellStart"/>
+      <w:r>
+        <w:rPr>
+          <w:rFonts w:ascii="微软雅黑" w:eastAsia="微软雅黑" w:hAnsi="微软雅黑"/>
+          <w:b/>
+        </w:rPr>
+        <w:t>鼠标键盘操控不生效</w:t>
+      </w:r>
+      <w:proofErr w:type="spellEnd"/>
+      <w:r>
+        <w:rPr>
+          <w:rFonts w:ascii="微软雅黑" w:eastAsia="微软雅黑" w:hAnsi="微软雅黑"/>
+          <w:b/>
+        </w:rPr>
+        <w:t>？</w:t>
       </w:r>
     </w:p>
     <w:p>
       <w:pPr>
         <w:rPr>
-          <w:rFonts w:ascii="微软雅黑" w:eastAsia="微软雅黑" w:hAnsi="微软雅黑"/>
-        </w:rPr>
-      </w:pPr>
-      <w:r>
-        <w:rPr>
-          <w:rFonts w:ascii="微软雅黑" w:eastAsia="微软雅黑" w:hAnsi="微软雅黑"/>
-        </w:rPr>
-        <w:t>A: 这些功能依赖 Windows API，请确保在 Windows 系统上运行。某些操作可能需要管理员权限。</w:t>
+          <w:rFonts w:ascii="微软雅黑" w:eastAsia="微软雅黑" w:hAnsi="微软雅黑" w:hint="eastAsia"/>
+        </w:rPr>
+      </w:pPr>
+      <w:r>
+        <w:rPr>
+          <w:rFonts w:ascii="微软雅黑" w:eastAsia="微软雅黑" w:hAnsi="微软雅黑"/>
+        </w:rPr>
+        <w:t xml:space="preserve">A: </w:t>
+      </w:r>
+      <w:proofErr w:type="spellStart"/>
+      <w:r>
+        <w:rPr>
+          <w:rFonts w:ascii="微软雅黑" w:eastAsia="微软雅黑" w:hAnsi="微软雅黑"/>
+        </w:rPr>
+        <w:t>这些功能依赖</w:t>
+      </w:r>
+      <w:proofErr w:type="spellEnd"/>
+      <w:r>
+        <w:rPr>
+          <w:rFonts w:ascii="微软雅黑" w:eastAsia="微软雅黑" w:hAnsi="微软雅黑"/>
+        </w:rPr>
+        <w:t xml:space="preserve"> Windows </w:t>
+      </w:r>
+      <w:proofErr w:type="spellStart"/>
+      <w:r>
+        <w:rPr>
+          <w:rFonts w:ascii="微软雅黑" w:eastAsia="微软雅黑" w:hAnsi="微软雅黑"/>
+        </w:rPr>
+        <w:t>API，请确保在</w:t>
+      </w:r>
+      <w:proofErr w:type="spellEnd"/>
+      <w:r>
+        <w:rPr>
+          <w:rFonts w:ascii="微软雅黑" w:eastAsia="微软雅黑" w:hAnsi="微软雅黑"/>
+        </w:rPr>
+        <w:t xml:space="preserve"> Windows </w:t>
+      </w:r>
+      <w:proofErr w:type="spellStart"/>
+      <w:r>
+        <w:rPr>
+          <w:rFonts w:ascii="微软雅黑" w:eastAsia="微软雅黑" w:hAnsi="微软雅黑"/>
+        </w:rPr>
+        <w:t>系统上运行。某些操作可能需要管理员权限</w:t>
+      </w:r>
+      <w:proofErr w:type="spellEnd"/>
+      <w:r>
+        <w:rPr>
+          <w:rFonts w:ascii="微软雅黑" w:eastAsia="微软雅黑" w:hAnsi="微软雅黑"/>
+        </w:rPr>
+        <w:t>。</w:t>
       </w:r>
     </w:p>
     <w:p>
       <w:pPr>
         <w:rPr>
-          <w:rFonts w:ascii="微软雅黑" w:eastAsia="微软雅黑" w:hAnsi="微软雅黑"/>
+          <w:rFonts w:ascii="微软雅黑" w:eastAsia="微软雅黑" w:hAnsi="微软雅黑" w:hint="eastAsia"/>
         </w:rPr>
       </w:pPr>
       <w:r>
@@ -3264,13 +5552,29 @@
           <w:rFonts w:ascii="微软雅黑" w:eastAsia="微软雅黑" w:hAnsi="微软雅黑"/>
           <w:b/>
         </w:rPr>
-        <w:t>Q: 程序启动搜索不到？</w:t>
+        <w:t xml:space="preserve">Q: </w:t>
+      </w:r>
+      <w:proofErr w:type="spellStart"/>
+      <w:r>
+        <w:rPr>
+          <w:rFonts w:ascii="微软雅黑" w:eastAsia="微软雅黑" w:hAnsi="微软雅黑"/>
+          <w:b/>
+        </w:rPr>
+        <w:t>程序启动搜索不到</w:t>
+      </w:r>
+      <w:proofErr w:type="spellEnd"/>
+      <w:r>
+        <w:rPr>
+          <w:rFonts w:ascii="微软雅黑" w:eastAsia="微软雅黑" w:hAnsi="微软雅黑"/>
+          <w:b/>
+        </w:rPr>
+        <w:t>？</w:t>
       </w:r>
     </w:p>
     <w:p>
       <w:pPr>
         <w:rPr>
-          <w:rFonts w:ascii="微软雅黑" w:eastAsia="微软雅黑" w:hAnsi="微软雅黑"/>
+          <w:rFonts w:ascii="微软雅黑" w:eastAsia="微软雅黑" w:hAnsi="微软雅黑" w:hint="eastAsia"/>
         </w:rPr>
       </w:pPr>
       <w:r>
@@ -3278,13 +5582,27 @@
           <w:rFonts w:ascii="微软雅黑" w:eastAsia="微软雅黑" w:hAnsi="微软雅黑"/>
         </w:rPr>
         <w:lastRenderedPageBreak/>
-        <w:t>A: start 命令会自动搜索常见位置。如果仍找不到，请提供程序的完整安装路径。</w:t>
+        <w:t xml:space="preserve">A: start </w:t>
+      </w:r>
+      <w:proofErr w:type="spellStart"/>
+      <w:r>
+        <w:rPr>
+          <w:rFonts w:ascii="微软雅黑" w:eastAsia="微软雅黑" w:hAnsi="微软雅黑"/>
+        </w:rPr>
+        <w:t>命令会自动搜索常见位置。如果仍找不到，请提供程序的完整安装路径</w:t>
+      </w:r>
+      <w:proofErr w:type="spellEnd"/>
+      <w:r>
+        <w:rPr>
+          <w:rFonts w:ascii="微软雅黑" w:eastAsia="微软雅黑" w:hAnsi="微软雅黑"/>
+        </w:rPr>
+        <w:t>。</w:t>
       </w:r>
     </w:p>
     <w:p>
       <w:pPr>
         <w:rPr>
-          <w:rFonts w:ascii="微软雅黑" w:eastAsia="微软雅黑" w:hAnsi="微软雅黑"/>
+          <w:rFonts w:ascii="微软雅黑" w:eastAsia="微软雅黑" w:hAnsi="微软雅黑" w:hint="eastAsia"/>
         </w:rPr>
       </w:pPr>
       <w:r>
@@ -3292,27 +5610,123 @@
           <w:rFonts w:ascii="微软雅黑" w:eastAsia="微软雅黑" w:hAnsi="微软雅黑"/>
           <w:b/>
         </w:rPr>
-        <w:t>Q: 如何切换 AI 模型？</w:t>
+        <w:t xml:space="preserve">Q: </w:t>
+      </w:r>
+      <w:proofErr w:type="spellStart"/>
+      <w:r>
+        <w:rPr>
+          <w:rFonts w:ascii="微软雅黑" w:eastAsia="微软雅黑" w:hAnsi="微软雅黑"/>
+          <w:b/>
+        </w:rPr>
+        <w:t>如何切换</w:t>
+      </w:r>
+      <w:proofErr w:type="spellEnd"/>
+      <w:r>
+        <w:rPr>
+          <w:rFonts w:ascii="微软雅黑" w:eastAsia="微软雅黑" w:hAnsi="微软雅黑"/>
+          <w:b/>
+        </w:rPr>
+        <w:t xml:space="preserve"> AI </w:t>
+      </w:r>
+      <w:proofErr w:type="spellStart"/>
+      <w:r>
+        <w:rPr>
+          <w:rFonts w:ascii="微软雅黑" w:eastAsia="微软雅黑" w:hAnsi="微软雅黑"/>
+          <w:b/>
+        </w:rPr>
+        <w:t>模型</w:t>
+      </w:r>
+      <w:proofErr w:type="spellEnd"/>
+      <w:r>
+        <w:rPr>
+          <w:rFonts w:ascii="微软雅黑" w:eastAsia="微软雅黑" w:hAnsi="微软雅黑"/>
+          <w:b/>
+        </w:rPr>
+        <w:t>？</w:t>
       </w:r>
     </w:p>
     <w:p>
       <w:pPr>
         <w:rPr>
-          <w:rFonts w:ascii="微软雅黑" w:eastAsia="微软雅黑" w:hAnsi="微软雅黑"/>
-        </w:rPr>
-      </w:pPr>
-      <w:r>
-        <w:rPr>
-          <w:rFonts w:ascii="微软雅黑" w:eastAsia="微软雅黑" w:hAnsi="微软雅黑"/>
-        </w:rPr>
-        <w:t>A: 修改 .env 中的 DEEPSEEK_MODEL 和 DEEPSEEK_BASE_URL，可切换为其他兼容 OpenAI API 的模型。</w:t>
+          <w:rFonts w:ascii="微软雅黑" w:eastAsia="微软雅黑" w:hAnsi="微软雅黑" w:hint="eastAsia"/>
+        </w:rPr>
+      </w:pPr>
+      <w:r>
+        <w:rPr>
+          <w:rFonts w:ascii="微软雅黑" w:eastAsia="微软雅黑" w:hAnsi="微软雅黑"/>
+        </w:rPr>
+        <w:t xml:space="preserve">A: </w:t>
+      </w:r>
+      <w:proofErr w:type="spellStart"/>
+      <w:proofErr w:type="gramStart"/>
+      <w:r>
+        <w:rPr>
+          <w:rFonts w:ascii="微软雅黑" w:eastAsia="微软雅黑" w:hAnsi="微软雅黑"/>
+        </w:rPr>
+        <w:t>修改</w:t>
+      </w:r>
+      <w:proofErr w:type="spellEnd"/>
+      <w:r>
+        <w:rPr>
+          <w:rFonts w:ascii="微软雅黑" w:eastAsia="微软雅黑" w:hAnsi="微软雅黑"/>
+        </w:rPr>
+        <w:t xml:space="preserve"> .env</w:t>
+      </w:r>
+      <w:proofErr w:type="gramEnd"/>
+      <w:r>
+        <w:rPr>
+          <w:rFonts w:ascii="微软雅黑" w:eastAsia="微软雅黑" w:hAnsi="微软雅黑"/>
+        </w:rPr>
+        <w:t xml:space="preserve"> </w:t>
+      </w:r>
+      <w:proofErr w:type="spellStart"/>
+      <w:r>
+        <w:rPr>
+          <w:rFonts w:ascii="微软雅黑" w:eastAsia="微软雅黑" w:hAnsi="微软雅黑"/>
+        </w:rPr>
+        <w:t>中的</w:t>
+      </w:r>
+      <w:proofErr w:type="spellEnd"/>
+      <w:r>
+        <w:rPr>
+          <w:rFonts w:ascii="微软雅黑" w:eastAsia="微软雅黑" w:hAnsi="微软雅黑"/>
+        </w:rPr>
+        <w:t xml:space="preserve"> DEEPSEEK_MODEL 和 </w:t>
+      </w:r>
+      <w:proofErr w:type="spellStart"/>
+      <w:r>
+        <w:rPr>
+          <w:rFonts w:ascii="微软雅黑" w:eastAsia="微软雅黑" w:hAnsi="微软雅黑"/>
+        </w:rPr>
+        <w:t>DEEPSEEK_BASE_URL，可切换为其他兼容</w:t>
+      </w:r>
+      <w:proofErr w:type="spellEnd"/>
+      <w:r>
+        <w:rPr>
+          <w:rFonts w:ascii="微软雅黑" w:eastAsia="微软雅黑" w:hAnsi="微软雅黑"/>
+        </w:rPr>
+        <w:t xml:space="preserve"> OpenAI API </w:t>
+      </w:r>
+      <w:proofErr w:type="spellStart"/>
+      <w:r>
+        <w:rPr>
+          <w:rFonts w:ascii="微软雅黑" w:eastAsia="微软雅黑" w:hAnsi="微软雅黑"/>
+        </w:rPr>
+        <w:t>的模型</w:t>
+      </w:r>
+      <w:proofErr w:type="spellEnd"/>
+      <w:r>
+        <w:rPr>
+          <w:rFonts w:ascii="微软雅黑" w:eastAsia="微软雅黑" w:hAnsi="微软雅黑"/>
+        </w:rPr>
+        <w:t>。</w:t>
       </w:r>
     </w:p>
     <w:p>
       <w:pPr>
         <w:pStyle w:val="1"/>
         <w:rPr>
-          <w:rFonts w:ascii="微软雅黑" w:eastAsia="微软雅黑" w:hAnsi="微软雅黑"/>
+          <w:rFonts w:ascii="微软雅黑" w:eastAsia="微软雅黑" w:hAnsi="微软雅黑" w:hint="eastAsia"/>
           <w:lang w:eastAsia="zh-CN"/>
         </w:rPr>
       </w:pPr>
@@ -3327,7 +5741,7 @@
     <w:p>
       <w:pPr>
         <w:rPr>
-          <w:rFonts w:ascii="微软雅黑" w:eastAsia="微软雅黑" w:hAnsi="微软雅黑"/>
+          <w:rFonts w:ascii="微软雅黑" w:eastAsia="微软雅黑" w:hAnsi="微软雅黑" w:hint="eastAsia"/>
           <w:lang w:eastAsia="zh-CN"/>
         </w:rPr>
       </w:pPr>
@@ -4158,7 +6572,6 @@
   <w:style w:type="character" w:default="1" w:styleId="a2">
     <w:name w:val="Default Paragraph Font"/>
     <w:uiPriority w:val="1"/>
-    <w:semiHidden/>
     <w:unhideWhenUsed/>
   </w:style>
   <w:style w:type="table" w:default="1" w:styleId="a3">
